--- a/CMA_Summaries_B2_Ch06.docx
+++ b/CMA_Summaries_B2_Ch06.docx
@@ -1870,7 +1870,7 @@
           <w:sz w:val="15"/>
           <w:szCs w:val="15"/>
         </w:rPr>
-        <w:t xml:space="preserve">The bars are drawn to scale.</w:t>
+        <w:t xml:space="preserve">The parts add up to the total; the bars are to scale.</w:t>
       </w:r>
     </w:p>
     <w:p>
@@ -1881,7 +1881,7 @@
       <w:r>
         <w:drawing>
           <wp:inline distT="0" distB="0" distL="0" distR="0">
-            <wp:extent cx="5734050" cy="1644775"/>
+            <wp:extent cx="5734050" cy="1810750"/>
             <wp:effectExtent t="0" r="0" b="0" l="0"/>
             <wp:docPr id="1" name="" descr="" title=""/>
             <wp:cNvGraphicFramePr>
@@ -1906,7 +1906,7 @@
                   <pic:spPr bwMode="auto">
                     <a:xfrm>
                       <a:off x="0" y="0"/>
-                      <a:ext cx="5734050" cy="1644775"/>
+                      <a:ext cx="5734050" cy="1810750"/>
                     </a:xfrm>
                     <a:prstGeom prst="rect">
                       <a:avLst/>
@@ -3783,7 +3783,7 @@
       <w:r>
         <w:drawing>
           <wp:inline distT="0" distB="0" distL="0" distR="0">
-            <wp:extent cx="5734050" cy="2912300"/>
+            <wp:extent cx="5734050" cy="2074825"/>
             <wp:effectExtent t="0" r="0" b="0" l="0"/>
             <wp:docPr id="1" name="" descr="" title=""/>
             <wp:cNvGraphicFramePr>
@@ -3808,7 +3808,7 @@
                   <pic:spPr bwMode="auto">
                     <a:xfrm>
                       <a:off x="0" y="0"/>
-                      <a:ext cx="5734050" cy="2912300"/>
+                      <a:ext cx="5734050" cy="2074825"/>
                     </a:xfrm>
                     <a:prstGeom prst="rect">
                       <a:avLst/>
@@ -3876,25 +3876,13 @@
                 <w:sz w:val="16"/>
                 <w:szCs w:val="16"/>
               </w:rPr>
-              <w:t xml:space="preserve">indirect materials   ·   manufacturing overhead   ·   control account</w:t>
+              <w:t xml:space="preserve">materials requisition   ·   indirect materials   ·   control account</w:t>
             </w:r>
           </w:p>
         </w:tc>
       </w:tr>
     </w:tbl>
     <w:p/>
-    <w:p>
-      <w:pPr>
-        <w:pageBreakBefore w:val="true"/>
-        <w:spacing w:after="0"/>
-      </w:pPr>
-      <w:r>
-        <w:rPr>
-          <w:sz w:val="2"/>
-        </w:rPr>
-        <w:t xml:space="preserve"> </w:t>
-      </w:r>
-    </w:p>
     <w:tbl>
       <w:tblPr>
         <w:tblW w:type="pct" w:w="100%"/>
@@ -4620,7 +4608,7 @@
                 <w:sz w:val="16"/>
                 <w:szCs w:val="16"/>
               </w:rPr>
-              <w:t xml:space="preserve">indirect materials</w:t>
+              <w:t xml:space="preserve">materials requisition</w:t>
             </w:r>
           </w:p>
         </w:tc>
@@ -4688,7 +4676,7 @@
                 <w:sz w:val="16"/>
                 <w:szCs w:val="16"/>
               </w:rPr>
-              <w:t xml:space="preserve">manufacturing overhead</w:t>
+              <w:t xml:space="preserve">indirect materials</w:t>
             </w:r>
           </w:p>
         </w:tc>
@@ -5526,6 +5514,142 @@
                 <w:szCs w:val="16"/>
               </w:rPr>
               <w:t xml:space="preserve">accounts   ·   imputation   ·   overhead</w:t>
+            </w:r>
+          </w:p>
+        </w:tc>
+      </w:tr>
+    </w:tbl>
+    <w:p/>
+    <w:p>
+      <w:pPr>
+        <w:spacing w:before="44" w:after="10"/>
+      </w:pPr>
+      <w:r>
+        <w:rPr>
+          <w:b/>
+          <w:bCs/>
+          <w:color w:val="353A7C"/>
+          <w:sz w:val="18"/>
+          <w:szCs w:val="18"/>
+        </w:rPr>
+        <w:t xml:space="preserve">The English this section uses, and its Arabic</w:t>
+      </w:r>
+    </w:p>
+    <w:p>
+      <w:pPr>
+        <w:spacing w:before="0" w:after="12"/>
+      </w:pPr>
+      <w:r>
+        <w:rPr>
+          <w:color w:val="6B7280"/>
+          <w:sz w:val="15"/>
+          <w:szCs w:val="15"/>
+        </w:rPr>
+        <w:t xml:space="preserve">Each term sits against what it means.</w:t>
+      </w:r>
+    </w:p>
+    <w:p>
+      <w:pPr>
+        <w:spacing w:after="40" w:before="90"/>
+        <w:jc w:val="center"/>
+      </w:pPr>
+      <w:r>
+        <w:drawing>
+          <wp:inline distT="0" distB="0" distL="0" distR="0">
+            <wp:extent cx="5734050" cy="2218175"/>
+            <wp:effectExtent t="0" r="0" b="0" l="0"/>
+            <wp:docPr id="1" name="" descr="" title=""/>
+            <wp:cNvGraphicFramePr>
+              <a:graphicFrameLocks xmlns:a="http://schemas.openxmlformats.org/drawingml/2006/main" noChangeAspect="1"/>
+            </wp:cNvGraphicFramePr>
+            <a:graphic xmlns:a="http://schemas.openxmlformats.org/drawingml/2006/main">
+              <a:graphicData uri="http://schemas.openxmlformats.org/drawingml/2006/picture">
+                <pic:pic xmlns:pic="http://schemas.openxmlformats.org/drawingml/2006/picture">
+                  <pic:nvPicPr>
+                    <pic:cNvPr id="0" name="" descr=""/>
+                    <pic:cNvPicPr>
+                      <a:picLocks noChangeAspect="1" noChangeArrowheads="1"/>
+                    </pic:cNvPicPr>
+                  </pic:nvPicPr>
+                  <pic:blipFill>
+                    <a:blip r:embed="rId105" cstate="none"/>
+                    <a:srcRect/>
+                    <a:stretch>
+                      <a:fillRect/>
+                    </a:stretch>
+                  </pic:blipFill>
+                  <pic:spPr bwMode="auto">
+                    <a:xfrm>
+                      <a:off x="0" y="0"/>
+                      <a:ext cx="5734050" cy="2218175"/>
+                    </a:xfrm>
+                    <a:prstGeom prst="rect">
+                      <a:avLst/>
+                    </a:prstGeom>
+                  </pic:spPr>
+                </pic:pic>
+              </a:graphicData>
+            </a:graphic>
+          </wp:inline>
+        </w:drawing>
+      </w:r>
+    </w:p>
+    <w:tbl>
+      <w:tblPr>
+        <w:tblW w:type="pct" w:w="100%"/>
+        <w:tblLayout w:type="fixed"/>
+        <w:tblBorders>
+          <w:top w:val="single" w:color="FBFAF6" w:sz="4"/>
+          <w:left w:val="single" w:color="FBFAF6" w:sz="4"/>
+          <w:bottom w:val="single" w:color="FBFAF6" w:sz="4"/>
+          <w:right w:val="single" w:color="FBFAF6" w:sz="4"/>
+          <w:insideH w:val="single" w:color="FBFAF6" w:sz="4"/>
+          <w:insideV w:val="single" w:color="FBFAF6" w:sz="4"/>
+        </w:tblBorders>
+      </w:tblPr>
+      <w:tblGrid>
+        <w:gridCol w:w="9600"/>
+      </w:tblGrid>
+      <w:tr>
+        <w:tc>
+          <w:tcPr>
+            <w:tcW w:type="pct" w:w="5000"/>
+            <w:shd w:fill="FBFAF6" w:val="clear"/>
+            <w:tcMar>
+              <w:top w:type="dxa" w:w="40"/>
+              <w:left w:type="dxa" w:w="100"/>
+              <w:bottom w:type="dxa" w:w="40"/>
+              <w:right w:type="dxa" w:w="100"/>
+            </w:tcMar>
+          </w:tcPr>
+          <w:p>
+            <w:pPr>
+              <w:spacing w:before="18" w:after="6"/>
+            </w:pPr>
+            <w:r>
+              <w:rPr>
+                <w:b/>
+                <w:bCs/>
+                <w:color w:val="6B7280"/>
+                <w:sz w:val="14"/>
+                <w:szCs w:val="14"/>
+              </w:rPr>
+              <w:t xml:space="preserve">word list</w:t>
+            </w:r>
+          </w:p>
+          <w:p>
+            <w:pPr>
+              <w:spacing w:before="0" w:after="18"/>
+            </w:pPr>
+            <w:r>
+              <w:rPr>
+                <w:b/>
+                <w:bCs/>
+                <w:color w:val="353A7C"/>
+                <w:sz w:val="16"/>
+                <w:szCs w:val="16"/>
+              </w:rPr>
+              <w:t xml:space="preserve">control account   ·   applied overhead   ·   manufacturing overhead</w:t>
             </w:r>
           </w:p>
         </w:tc>
@@ -5910,14 +6034,14 @@
                 <w:sz w:val="16"/>
                 <w:szCs w:val="16"/>
               </w:rPr>
-              <w:t xml:space="preserve">7  </w:t>
-            </w:r>
-            <w:r>
-              <w:rPr>
-                <w:sz w:val="16"/>
-                <w:szCs w:val="16"/>
-              </w:rPr>
-              <w:t xml:space="preserve">credit</w:t>
+              <w:t xml:space="preserve">8  </w:t>
+            </w:r>
+            <w:r>
+              <w:rPr>
+                <w:sz w:val="16"/>
+                <w:szCs w:val="16"/>
+              </w:rPr>
+              <w:t xml:space="preserve">depreciation</w:t>
             </w:r>
           </w:p>
         </w:tc>
@@ -5978,14 +6102,14 @@
                 <w:sz w:val="16"/>
                 <w:szCs w:val="16"/>
               </w:rPr>
-              <w:t xml:space="preserve">8  </w:t>
-            </w:r>
-            <w:r>
-              <w:rPr>
-                <w:sz w:val="16"/>
-                <w:szCs w:val="16"/>
-              </w:rPr>
-              <w:t xml:space="preserve">depreciation</w:t>
+              <w:t xml:space="preserve">9  </w:t>
+            </w:r>
+            <w:r>
+              <w:rPr>
+                <w:sz w:val="16"/>
+                <w:szCs w:val="16"/>
+              </w:rPr>
+              <w:t xml:space="preserve">debited</w:t>
             </w:r>
           </w:p>
         </w:tc>
@@ -6046,14 +6170,14 @@
                 <w:sz w:val="16"/>
                 <w:szCs w:val="16"/>
               </w:rPr>
-              <w:t xml:space="preserve">9  </w:t>
-            </w:r>
-            <w:r>
-              <w:rPr>
-                <w:sz w:val="16"/>
-                <w:szCs w:val="16"/>
-              </w:rPr>
-              <w:t xml:space="preserve">debited</w:t>
+              <w:t xml:space="preserve">10  </w:t>
+            </w:r>
+            <w:r>
+              <w:rPr>
+                <w:sz w:val="16"/>
+                <w:szCs w:val="16"/>
+              </w:rPr>
+              <w:t xml:space="preserve">accounts</w:t>
             </w:r>
           </w:p>
         </w:tc>
@@ -6114,14 +6238,14 @@
                 <w:sz w:val="16"/>
                 <w:szCs w:val="16"/>
               </w:rPr>
-              <w:t xml:space="preserve">10  </w:t>
-            </w:r>
-            <w:r>
-              <w:rPr>
-                <w:sz w:val="16"/>
-                <w:szCs w:val="16"/>
-              </w:rPr>
-              <w:t xml:space="preserve">accounts</w:t>
+              <w:t xml:space="preserve">11  </w:t>
+            </w:r>
+            <w:r>
+              <w:rPr>
+                <w:sz w:val="16"/>
+                <w:szCs w:val="16"/>
+              </w:rPr>
+              <w:t xml:space="preserve">imputation</w:t>
             </w:r>
           </w:p>
         </w:tc>
@@ -6182,14 +6306,14 @@
                 <w:sz w:val="16"/>
                 <w:szCs w:val="16"/>
               </w:rPr>
-              <w:t xml:space="preserve">11  </w:t>
-            </w:r>
-            <w:r>
-              <w:rPr>
-                <w:sz w:val="16"/>
-                <w:szCs w:val="16"/>
-              </w:rPr>
-              <w:t xml:space="preserve">imputation</w:t>
+              <w:t xml:space="preserve">12  </w:t>
+            </w:r>
+            <w:r>
+              <w:rPr>
+                <w:sz w:val="16"/>
+                <w:szCs w:val="16"/>
+              </w:rPr>
+              <w:t xml:space="preserve">accounts</w:t>
             </w:r>
           </w:p>
         </w:tc>
@@ -6250,14 +6374,82 @@
                 <w:sz w:val="16"/>
                 <w:szCs w:val="16"/>
               </w:rPr>
-              <w:t xml:space="preserve">12  </w:t>
-            </w:r>
-            <w:r>
-              <w:rPr>
-                <w:sz w:val="16"/>
-                <w:szCs w:val="16"/>
-              </w:rPr>
-              <w:t xml:space="preserve">accounts</w:t>
+              <w:t xml:space="preserve">13  </w:t>
+            </w:r>
+            <w:r>
+              <w:rPr>
+                <w:sz w:val="16"/>
+                <w:szCs w:val="16"/>
+              </w:rPr>
+              <w:t xml:space="preserve">applied overhead</w:t>
+            </w:r>
+          </w:p>
+        </w:tc>
+      </w:tr>
+      <w:tr>
+        <w:tc>
+          <w:tcPr>
+            <w:tcW w:type="pct" w:w="2500"/>
+            <w:tcMar>
+              <w:top w:type="dxa" w:w="20"/>
+              <w:left w:type="dxa" w:w="80"/>
+              <w:bottom w:type="dxa" w:w="20"/>
+              <w:right w:type="dxa" w:w="80"/>
+            </w:tcMar>
+          </w:tcPr>
+          <w:p>
+            <w:pPr>
+              <w:spacing w:before="12" w:after="12"/>
+            </w:pPr>
+            <w:r>
+              <w:rPr>
+                <w:b/>
+                <w:bCs/>
+                <w:color w:val="8186EF"/>
+                <w:sz w:val="16"/>
+                <w:szCs w:val="16"/>
+              </w:rPr>
+              <w:t xml:space="preserve">7  </w:t>
+            </w:r>
+            <w:r>
+              <w:rPr>
+                <w:sz w:val="16"/>
+                <w:szCs w:val="16"/>
+              </w:rPr>
+              <w:t xml:space="preserve">credit</w:t>
+            </w:r>
+          </w:p>
+        </w:tc>
+        <w:tc>
+          <w:tcPr>
+            <w:tcW w:type="pct" w:w="2500"/>
+            <w:tcMar>
+              <w:top w:type="dxa" w:w="20"/>
+              <w:left w:type="dxa" w:w="80"/>
+              <w:bottom w:type="dxa" w:w="20"/>
+              <w:right w:type="dxa" w:w="80"/>
+            </w:tcMar>
+          </w:tcPr>
+          <w:p>
+            <w:pPr>
+              <w:spacing w:before="12" w:after="12"/>
+            </w:pPr>
+            <w:r>
+              <w:rPr>
+                <w:b/>
+                <w:bCs/>
+                <w:color w:val="8186EF"/>
+                <w:sz w:val="16"/>
+                <w:szCs w:val="16"/>
+              </w:rPr>
+              <w:t xml:space="preserve">14  </w:t>
+            </w:r>
+            <w:r>
+              <w:rPr>
+                <w:sz w:val="16"/>
+                <w:szCs w:val="16"/>
+              </w:rPr>
+              <w:t xml:space="preserve">manufacturing overhead</w:t>
             </w:r>
           </w:p>
         </w:tc>
@@ -6874,7 +7066,7 @@
                     </pic:cNvPicPr>
                   </pic:nvPicPr>
                   <pic:blipFill>
-                    <a:blip r:embed="rId105" cstate="none"/>
+                    <a:blip r:embed="rId106" cstate="none"/>
                     <a:srcRect/>
                     <a:stretch>
                       <a:fillRect/>
@@ -6958,6 +7150,154 @@
       </w:tr>
     </w:tbl>
     <w:p/>
+    <w:p>
+      <w:pPr>
+        <w:spacing w:before="44" w:after="10"/>
+      </w:pPr>
+      <w:r>
+        <w:rPr>
+          <w:b/>
+          <w:bCs/>
+          <w:color w:val="353A7C"/>
+          <w:sz w:val="18"/>
+          <w:szCs w:val="18"/>
+        </w:rPr>
+        <w:t xml:space="preserve">The English this section uses, and its Arabic</w:t>
+      </w:r>
+    </w:p>
+    <w:p>
+      <w:pPr>
+        <w:spacing w:before="0" w:after="12"/>
+      </w:pPr>
+      <w:r>
+        <w:rPr>
+          <w:color w:val="6B7280"/>
+          <w:sz w:val="15"/>
+          <w:szCs w:val="15"/>
+        </w:rPr>
+        <w:t xml:space="preserve">Each term sits against what it means.</w:t>
+      </w:r>
+    </w:p>
+    <w:p>
+      <w:pPr>
+        <w:spacing w:after="40" w:before="90"/>
+        <w:jc w:val="center"/>
+      </w:pPr>
+      <w:r>
+        <w:drawing>
+          <wp:inline distT="0" distB="0" distL="0" distR="0">
+            <wp:extent cx="5734050" cy="2074825"/>
+            <wp:effectExtent t="0" r="0" b="0" l="0"/>
+            <wp:docPr id="1" name="" descr="" title=""/>
+            <wp:cNvGraphicFramePr>
+              <a:graphicFrameLocks xmlns:a="http://schemas.openxmlformats.org/drawingml/2006/main" noChangeAspect="1"/>
+            </wp:cNvGraphicFramePr>
+            <a:graphic xmlns:a="http://schemas.openxmlformats.org/drawingml/2006/main">
+              <a:graphicData uri="http://schemas.openxmlformats.org/drawingml/2006/picture">
+                <pic:pic xmlns:pic="http://schemas.openxmlformats.org/drawingml/2006/picture">
+                  <pic:nvPicPr>
+                    <pic:cNvPr id="0" name="" descr=""/>
+                    <pic:cNvPicPr>
+                      <a:picLocks noChangeAspect="1" noChangeArrowheads="1"/>
+                    </pic:cNvPicPr>
+                  </pic:nvPicPr>
+                  <pic:blipFill>
+                    <a:blip r:embed="rId107" cstate="none"/>
+                    <a:srcRect/>
+                    <a:stretch>
+                      <a:fillRect/>
+                    </a:stretch>
+                  </pic:blipFill>
+                  <pic:spPr bwMode="auto">
+                    <a:xfrm>
+                      <a:off x="0" y="0"/>
+                      <a:ext cx="5734050" cy="2074825"/>
+                    </a:xfrm>
+                    <a:prstGeom prst="rect">
+                      <a:avLst/>
+                    </a:prstGeom>
+                  </pic:spPr>
+                </pic:pic>
+              </a:graphicData>
+            </a:graphic>
+          </wp:inline>
+        </w:drawing>
+      </w:r>
+    </w:p>
+    <w:tbl>
+      <w:tblPr>
+        <w:tblW w:type="pct" w:w="100%"/>
+        <w:tblLayout w:type="fixed"/>
+        <w:tblBorders>
+          <w:top w:val="single" w:color="FBFAF6" w:sz="4"/>
+          <w:left w:val="single" w:color="FBFAF6" w:sz="4"/>
+          <w:bottom w:val="single" w:color="FBFAF6" w:sz="4"/>
+          <w:right w:val="single" w:color="FBFAF6" w:sz="4"/>
+          <w:insideH w:val="single" w:color="FBFAF6" w:sz="4"/>
+          <w:insideV w:val="single" w:color="FBFAF6" w:sz="4"/>
+        </w:tblBorders>
+      </w:tblPr>
+      <w:tblGrid>
+        <w:gridCol w:w="9600"/>
+      </w:tblGrid>
+      <w:tr>
+        <w:tc>
+          <w:tcPr>
+            <w:tcW w:type="pct" w:w="5000"/>
+            <w:shd w:fill="FBFAF6" w:val="clear"/>
+            <w:tcMar>
+              <w:top w:type="dxa" w:w="40"/>
+              <w:left w:type="dxa" w:w="100"/>
+              <w:bottom w:type="dxa" w:w="40"/>
+              <w:right w:type="dxa" w:w="100"/>
+            </w:tcMar>
+          </w:tcPr>
+          <w:p>
+            <w:pPr>
+              <w:spacing w:before="18" w:after="6"/>
+            </w:pPr>
+            <w:r>
+              <w:rPr>
+                <w:b/>
+                <w:bCs/>
+                <w:color w:val="6B7280"/>
+                <w:sz w:val="14"/>
+                <w:szCs w:val="14"/>
+              </w:rPr>
+              <w:t xml:space="preserve">word list</w:t>
+            </w:r>
+          </w:p>
+          <w:p>
+            <w:pPr>
+              <w:spacing w:before="0" w:after="18"/>
+            </w:pPr>
+            <w:r>
+              <w:rPr>
+                <w:b/>
+                <w:bCs/>
+                <w:color w:val="353A7C"/>
+                <w:sz w:val="16"/>
+                <w:szCs w:val="16"/>
+              </w:rPr>
+              <w:t xml:space="preserve">work in process   ·   cost of goods manufactured   ·   job order costing</w:t>
+            </w:r>
+          </w:p>
+        </w:tc>
+      </w:tr>
+    </w:tbl>
+    <w:p/>
+    <w:p>
+      <w:pPr>
+        <w:pageBreakBefore w:val="true"/>
+        <w:spacing w:after="0"/>
+      </w:pPr>
+      <w:r>
+        <w:rPr>
+          <w:sz w:val="2"/>
+        </w:rPr>
+        <w:t xml:space="preserve"> </w:t>
+      </w:r>
+    </w:p>
     <w:tbl>
       <w:tblPr>
         <w:tblW w:type="pct" w:w="100%"/>
@@ -7234,14 +7574,14 @@
                 <w:sz w:val="16"/>
                 <w:szCs w:val="16"/>
               </w:rPr>
-              <w:t xml:space="preserve">6  </w:t>
-            </w:r>
-            <w:r>
-              <w:rPr>
-                <w:sz w:val="16"/>
-                <w:szCs w:val="16"/>
-              </w:rPr>
-              <w:t xml:space="preserve">accounts</w:t>
+              <w:t xml:space="preserve">7  </w:t>
+            </w:r>
+            <w:r>
+              <w:rPr>
+                <w:sz w:val="16"/>
+                <w:szCs w:val="16"/>
+              </w:rPr>
+              <w:t xml:space="preserve">Revenue</w:t>
             </w:r>
           </w:p>
         </w:tc>
@@ -7302,14 +7642,14 @@
                 <w:sz w:val="16"/>
                 <w:szCs w:val="16"/>
               </w:rPr>
-              <w:t xml:space="preserve">7  </w:t>
-            </w:r>
-            <w:r>
-              <w:rPr>
-                <w:sz w:val="16"/>
-                <w:szCs w:val="16"/>
-              </w:rPr>
-              <w:t xml:space="preserve">Revenue</w:t>
+              <w:t xml:space="preserve">8  </w:t>
+            </w:r>
+            <w:r>
+              <w:rPr>
+                <w:sz w:val="16"/>
+                <w:szCs w:val="16"/>
+              </w:rPr>
+              <w:t xml:space="preserve">Overhead applied: 2,500 MH × $30</w:t>
             </w:r>
           </w:p>
         </w:tc>
@@ -7370,14 +7710,14 @@
                 <w:sz w:val="16"/>
                 <w:szCs w:val="16"/>
               </w:rPr>
-              <w:t xml:space="preserve">8  </w:t>
-            </w:r>
-            <w:r>
-              <w:rPr>
-                <w:sz w:val="16"/>
-                <w:szCs w:val="16"/>
-              </w:rPr>
-              <w:t xml:space="preserve">Overhead applied: 2,500 MH × $30</w:t>
+              <w:t xml:space="preserve">9  </w:t>
+            </w:r>
+            <w:r>
+              <w:rPr>
+                <w:sz w:val="16"/>
+                <w:szCs w:val="16"/>
+              </w:rPr>
+              <w:t xml:space="preserve">Job cost at March 31</w:t>
             </w:r>
           </w:p>
         </w:tc>
@@ -7438,14 +7778,14 @@
                 <w:sz w:val="16"/>
                 <w:szCs w:val="16"/>
               </w:rPr>
-              <w:t xml:space="preserve">9  </w:t>
-            </w:r>
-            <w:r>
-              <w:rPr>
-                <w:sz w:val="16"/>
-                <w:szCs w:val="16"/>
-              </w:rPr>
-              <w:t xml:space="preserve">Job cost at March 31</w:t>
+              <w:t xml:space="preserve">10  </w:t>
+            </w:r>
+            <w:r>
+              <w:rPr>
+                <w:sz w:val="16"/>
+                <w:szCs w:val="16"/>
+              </w:rPr>
+              <w:t xml:space="preserve">cost of goods manufactured</w:t>
             </w:r>
           </w:p>
         </w:tc>
@@ -7481,6 +7821,74 @@
                 <w:szCs w:val="16"/>
               </w:rPr>
               <w:t xml:space="preserve">sheets</w:t>
+            </w:r>
+          </w:p>
+        </w:tc>
+        <w:tc>
+          <w:tcPr>
+            <w:tcW w:type="pct" w:w="2500"/>
+            <w:tcMar>
+              <w:top w:type="dxa" w:w="20"/>
+              <w:left w:type="dxa" w:w="80"/>
+              <w:bottom w:type="dxa" w:w="20"/>
+              <w:right w:type="dxa" w:w="80"/>
+            </w:tcMar>
+          </w:tcPr>
+          <w:p>
+            <w:pPr>
+              <w:spacing w:before="12" w:after="12"/>
+            </w:pPr>
+            <w:r>
+              <w:rPr>
+                <w:b/>
+                <w:bCs/>
+                <w:color w:val="8186EF"/>
+                <w:sz w:val="16"/>
+                <w:szCs w:val="16"/>
+              </w:rPr>
+              <w:t xml:space="preserve">11  </w:t>
+            </w:r>
+            <w:r>
+              <w:rPr>
+                <w:sz w:val="16"/>
+                <w:szCs w:val="16"/>
+              </w:rPr>
+              <w:t xml:space="preserve">work in process</w:t>
+            </w:r>
+          </w:p>
+        </w:tc>
+      </w:tr>
+      <w:tr>
+        <w:tc>
+          <w:tcPr>
+            <w:tcW w:type="pct" w:w="2500"/>
+            <w:tcMar>
+              <w:top w:type="dxa" w:w="20"/>
+              <w:left w:type="dxa" w:w="80"/>
+              <w:bottom w:type="dxa" w:w="20"/>
+              <w:right w:type="dxa" w:w="80"/>
+            </w:tcMar>
+          </w:tcPr>
+          <w:p>
+            <w:pPr>
+              <w:spacing w:before="12" w:after="12"/>
+            </w:pPr>
+            <w:r>
+              <w:rPr>
+                <w:b/>
+                <w:bCs/>
+                <w:color w:val="8186EF"/>
+                <w:sz w:val="16"/>
+                <w:szCs w:val="16"/>
+              </w:rPr>
+              <w:t xml:space="preserve">6  </w:t>
+            </w:r>
+            <w:r>
+              <w:rPr>
+                <w:sz w:val="16"/>
+                <w:szCs w:val="16"/>
+              </w:rPr>
+              <w:t xml:space="preserve">accounts</w:t>
             </w:r>
           </w:p>
         </w:tc>
@@ -12775,7 +13183,7 @@
                     </pic:cNvPicPr>
                   </pic:nvPicPr>
                   <pic:blipFill>
-                    <a:blip r:embed="rId106" cstate="none"/>
+                    <a:blip r:embed="rId108" cstate="none"/>
                     <a:srcRect/>
                     <a:stretch>
                       <a:fillRect/>
@@ -13173,7 +13581,7 @@
                     </pic:cNvPicPr>
                   </pic:nvPicPr>
                   <pic:blipFill>
-                    <a:blip r:embed="rId107" cstate="none"/>
+                    <a:blip r:embed="rId109" cstate="none"/>
                     <a:srcRect/>
                     <a:stretch>
                       <a:fillRect/>
@@ -14501,7 +14909,7 @@
                     </pic:cNvPicPr>
                   </pic:nvPicPr>
                   <pic:blipFill>
-                    <a:blip r:embed="rId108" cstate="none"/>
+                    <a:blip r:embed="rId110" cstate="none"/>
                     <a:srcRect/>
                     <a:stretch>
                       <a:fillRect/>
@@ -14649,7 +15057,7 @@
                     </pic:cNvPicPr>
                   </pic:nvPicPr>
                   <pic:blipFill>
-                    <a:blip r:embed="rId109" cstate="none"/>
+                    <a:blip r:embed="rId111" cstate="none"/>
                     <a:srcRect/>
                     <a:stretch>
                       <a:fillRect/>
@@ -17810,7 +18218,7 @@
               <w:sz w:val="16"/>
               <w:szCs w:val="16"/>
             </w:rPr>
-            <w:t xml:space="preserve"> of 2</w:t>
+            <w:t xml:space="preserve"> of 1</w:t>
           </w:r>
         </w:p>
       </w:tc>
@@ -18174,7 +18582,7 @@
               <w:sz w:val="16"/>
               <w:szCs w:val="16"/>
             </w:rPr>
-            <w:t xml:space="preserve"> of 1</w:t>
+            <w:t xml:space="preserve"> of 2</w:t>
           </w:r>
         </w:p>
       </w:tc>

--- a/CMA_Summaries_B2_Ch06.docx
+++ b/CMA_Summaries_B2_Ch06.docx
@@ -5239,7 +5239,7 @@
           <w:sz w:val="19"/>
           <w:szCs w:val="19"/>
         </w:rPr>
-        <w:t xml:space="preserve">It stays open until year-end, when. </w:t>
+        <w:t xml:space="preserve">It stays open until year-end. </w:t>
       </w:r>
     </w:p>
     <w:tbl>
@@ -5297,7 +5297,7 @@
                 <w:sz w:val="16"/>
                 <w:szCs w:val="16"/>
               </w:rPr>
-              <w:t xml:space="preserve">Work-in-Process   ·   debited   ·   finished   ·   Spreads   ·   variable   ·   depreciation   ·   credit   ·   normal   ·   equals   ·   overhead   ·   accounts</w:t>
+              <w:t xml:space="preserve">Work-in-Process   ·   debited   ·   finished   ·   Spreads   ·   variable   ·   depreciation   ·   credit   ·   normal   ·   equals   ·   difference   ·   accounts</w:t>
             </w:r>
           </w:p>
         </w:tc>
@@ -5353,29 +5353,6 @@
     <w:p/>
     <w:p>
       <w:pPr>
-        <w:spacing w:before="44" w:after="14"/>
-      </w:pPr>
-      <w:r>
-        <w:rPr>
-          <w:b/>
-          <w:bCs/>
-          <w:color w:val="353A7C"/>
-          <w:sz w:val="18"/>
-          <w:szCs w:val="18"/>
-        </w:rPr>
-        <w:t xml:space="preserve">Summary 2</w:t>
-      </w:r>
-      <w:r>
-        <w:rPr>
-          <w:color w:val="6B7280"/>
-          <w:sz w:val="16"/>
-          <w:szCs w:val="16"/>
-        </w:rPr>
-        <w:t xml:space="preserve">      gaps 11–12</w:t>
-      </w:r>
-    </w:p>
-    <w:p>
-      <w:pPr>
         <w:spacing w:before="20" w:after="20" w:line="360" w:lineRule="auto"/>
         <w:ind w:left="200"/>
       </w:pPr>
@@ -5384,142 +5361,9 @@
           <w:sz w:val="19"/>
           <w:szCs w:val="19"/>
         </w:rPr>
-        <w:t xml:space="preserve">But '</w:t>
-      </w:r>
-      <w:r>
-        <w:rPr>
-          <w:b/>
-          <w:bCs/>
-          <w:color w:val="8186EF"/>
-          <w:sz w:val="15"/>
-          <w:szCs w:val="15"/>
-        </w:rPr>
-        <w:t xml:space="preserve"> (11) </w:t>
-      </w:r>
-      <w:r>
-        <w:rPr>
-          <w:u w:val="single"/>
-          <w:sz w:val="19"/>
-          <w:szCs w:val="19"/>
-        </w:rPr>
-        <w:t xml:space="preserve">            </w:t>
-      </w:r>
-      <w:r>
-        <w:rPr>
-          <w:sz w:val="19"/>
-          <w:szCs w:val="19"/>
-        </w:rPr>
-        <w:t xml:space="preserve"> </w:t>
-      </w:r>
-      <w:r>
-        <w:rPr>
-          <w:sz w:val="19"/>
-          <w:szCs w:val="19"/>
-        </w:rPr>
-        <w:t xml:space="preserve">' in general accounting also means posting an entry. </w:t>
-      </w:r>
-      <w:r>
-        <w:rPr>
-          <w:sz w:val="19"/>
-          <w:szCs w:val="19"/>
-        </w:rPr>
-        <w:t xml:space="preserve">In U.S. terms the </w:t>
-      </w:r>
-      <w:r>
-        <w:rPr>
-          <w:b/>
-          <w:bCs/>
-          <w:color w:val="8186EF"/>
-          <w:sz w:val="15"/>
-          <w:szCs w:val="15"/>
-        </w:rPr>
-        <w:t xml:space="preserve"> (12) </w:t>
-      </w:r>
-      <w:r>
-        <w:rPr>
-          <w:u w:val="single"/>
-          <w:sz w:val="19"/>
-          <w:szCs w:val="19"/>
-        </w:rPr>
-        <w:t xml:space="preserve">           </w:t>
-      </w:r>
-      <w:r>
-        <w:rPr>
-          <w:sz w:val="19"/>
-          <w:szCs w:val="19"/>
-        </w:rPr>
-        <w:t xml:space="preserve"> </w:t>
-      </w:r>
-      <w:r>
-        <w:rPr>
-          <w:sz w:val="19"/>
-          <w:szCs w:val="19"/>
-        </w:rPr>
-        <w:t xml:space="preserve"> are Manufacturing Overhead Control and Manufacturing Overhead Applied. </w:t>
+        <w:t xml:space="preserve">In U.S. terms the accounts are Manufacturing Overhead Control and Manufacturing Overhead Applied.</w:t>
       </w:r>
     </w:p>
-    <w:tbl>
-      <w:tblPr>
-        <w:tblW w:type="pct" w:w="100%"/>
-        <w:tblLayout w:type="fixed"/>
-        <w:tblBorders>
-          <w:top w:val="single" w:color="FBFAF6" w:sz="4"/>
-          <w:left w:val="single" w:color="FBFAF6" w:sz="4"/>
-          <w:bottom w:val="single" w:color="FBFAF6" w:sz="4"/>
-          <w:right w:val="single" w:color="FBFAF6" w:sz="4"/>
-          <w:insideH w:val="single" w:color="FBFAF6" w:sz="4"/>
-          <w:insideV w:val="single" w:color="FBFAF6" w:sz="4"/>
-        </w:tblBorders>
-      </w:tblPr>
-      <w:tblGrid>
-        <w:gridCol w:w="9600"/>
-      </w:tblGrid>
-      <w:tr>
-        <w:tc>
-          <w:tcPr>
-            <w:tcW w:type="pct" w:w="5000"/>
-            <w:shd w:fill="FBFAF6" w:val="clear"/>
-            <w:tcMar>
-              <w:top w:type="dxa" w:w="40"/>
-              <w:left w:type="dxa" w:w="100"/>
-              <w:bottom w:type="dxa" w:w="40"/>
-              <w:right w:type="dxa" w:w="100"/>
-            </w:tcMar>
-          </w:tcPr>
-          <w:p>
-            <w:pPr>
-              <w:spacing w:before="18" w:after="6"/>
-            </w:pPr>
-            <w:r>
-              <w:rPr>
-                <w:b/>
-                <w:bCs/>
-                <w:color w:val="6B7280"/>
-                <w:sz w:val="14"/>
-                <w:szCs w:val="14"/>
-              </w:rPr>
-              <w:t xml:space="preserve">word list</w:t>
-            </w:r>
-          </w:p>
-          <w:p>
-            <w:pPr>
-              <w:spacing w:before="0" w:after="18"/>
-            </w:pPr>
-            <w:r>
-              <w:rPr>
-                <w:b/>
-                <w:bCs/>
-                <w:color w:val="353A7C"/>
-                <w:sz w:val="16"/>
-                <w:szCs w:val="16"/>
-              </w:rPr>
-              <w:t xml:space="preserve">accounts   ·   imputation   ·   overhead</w:t>
-            </w:r>
-          </w:p>
-        </w:tc>
-      </w:tr>
-    </w:tbl>
-    <w:p/>
     <w:p>
       <w:pPr>
         <w:spacing w:before="44" w:after="10"/>
@@ -6034,14 +5878,14 @@
                 <w:sz w:val="16"/>
                 <w:szCs w:val="16"/>
               </w:rPr>
-              <w:t xml:space="preserve">8  </w:t>
-            </w:r>
-            <w:r>
-              <w:rPr>
-                <w:sz w:val="16"/>
-                <w:szCs w:val="16"/>
-              </w:rPr>
-              <w:t xml:space="preserve">depreciation</w:t>
+              <w:t xml:space="preserve">7  </w:t>
+            </w:r>
+            <w:r>
+              <w:rPr>
+                <w:sz w:val="16"/>
+                <w:szCs w:val="16"/>
+              </w:rPr>
+              <w:t xml:space="preserve">credit</w:t>
             </w:r>
           </w:p>
         </w:tc>
@@ -6102,14 +5946,14 @@
                 <w:sz w:val="16"/>
                 <w:szCs w:val="16"/>
               </w:rPr>
-              <w:t xml:space="preserve">9  </w:t>
-            </w:r>
-            <w:r>
-              <w:rPr>
-                <w:sz w:val="16"/>
-                <w:szCs w:val="16"/>
-              </w:rPr>
-              <w:t xml:space="preserve">debited</w:t>
+              <w:t xml:space="preserve">8  </w:t>
+            </w:r>
+            <w:r>
+              <w:rPr>
+                <w:sz w:val="16"/>
+                <w:szCs w:val="16"/>
+              </w:rPr>
+              <w:t xml:space="preserve">depreciation</w:t>
             </w:r>
           </w:p>
         </w:tc>
@@ -6170,14 +6014,14 @@
                 <w:sz w:val="16"/>
                 <w:szCs w:val="16"/>
               </w:rPr>
-              <w:t xml:space="preserve">10  </w:t>
-            </w:r>
-            <w:r>
-              <w:rPr>
-                <w:sz w:val="16"/>
-                <w:szCs w:val="16"/>
-              </w:rPr>
-              <w:t xml:space="preserve">accounts</w:t>
+              <w:t xml:space="preserve">9  </w:t>
+            </w:r>
+            <w:r>
+              <w:rPr>
+                <w:sz w:val="16"/>
+                <w:szCs w:val="16"/>
+              </w:rPr>
+              <w:t xml:space="preserve">debited</w:t>
             </w:r>
           </w:p>
         </w:tc>
@@ -6238,14 +6082,14 @@
                 <w:sz w:val="16"/>
                 <w:szCs w:val="16"/>
               </w:rPr>
-              <w:t xml:space="preserve">11  </w:t>
-            </w:r>
-            <w:r>
-              <w:rPr>
-                <w:sz w:val="16"/>
-                <w:szCs w:val="16"/>
-              </w:rPr>
-              <w:t xml:space="preserve">imputation</w:t>
+              <w:t xml:space="preserve">10  </w:t>
+            </w:r>
+            <w:r>
+              <w:rPr>
+                <w:sz w:val="16"/>
+                <w:szCs w:val="16"/>
+              </w:rPr>
+              <w:t xml:space="preserve">accounts</w:t>
             </w:r>
           </w:p>
         </w:tc>
@@ -6306,14 +6150,14 @@
                 <w:sz w:val="16"/>
                 <w:szCs w:val="16"/>
               </w:rPr>
-              <w:t xml:space="preserve">12  </w:t>
-            </w:r>
-            <w:r>
-              <w:rPr>
-                <w:sz w:val="16"/>
-                <w:szCs w:val="16"/>
-              </w:rPr>
-              <w:t xml:space="preserve">accounts</w:t>
+              <w:t xml:space="preserve">11  </w:t>
+            </w:r>
+            <w:r>
+              <w:rPr>
+                <w:sz w:val="16"/>
+                <w:szCs w:val="16"/>
+              </w:rPr>
+              <w:t xml:space="preserve">applied overhead</w:t>
             </w:r>
           </w:p>
         </w:tc>
@@ -6374,75 +6218,7 @@
                 <w:sz w:val="16"/>
                 <w:szCs w:val="16"/>
               </w:rPr>
-              <w:t xml:space="preserve">13  </w:t>
-            </w:r>
-            <w:r>
-              <w:rPr>
-                <w:sz w:val="16"/>
-                <w:szCs w:val="16"/>
-              </w:rPr>
-              <w:t xml:space="preserve">applied overhead</w:t>
-            </w:r>
-          </w:p>
-        </w:tc>
-      </w:tr>
-      <w:tr>
-        <w:tc>
-          <w:tcPr>
-            <w:tcW w:type="pct" w:w="2500"/>
-            <w:tcMar>
-              <w:top w:type="dxa" w:w="20"/>
-              <w:left w:type="dxa" w:w="80"/>
-              <w:bottom w:type="dxa" w:w="20"/>
-              <w:right w:type="dxa" w:w="80"/>
-            </w:tcMar>
-          </w:tcPr>
-          <w:p>
-            <w:pPr>
-              <w:spacing w:before="12" w:after="12"/>
-            </w:pPr>
-            <w:r>
-              <w:rPr>
-                <w:b/>
-                <w:bCs/>
-                <w:color w:val="8186EF"/>
-                <w:sz w:val="16"/>
-                <w:szCs w:val="16"/>
-              </w:rPr>
-              <w:t xml:space="preserve">7  </w:t>
-            </w:r>
-            <w:r>
-              <w:rPr>
-                <w:sz w:val="16"/>
-                <w:szCs w:val="16"/>
-              </w:rPr>
-              <w:t xml:space="preserve">credit</w:t>
-            </w:r>
-          </w:p>
-        </w:tc>
-        <w:tc>
-          <w:tcPr>
-            <w:tcW w:type="pct" w:w="2500"/>
-            <w:tcMar>
-              <w:top w:type="dxa" w:w="20"/>
-              <w:left w:type="dxa" w:w="80"/>
-              <w:bottom w:type="dxa" w:w="20"/>
-              <w:right w:type="dxa" w:w="80"/>
-            </w:tcMar>
-          </w:tcPr>
-          <w:p>
-            <w:pPr>
-              <w:spacing w:before="12" w:after="12"/>
-            </w:pPr>
-            <w:r>
-              <w:rPr>
-                <w:b/>
-                <w:bCs/>
-                <w:color w:val="8186EF"/>
-                <w:sz w:val="16"/>
-                <w:szCs w:val="16"/>
-              </w:rPr>
-              <w:t xml:space="preserve">14  </w:t>
+              <w:t xml:space="preserve">12  </w:t>
             </w:r>
             <w:r>
               <w:rPr>
@@ -6492,31 +6268,7 @@
           <w:sz w:val="15"/>
           <w:szCs w:val="15"/>
         </w:rPr>
-        <w:t xml:space="preserve">Actual overhead is not known until the end of the year, but a job needs a cost when it is finished. So job costing uses normal costing: overhead is applied with a predetermined rate. For 2027 Tahini &amp; Spreads uses $30 per machine hour: $24 fixed plus $6 variable. Applied overhead equals the actual machine hours used by the job times the predetermined rate. The debit is Work-in-Process Inventory and the credit is Manufacturing Overhead Applied. Actual overhead costs, such as depreciation and utilities, are debited to Manufacturing Overhead Control. The two overhead accounts rarely match during the year. The difference is under- or over-applied overhead. It stays open until year-end, when.</w:t>
-      </w:r>
-    </w:p>
-    <w:p>
-      <w:pPr>
-        <w:spacing w:before="20" w:after="20"/>
-        <w:ind w:left="240" w:hanging="240"/>
-      </w:pPr>
-      <w:r>
-        <w:rPr>
-          <w:b/>
-          <w:bCs/>
-          <w:color w:val="353A7C"/>
-          <w:sz w:val="15"/>
-          <w:szCs w:val="15"/>
-        </w:rPr>
-        <w:t xml:space="preserve">Summary 2   </w:t>
-      </w:r>
-      <w:r>
-        <w:rPr>
-          <w:color w:val="6B7280"/>
-          <w:sz w:val="15"/>
-          <w:szCs w:val="15"/>
-        </w:rPr>
-        <w:t xml:space="preserve">But 'imputation' in general accounting also means posting an entry. In U.S. terms the accounts are Manufacturing Overhead Control and Manufacturing Overhead Applied.</w:t>
+        <w:t xml:space="preserve">Actual overhead is not known until the end of the year, but a job needs a cost when it is finished. So job costing uses normal costing: overhead is applied with a predetermined rate. For 2027 Tahini &amp; Spreads uses $30 per machine hour: $24 fixed plus $6 variable. Applied overhead equals the actual machine hours used by the job times the predetermined rate. The debit is Work-in-Process Inventory and the credit is Manufacturing Overhead Applied. Actual overhead costs, such as depreciation and utilities, are debited to Manufacturing Overhead Control. The two overhead accounts rarely match during the year. The difference is under- or over-applied overhead. It stays open until year-end.</w:t>
       </w:r>
     </w:p>
     <w:p>
@@ -10433,7 +10185,7 @@
                 <w:sz w:val="16"/>
                 <w:szCs w:val="16"/>
               </w:rPr>
-              <w:t xml:space="preserve">follows   ·   calculations   ·   statement   ·   journal   ·   numbers   ·   balances   ·   depreciation   ·   private-label   ·   department   ·   T-accounts   ·   division   ·   documents   ·   values</w:t>
+              <w:t xml:space="preserve">follows   ·   calculations   ·   statement   ·   journal   ·   numbers   ·   questions   ·   depreciation   ·   private-label   ·   department   ·   T-accounts   ·   division   ·   documents   ·   values</w:t>
             </w:r>
           </w:p>
         </w:tc>
@@ -10460,7 +10212,7 @@
           <w:sz w:val="16"/>
           <w:szCs w:val="16"/>
         </w:rPr>
-        <w:t xml:space="preserve">      gaps 13–20</w:t>
+        <w:t xml:space="preserve">      gaps 13–21</w:t>
       </w:r>
     </w:p>
     <w:p>
@@ -10779,6 +10531,45 @@
           <w:szCs w:val="19"/>
         </w:rPr>
         <w:t xml:space="preserve"> overhead = $20,000 + $40,000 + $190,000 = $250,000; underapplied = $19,000. </w:t>
+      </w:r>
+      <w:r>
+        <w:rPr>
+          <w:sz w:val="19"/>
+          <w:szCs w:val="19"/>
+        </w:rPr>
+        <w:t xml:space="preserve">Each entry has equal debits and </w:t>
+      </w:r>
+      <w:r>
+        <w:rPr>
+          <w:b/>
+          <w:bCs/>
+          <w:color w:val="8186EF"/>
+          <w:sz w:val="15"/>
+          <w:szCs w:val="15"/>
+        </w:rPr>
+        <w:t xml:space="preserve"> (21) </w:t>
+      </w:r>
+      <w:r>
+        <w:rPr>
+          <w:u w:val="single"/>
+          <w:sz w:val="19"/>
+          <w:szCs w:val="19"/>
+        </w:rPr>
+        <w:t xml:space="preserve">           </w:t>
+      </w:r>
+      <w:r>
+        <w:rPr>
+          <w:sz w:val="19"/>
+          <w:szCs w:val="19"/>
+        </w:rPr>
+        <w:t xml:space="preserve"> </w:t>
+      </w:r>
+      <w:r>
+        <w:rPr>
+          <w:sz w:val="19"/>
+          <w:szCs w:val="19"/>
+        </w:rPr>
+        <w:t xml:space="preserve">, and the journal totals $2,235,000 on both sides. </w:t>
       </w:r>
     </w:p>
     <w:tbl>
@@ -10836,7 +10627,7 @@
                 <w:sz w:val="16"/>
                 <w:szCs w:val="16"/>
               </w:rPr>
-              <w:t xml:space="preserve">manufactured   ·   Actual   ·   opening   ·   predetermined   ·   schedules   ·   applied   ·   indirect   ·   process   ·   everything</w:t>
+              <w:t xml:space="preserve">manufactured   ·   Actual   ·   opening   ·   predetermined   ·   schedules   ·   applied   ·   indirect   ·   credits   ·   everything   ·   process</w:t>
             </w:r>
           </w:p>
         </w:tc>
@@ -11061,7 +10852,7 @@
                 <w:sz w:val="14"/>
                 <w:szCs w:val="14"/>
               </w:rPr>
-              <w:t xml:space="preserve">(21)</w:t>
+              <w:t xml:space="preserve">(22)</w:t>
             </w:r>
           </w:p>
         </w:tc>
@@ -11160,7 +10951,7 @@
                 <w:sz w:val="14"/>
                 <w:szCs w:val="14"/>
               </w:rPr>
-              <w:t xml:space="preserve">(22)</w:t>
+              <w:t xml:space="preserve">(23)</w:t>
             </w:r>
           </w:p>
         </w:tc>
@@ -11836,7 +11627,7 @@
                 <w:sz w:val="14"/>
                 <w:szCs w:val="14"/>
               </w:rPr>
-              <w:t xml:space="preserve">(23)</w:t>
+              <w:t xml:space="preserve">(24)</w:t>
             </w:r>
           </w:p>
         </w:tc>
@@ -11935,7 +11726,7 @@
                 <w:sz w:val="14"/>
                 <w:szCs w:val="14"/>
               </w:rPr>
-              <w:t xml:space="preserve">(24)</w:t>
+              <w:t xml:space="preserve">(25)</w:t>
             </w:r>
           </w:p>
         </w:tc>
@@ -12322,7 +12113,7 @@
                 <w:sz w:val="14"/>
                 <w:szCs w:val="14"/>
               </w:rPr>
-              <w:t xml:space="preserve">(25)</w:t>
+              <w:t xml:space="preserve">(26)</w:t>
             </w:r>
           </w:p>
         </w:tc>
@@ -12614,7 +12405,7 @@
                 <w:sz w:val="14"/>
                 <w:szCs w:val="14"/>
               </w:rPr>
-              <w:t xml:space="preserve">(26)</w:t>
+              <w:t xml:space="preserve">(27)</w:t>
             </w:r>
           </w:p>
         </w:tc>
@@ -12713,7 +12504,7 @@
                 <w:sz w:val="14"/>
                 <w:szCs w:val="14"/>
               </w:rPr>
-              <w:t xml:space="preserve">(27)</w:t>
+              <w:t xml:space="preserve">(28)</w:t>
             </w:r>
           </w:p>
         </w:tc>
@@ -12908,7 +12699,7 @@
                 <w:sz w:val="14"/>
                 <w:szCs w:val="14"/>
               </w:rPr>
-              <w:t xml:space="preserve">(28)</w:t>
+              <w:t xml:space="preserve">(29)</w:t>
             </w:r>
           </w:p>
         </w:tc>
@@ -13113,6 +12904,175 @@
                 <w:szCs w:val="16"/>
               </w:rPr>
               <w:t xml:space="preserve">Factory supervisor's wages   ·   Raw Materials Inventory   ·   Manufacturing Overhead Applied   ·   Finished Goods Inventory   ·   Accounts Payable   ·   Manufacturing Overhead Control   ·   Service Department Charges   ·   Sales Revenue   ·   Accounts Receivable</w:t>
+            </w:r>
+          </w:p>
+        </w:tc>
+      </w:tr>
+    </w:tbl>
+    <w:p/>
+    <w:p>
+      <w:pPr>
+        <w:spacing w:before="44" w:after="14"/>
+      </w:pPr>
+      <w:r>
+        <w:rPr>
+          <w:b/>
+          <w:bCs/>
+          <w:color w:val="353A7C"/>
+          <w:sz w:val="18"/>
+          <w:szCs w:val="18"/>
+        </w:rPr>
+        <w:t xml:space="preserve">Summary 3</w:t>
+      </w:r>
+      <w:r>
+        <w:rPr>
+          <w:color w:val="6B7280"/>
+          <w:sz w:val="16"/>
+          <w:szCs w:val="16"/>
+        </w:rPr>
+        <w:t xml:space="preserve">      gaps 30–31</w:t>
+      </w:r>
+    </w:p>
+    <w:p>
+      <w:pPr>
+        <w:spacing w:before="20" w:after="20" w:line="360" w:lineRule="auto"/>
+        <w:ind w:left="200"/>
+      </w:pPr>
+      <w:r>
+        <w:rPr>
+          <w:sz w:val="19"/>
+          <w:szCs w:val="19"/>
+        </w:rPr>
+        <w:t xml:space="preserve">Raw </w:t>
+      </w:r>
+      <w:r>
+        <w:rPr>
+          <w:b/>
+          <w:bCs/>
+          <w:color w:val="8186EF"/>
+          <w:sz w:val="15"/>
+          <w:szCs w:val="15"/>
+        </w:rPr>
+        <w:t xml:space="preserve"> (30) </w:t>
+      </w:r>
+      <w:r>
+        <w:rPr>
+          <w:u w:val="single"/>
+          <w:sz w:val="19"/>
+          <w:szCs w:val="19"/>
+        </w:rPr>
+        <w:t xml:space="preserve">           </w:t>
+      </w:r>
+      <w:r>
+        <w:rPr>
+          <w:sz w:val="19"/>
+          <w:szCs w:val="19"/>
+        </w:rPr>
+        <w:t xml:space="preserve"> </w:t>
+      </w:r>
+      <w:r>
+        <w:rPr>
+          <w:sz w:val="19"/>
+          <w:szCs w:val="19"/>
+        </w:rPr>
+        <w:t xml:space="preserve"> closes at $150,000, Work in Process at $205,000 and Finished Goods at $346,000. </w:t>
+      </w:r>
+      <w:r>
+        <w:rPr>
+          <w:sz w:val="19"/>
+          <w:szCs w:val="19"/>
+        </w:rPr>
+        <w:t xml:space="preserve">Gross margin for March is $96,000 before the year-end overhead </w:t>
+      </w:r>
+      <w:r>
+        <w:rPr>
+          <w:b/>
+          <w:bCs/>
+          <w:color w:val="8186EF"/>
+          <w:sz w:val="15"/>
+          <w:szCs w:val="15"/>
+        </w:rPr>
+        <w:t xml:space="preserve"> (31) </w:t>
+      </w:r>
+      <w:r>
+        <w:rPr>
+          <w:u w:val="single"/>
+          <w:sz w:val="19"/>
+          <w:szCs w:val="19"/>
+        </w:rPr>
+        <w:t xml:space="preserve">            </w:t>
+      </w:r>
+      <w:r>
+        <w:rPr>
+          <w:sz w:val="19"/>
+          <w:szCs w:val="19"/>
+        </w:rPr>
+        <w:t xml:space="preserve"> </w:t>
+      </w:r>
+      <w:r>
+        <w:rPr>
+          <w:sz w:val="19"/>
+          <w:szCs w:val="19"/>
+        </w:rPr>
+        <w:t xml:space="preserve">. </w:t>
+      </w:r>
+    </w:p>
+    <w:tbl>
+      <w:tblPr>
+        <w:tblW w:type="pct" w:w="100%"/>
+        <w:tblLayout w:type="fixed"/>
+        <w:tblBorders>
+          <w:top w:val="single" w:color="FBFAF6" w:sz="4"/>
+          <w:left w:val="single" w:color="FBFAF6" w:sz="4"/>
+          <w:bottom w:val="single" w:color="FBFAF6" w:sz="4"/>
+          <w:right w:val="single" w:color="FBFAF6" w:sz="4"/>
+          <w:insideH w:val="single" w:color="FBFAF6" w:sz="4"/>
+          <w:insideV w:val="single" w:color="FBFAF6" w:sz="4"/>
+        </w:tblBorders>
+      </w:tblPr>
+      <w:tblGrid>
+        <w:gridCol w:w="9600"/>
+      </w:tblGrid>
+      <w:tr>
+        <w:tc>
+          <w:tcPr>
+            <w:tcW w:type="pct" w:w="5000"/>
+            <w:shd w:fill="FBFAF6" w:val="clear"/>
+            <w:tcMar>
+              <w:top w:type="dxa" w:w="40"/>
+              <w:left w:type="dxa" w:w="100"/>
+              <w:bottom w:type="dxa" w:w="40"/>
+              <w:right w:type="dxa" w:w="100"/>
+            </w:tcMar>
+          </w:tcPr>
+          <w:p>
+            <w:pPr>
+              <w:spacing w:before="18" w:after="6"/>
+            </w:pPr>
+            <w:r>
+              <w:rPr>
+                <w:b/>
+                <w:bCs/>
+                <w:color w:val="6B7280"/>
+                <w:sz w:val="14"/>
+                <w:szCs w:val="14"/>
+              </w:rPr>
+              <w:t xml:space="preserve">word list</w:t>
+            </w:r>
+          </w:p>
+          <w:p>
+            <w:pPr>
+              <w:spacing w:before="0" w:after="18"/>
+            </w:pPr>
+            <w:r>
+              <w:rPr>
+                <w:b/>
+                <w:bCs/>
+                <w:color w:val="353A7C"/>
+                <w:sz w:val="16"/>
+                <w:szCs w:val="16"/>
+              </w:rPr>
+              <w:t xml:space="preserve">department   ·   adjustment   ·   Materials</w:t>
             </w:r>
           </w:p>
         </w:tc>
@@ -13260,7 +13220,7 @@
                 <w:sz w:val="16"/>
                 <w:szCs w:val="16"/>
               </w:rPr>
-              <w:t xml:space="preserve">Direct labor   ·   Gross margin   ·   predetermined overhead rate   ·   Direct materials used</w:t>
+              <w:t xml:space="preserve">labor time ticket   ·   Cost of goods manufactured   ·   Sales (T-0215 and T-0302)   ·   Add: beginning WIP (T-0302)</w:t>
             </w:r>
           </w:p>
         </w:tc>
@@ -13326,7 +13286,7 @@
           <w:sz w:val="18"/>
           <w:szCs w:val="18"/>
         </w:rPr>
-        <w:t xml:space="preserve">Summary 3</w:t>
+        <w:t xml:space="preserve">Summary 4</w:t>
       </w:r>
       <w:r>
         <w:rPr>
@@ -13334,7 +13294,7 @@
           <w:sz w:val="16"/>
           <w:szCs w:val="16"/>
         </w:rPr>
-        <w:t xml:space="preserve">      gaps 32–34</w:t>
+        <w:t xml:space="preserve">      gaps 35–37</w:t>
       </w:r>
     </w:p>
     <w:p>
@@ -13357,7 +13317,7 @@
           <w:sz w:val="15"/>
           <w:szCs w:val="15"/>
         </w:rPr>
-        <w:t xml:space="preserve"> (32) </w:t>
+        <w:t xml:space="preserve"> (35) </w:t>
       </w:r>
       <w:r>
         <w:rPr>
@@ -13396,7 +13356,7 @@
           <w:sz w:val="15"/>
           <w:szCs w:val="15"/>
         </w:rPr>
-        <w:t xml:space="preserve"> (33) </w:t>
+        <w:t xml:space="preserve"> (36) </w:t>
       </w:r>
       <w:r>
         <w:rPr>
@@ -13435,7 +13395,7 @@
           <w:sz w:val="15"/>
           <w:szCs w:val="15"/>
         </w:rPr>
-        <w:t xml:space="preserve"> (34) </w:t>
+        <w:t xml:space="preserve"> (37) </w:t>
       </w:r>
       <w:r>
         <w:rPr>
@@ -13522,7 +13482,7 @@
                 <w:sz w:val="16"/>
                 <w:szCs w:val="16"/>
               </w:rPr>
-              <w:t xml:space="preserve">materials   ·   process   ·   credits   ·   manufactured</w:t>
+              <w:t xml:space="preserve">process   ·   credits   ·   materials   ·   prepare</w:t>
             </w:r>
           </w:p>
         </w:tc>
@@ -13658,7 +13618,7 @@
                 <w:sz w:val="16"/>
                 <w:szCs w:val="16"/>
               </w:rPr>
-              <w:t xml:space="preserve">Finished goods   ·   applied overhead</w:t>
+              <w:t xml:space="preserve">Work in process   ·   predetermined overhead rate</w:t>
             </w:r>
           </w:p>
         </w:tc>
@@ -13736,7 +13696,7 @@
           <w:sz w:val="18"/>
           <w:szCs w:val="18"/>
         </w:rPr>
-        <w:t xml:space="preserve">Summary 4</w:t>
+        <w:t xml:space="preserve">Summary 5</w:t>
       </w:r>
       <w:r>
         <w:rPr>
@@ -13744,7 +13704,7 @@
           <w:sz w:val="16"/>
           <w:szCs w:val="16"/>
         </w:rPr>
-        <w:t xml:space="preserve">      gaps 36–38</w:t>
+        <w:t xml:space="preserve">      gaps 39–41</w:t>
       </w:r>
     </w:p>
     <w:p>
@@ -13767,7 +13727,7 @@
           <w:sz w:val="15"/>
           <w:szCs w:val="15"/>
         </w:rPr>
-        <w:t xml:space="preserve"> (36) </w:t>
+        <w:t xml:space="preserve"> (39) </w:t>
       </w:r>
       <w:r>
         <w:rPr>
@@ -13806,7 +13766,7 @@
           <w:sz w:val="15"/>
           <w:szCs w:val="15"/>
         </w:rPr>
-        <w:t xml:space="preserve"> (37) </w:t>
+        <w:t xml:space="preserve"> (40) </w:t>
       </w:r>
       <w:r>
         <w:rPr>
@@ -13845,7 +13805,7 @@
           <w:sz w:val="15"/>
           <w:szCs w:val="15"/>
         </w:rPr>
-        <w:t xml:space="preserve"> (38) </w:t>
+        <w:t xml:space="preserve"> (41) </w:t>
       </w:r>
       <w:r>
         <w:rPr>
@@ -13925,7 +13885,7 @@
                 <w:sz w:val="16"/>
                 <w:szCs w:val="16"/>
               </w:rPr>
-              <w:t xml:space="preserve">private-label   ·   questions   ·   manufactured   ·   balances</w:t>
+              <w:t xml:space="preserve">adjustment   ·   manufactured   ·   questions   ·   balances</w:t>
             </w:r>
           </w:p>
         </w:tc>
@@ -13946,8 +13906,8 @@
         </w:tblBorders>
       </w:tblPr>
       <w:tblGrid>
-        <w:gridCol w:w="4608"/>
-        <w:gridCol w:w="4992"/>
+        <w:gridCol w:w="4661"/>
+        <w:gridCol w:w="4939"/>
       </w:tblGrid>
       <w:tr>
         <w:tc>
@@ -13982,7 +13942,7 @@
       <w:tr>
         <w:tc>
           <w:tcPr>
-            <w:tcW w:type="pct" w:w="2400"/>
+            <w:tcW w:type="pct" w:w="2428"/>
             <w:shd w:fill="353A7C" w:val="clear"/>
             <w:tcMar>
               <w:top w:type="dxa" w:w="50"/>
@@ -14009,7 +13969,7 @@
         </w:tc>
         <w:tc>
           <w:tcPr>
-            <w:tcW w:type="pct" w:w="2600"/>
+            <w:tcW w:type="pct" w:w="2572"/>
             <w:shd w:fill="353A7C" w:val="clear"/>
             <w:tcMar>
               <w:top w:type="dxa" w:w="50"/>
@@ -14038,7 +13998,7 @@
       <w:tr>
         <w:tc>
           <w:tcPr>
-            <w:tcW w:type="pct" w:w="2400"/>
+            <w:tcW w:type="pct" w:w="2428"/>
             <w:tcMar>
               <w:top w:type="dxa" w:w="50"/>
               <w:left w:type="dxa" w:w="110"/>
@@ -14065,7 +14025,7 @@
                 <w:sz w:val="14"/>
                 <w:szCs w:val="14"/>
               </w:rPr>
-              <w:t xml:space="preserve"> (39) </w:t>
+              <w:t xml:space="preserve"> (42) </w:t>
             </w:r>
             <w:r>
               <w:rPr>
@@ -14093,7 +14053,7 @@
         </w:tc>
         <w:tc>
           <w:tcPr>
-            <w:tcW w:type="pct" w:w="2600"/>
+            <w:tcW w:type="pct" w:w="2572"/>
             <w:tcMar>
               <w:top w:type="dxa" w:w="50"/>
               <w:left w:type="dxa" w:w="110"/>
@@ -14118,7 +14078,7 @@
       <w:tr>
         <w:tc>
           <w:tcPr>
-            <w:tcW w:type="pct" w:w="2400"/>
+            <w:tcW w:type="pct" w:w="2428"/>
             <w:shd w:fill="FBFAF6" w:val="clear"/>
             <w:tcMar>
               <w:top w:type="dxa" w:w="50"/>
@@ -14146,7 +14106,7 @@
                 <w:sz w:val="14"/>
                 <w:szCs w:val="14"/>
               </w:rPr>
-              <w:t xml:space="preserve"> (40) </w:t>
+              <w:t xml:space="preserve"> (43) </w:t>
             </w:r>
             <w:r>
               <w:rPr>
@@ -14174,7 +14134,7 @@
         </w:tc>
         <w:tc>
           <w:tcPr>
-            <w:tcW w:type="pct" w:w="2600"/>
+            <w:tcW w:type="pct" w:w="2572"/>
             <w:shd w:fill="FBFAF6" w:val="clear"/>
             <w:tcMar>
               <w:top w:type="dxa" w:w="50"/>
@@ -14200,7 +14160,7 @@
       <w:tr>
         <w:tc>
           <w:tcPr>
-            <w:tcW w:type="pct" w:w="2400"/>
+            <w:tcW w:type="pct" w:w="2428"/>
             <w:tcMar>
               <w:top w:type="dxa" w:w="50"/>
               <w:left w:type="dxa" w:w="110"/>
@@ -14217,13 +14177,45 @@
                 <w:sz w:val="15"/>
                 <w:szCs w:val="15"/>
               </w:rPr>
-              <w:t xml:space="preserve">Job T-0304 in April: DM 20,000, DL 30,000, 1,500 MH — completed</w:t>
-            </w:r>
-          </w:p>
-        </w:tc>
-        <w:tc>
-          <w:tcPr>
-            <w:tcW w:type="pct" w:w="2600"/>
+              <w:t xml:space="preserve"/>
+            </w:r>
+            <w:r>
+              <w:rPr>
+                <w:b/>
+                <w:bCs/>
+                <w:color w:val="8186EF"/>
+                <w:sz w:val="14"/>
+                <w:szCs w:val="14"/>
+              </w:rPr>
+              <w:t xml:space="preserve"> (44) </w:t>
+            </w:r>
+            <w:r>
+              <w:rPr>
+                <w:u w:val="single"/>
+                <w:sz w:val="15"/>
+                <w:szCs w:val="15"/>
+              </w:rPr>
+              <w:t xml:space="preserve">              </w:t>
+            </w:r>
+            <w:r>
+              <w:rPr>
+                <w:sz w:val="15"/>
+                <w:szCs w:val="15"/>
+              </w:rPr>
+              <w:t xml:space="preserve"> </w:t>
+            </w:r>
+            <w:r>
+              <w:rPr>
+                <w:sz w:val="15"/>
+                <w:szCs w:val="15"/>
+              </w:rPr>
+              <w:t xml:space="preserve">: DM 20,000, DL 30,000, 1,500 MH — completed</w:t>
+            </w:r>
+          </w:p>
+        </w:tc>
+        <w:tc>
+          <w:tcPr>
+            <w:tcW w:type="pct" w:w="2572"/>
             <w:tcMar>
               <w:top w:type="dxa" w:w="50"/>
               <w:left w:type="dxa" w:w="110"/>
@@ -14248,7 +14240,7 @@
       <w:tr>
         <w:tc>
           <w:tcPr>
-            <w:tcW w:type="pct" w:w="2400"/>
+            <w:tcW w:type="pct" w:w="2428"/>
             <w:shd w:fill="FBFAF6" w:val="clear"/>
             <w:tcMar>
               <w:top w:type="dxa" w:w="50"/>
@@ -14266,45 +14258,13 @@
                 <w:sz w:val="15"/>
                 <w:szCs w:val="15"/>
               </w:rPr>
-              <w:t xml:space="preserve"/>
-            </w:r>
-            <w:r>
-              <w:rPr>
-                <w:b/>
-                <w:bCs/>
-                <w:color w:val="8186EF"/>
-                <w:sz w:val="14"/>
-                <w:szCs w:val="14"/>
-              </w:rPr>
-              <w:t xml:space="preserve"> (41) </w:t>
-            </w:r>
-            <w:r>
-              <w:rPr>
-                <w:u w:val="single"/>
-                <w:sz w:val="15"/>
-                <w:szCs w:val="15"/>
-              </w:rPr>
-              <w:t xml:space="preserve">              </w:t>
-            </w:r>
-            <w:r>
-              <w:rPr>
-                <w:sz w:val="15"/>
-                <w:szCs w:val="15"/>
-              </w:rPr>
-              <w:t xml:space="preserve"> </w:t>
-            </w:r>
-            <w:r>
-              <w:rPr>
-                <w:sz w:val="15"/>
-                <w:szCs w:val="15"/>
-              </w:rPr>
-              <w:t xml:space="preserve">: DM 160,000, DL 90,000, 5,000 MH — still in process</w:t>
-            </w:r>
-          </w:p>
-        </w:tc>
-        <w:tc>
-          <w:tcPr>
-            <w:tcW w:type="pct" w:w="2600"/>
+              <w:t xml:space="preserve">Job T-0305 (new) in April: DM 160,000, DL 90,000, 5,000 MH — still in process</w:t>
+            </w:r>
+          </w:p>
+        </w:tc>
+        <w:tc>
+          <w:tcPr>
+            <w:tcW w:type="pct" w:w="2572"/>
             <w:shd w:fill="FBFAF6" w:val="clear"/>
             <w:tcMar>
               <w:top w:type="dxa" w:w="50"/>
@@ -14330,7 +14290,8 @@
       <w:tr>
         <w:tc>
           <w:tcPr>
-            <w:tcW w:type="pct" w:w="2400"/>
+            <w:tcW w:type="pct" w:w="2428"/>
+            <w:shd w:fill="FFFFFF" w:val="clear"/>
             <w:tcMar>
               <w:top w:type="dxa" w:w="50"/>
               <w:left w:type="dxa" w:w="110"/>
@@ -14340,20 +14301,23 @@
           </w:tcPr>
           <w:p>
             <w:pPr>
-              <w:spacing w:before="28" w:after="28"/>
-            </w:pPr>
-            <w:r>
-              <w:rPr>
-                <w:sz w:val="15"/>
-                <w:szCs w:val="15"/>
-              </w:rPr>
-              <w:t xml:space="preserve">Job T-0303 sold to Barada Wholesale on account</w:t>
-            </w:r>
-          </w:p>
-        </w:tc>
-        <w:tc>
-          <w:tcPr>
-            <w:tcW w:type="pct" w:w="2600"/>
+              <w:spacing w:before="46" w:after="46"/>
+            </w:pPr>
+            <w:r>
+              <w:rPr>
+                <w:b/>
+                <w:bCs/>
+                <w:color w:val="8186EF"/>
+                <w:sz w:val="14"/>
+                <w:szCs w:val="14"/>
+              </w:rPr>
+              <w:t xml:space="preserve">(45)</w:t>
+            </w:r>
+          </w:p>
+        </w:tc>
+        <w:tc>
+          <w:tcPr>
+            <w:tcW w:type="pct" w:w="2572"/>
             <w:tcMar>
               <w:top w:type="dxa" w:w="50"/>
               <w:left w:type="dxa" w:w="110"/>
@@ -14378,8 +14342,8 @@
       <w:tr>
         <w:tc>
           <w:tcPr>
-            <w:tcW w:type="pct" w:w="2400"/>
-            <w:shd w:fill="FFFFFF" w:val="clear"/>
+            <w:tcW w:type="pct" w:w="2428"/>
+            <w:shd w:fill="FBFAF6" w:val="clear"/>
             <w:tcMar>
               <w:top w:type="dxa" w:w="50"/>
               <w:left w:type="dxa" w:w="110"/>
@@ -14389,23 +14353,20 @@
           </w:tcPr>
           <w:p>
             <w:pPr>
-              <w:spacing w:before="46" w:after="46"/>
-            </w:pPr>
-            <w:r>
-              <w:rPr>
-                <w:b/>
-                <w:bCs/>
-                <w:color w:val="8186EF"/>
-                <w:sz w:val="14"/>
-                <w:szCs w:val="14"/>
-              </w:rPr>
-              <w:t xml:space="preserve">(42)</w:t>
-            </w:r>
-          </w:p>
-        </w:tc>
-        <w:tc>
-          <w:tcPr>
-            <w:tcW w:type="pct" w:w="2600"/>
+              <w:spacing w:before="28" w:after="28"/>
+            </w:pPr>
+            <w:r>
+              <w:rPr>
+                <w:sz w:val="15"/>
+                <w:szCs w:val="15"/>
+              </w:rPr>
+              <w:t xml:space="preserve">Actual manufacturing overhead in April</w:t>
+            </w:r>
+          </w:p>
+        </w:tc>
+        <w:tc>
+          <w:tcPr>
+            <w:tcW w:type="pct" w:w="2572"/>
             <w:shd w:fill="FBFAF6" w:val="clear"/>
             <w:tcMar>
               <w:top w:type="dxa" w:w="50"/>
@@ -14431,7 +14392,7 @@
       <w:tr>
         <w:tc>
           <w:tcPr>
-            <w:tcW w:type="pct" w:w="2400"/>
+            <w:tcW w:type="pct" w:w="2428"/>
             <w:tcMar>
               <w:top w:type="dxa" w:w="50"/>
               <w:left w:type="dxa" w:w="110"/>
@@ -14454,7 +14415,7 @@
         </w:tc>
         <w:tc>
           <w:tcPr>
-            <w:tcW w:type="pct" w:w="2600"/>
+            <w:tcW w:type="pct" w:w="2572"/>
             <w:tcMar>
               <w:top w:type="dxa" w:w="50"/>
               <w:left w:type="dxa" w:w="110"/>
@@ -14533,7 +14494,7 @@
                 <w:sz w:val="16"/>
                 <w:szCs w:val="16"/>
               </w:rPr>
-              <w:t xml:space="preserve">Opening WIP   ·   Job T-0305 (new) in April   ·   Opening finished goods   ·   April item   ·   Actual manufacturing overhead in April</w:t>
+              <w:t xml:space="preserve">Opening WIP   ·   Job T-0304 in April   ·   Where is the job on March 31?   ·   Job T-0303 sold to Barada Wholesale on account   ·   Opening finished goods</w:t>
             </w:r>
           </w:p>
         </w:tc>
@@ -14788,7 +14749,7 @@
                 <w:sz w:val="14"/>
                 <w:szCs w:val="14"/>
               </w:rPr>
-              <w:t xml:space="preserve">(43)</w:t>
+              <w:t xml:space="preserve">(46)</w:t>
             </w:r>
           </w:p>
         </w:tc>
@@ -14850,7 +14811,7 @@
                 <w:sz w:val="16"/>
                 <w:szCs w:val="16"/>
               </w:rPr>
-              <w:t xml:space="preserve">Job T-0303 sold to Barada Wholesale on account   ·   Work in process (the job is still open)</w:t>
+              <w:t xml:space="preserve">Tahini &amp; Spreads · April 2027 (whole USD)   ·   Work in process (the job is still open)</w:t>
             </w:r>
           </w:p>
         </w:tc>
@@ -14986,7 +14947,7 @@
                 <w:sz w:val="16"/>
                 <w:szCs w:val="16"/>
               </w:rPr>
-              <w:t xml:space="preserve">job cost sheet   ·   Factory supervisor's wages   ·   Overhead applied to T-0305</w:t>
+              <w:t xml:space="preserve">Indirect materials   ·   predetermined overhead rate   ·   Overhead applied to T-0305</w:t>
             </w:r>
           </w:p>
         </w:tc>
@@ -15621,7 +15582,7 @@
                 <w:sz w:val="16"/>
                 <w:szCs w:val="16"/>
               </w:rPr>
-              <w:t xml:space="preserve">25  </w:t>
+              <w:t xml:space="preserve">26  </w:t>
             </w:r>
             <w:r>
               <w:rPr>
@@ -15689,7 +15650,7 @@
                 <w:sz w:val="16"/>
                 <w:szCs w:val="16"/>
               </w:rPr>
-              <w:t xml:space="preserve">26  </w:t>
+              <w:t xml:space="preserve">27  </w:t>
             </w:r>
             <w:r>
               <w:rPr>
@@ -15757,7 +15718,7 @@
                 <w:sz w:val="16"/>
                 <w:szCs w:val="16"/>
               </w:rPr>
-              <w:t xml:space="preserve">27  </w:t>
+              <w:t xml:space="preserve">28  </w:t>
             </w:r>
             <w:r>
               <w:rPr>
@@ -15825,7 +15786,7 @@
                 <w:sz w:val="16"/>
                 <w:szCs w:val="16"/>
               </w:rPr>
-              <w:t xml:space="preserve">28  </w:t>
+              <w:t xml:space="preserve">29  </w:t>
             </w:r>
             <w:r>
               <w:rPr>
@@ -15893,14 +15854,14 @@
                 <w:sz w:val="16"/>
                 <w:szCs w:val="16"/>
               </w:rPr>
-              <w:t xml:space="preserve">29  </w:t>
-            </w:r>
-            <w:r>
-              <w:rPr>
-                <w:sz w:val="16"/>
-                <w:szCs w:val="16"/>
-              </w:rPr>
-              <w:t xml:space="preserve">Direct materials used</w:t>
+              <w:t xml:space="preserve">30  </w:t>
+            </w:r>
+            <w:r>
+              <w:rPr>
+                <w:sz w:val="16"/>
+                <w:szCs w:val="16"/>
+              </w:rPr>
+              <w:t xml:space="preserve">Materials</w:t>
             </w:r>
           </w:p>
         </w:tc>
@@ -15961,14 +15922,14 @@
                 <w:sz w:val="16"/>
                 <w:szCs w:val="16"/>
               </w:rPr>
-              <w:t xml:space="preserve">30  </w:t>
-            </w:r>
-            <w:r>
-              <w:rPr>
-                <w:sz w:val="16"/>
-                <w:szCs w:val="16"/>
-              </w:rPr>
-              <w:t xml:space="preserve">Direct labor</w:t>
+              <w:t xml:space="preserve">31  </w:t>
+            </w:r>
+            <w:r>
+              <w:rPr>
+                <w:sz w:val="16"/>
+                <w:szCs w:val="16"/>
+              </w:rPr>
+              <w:t xml:space="preserve">adjustment</w:t>
             </w:r>
           </w:p>
         </w:tc>
@@ -16029,14 +15990,14 @@
                 <w:sz w:val="16"/>
                 <w:szCs w:val="16"/>
               </w:rPr>
-              <w:t xml:space="preserve">31  </w:t>
-            </w:r>
-            <w:r>
-              <w:rPr>
-                <w:sz w:val="16"/>
-                <w:szCs w:val="16"/>
-              </w:rPr>
-              <w:t xml:space="preserve">Gross margin</w:t>
+              <w:t xml:space="preserve">32  </w:t>
+            </w:r>
+            <w:r>
+              <w:rPr>
+                <w:sz w:val="16"/>
+                <w:szCs w:val="16"/>
+              </w:rPr>
+              <w:t xml:space="preserve">Add: beginning WIP (T-0302)</w:t>
             </w:r>
           </w:p>
         </w:tc>
@@ -16097,14 +16058,14 @@
                 <w:sz w:val="16"/>
                 <w:szCs w:val="16"/>
               </w:rPr>
-              <w:t xml:space="preserve">32  </w:t>
-            </w:r>
-            <w:r>
-              <w:rPr>
-                <w:sz w:val="16"/>
-                <w:szCs w:val="16"/>
-              </w:rPr>
-              <w:t xml:space="preserve">credits</w:t>
+              <w:t xml:space="preserve">33  </w:t>
+            </w:r>
+            <w:r>
+              <w:rPr>
+                <w:sz w:val="16"/>
+                <w:szCs w:val="16"/>
+              </w:rPr>
+              <w:t xml:space="preserve">Cost of goods manufactured</w:t>
             </w:r>
           </w:p>
         </w:tc>
@@ -16165,14 +16126,14 @@
                 <w:sz w:val="16"/>
                 <w:szCs w:val="16"/>
               </w:rPr>
-              <w:t xml:space="preserve">33  </w:t>
-            </w:r>
-            <w:r>
-              <w:rPr>
-                <w:sz w:val="16"/>
-                <w:szCs w:val="16"/>
-              </w:rPr>
-              <w:t xml:space="preserve">materials</w:t>
+              <w:t xml:space="preserve">34  </w:t>
+            </w:r>
+            <w:r>
+              <w:rPr>
+                <w:sz w:val="16"/>
+                <w:szCs w:val="16"/>
+              </w:rPr>
+              <w:t xml:space="preserve">Sales (T-0215 and T-0302)</w:t>
             </w:r>
           </w:p>
         </w:tc>
@@ -16233,14 +16194,14 @@
                 <w:sz w:val="16"/>
                 <w:szCs w:val="16"/>
               </w:rPr>
-              <w:t xml:space="preserve">34  </w:t>
-            </w:r>
-            <w:r>
-              <w:rPr>
-                <w:sz w:val="16"/>
-                <w:szCs w:val="16"/>
-              </w:rPr>
-              <w:t xml:space="preserve">process</w:t>
+              <w:t xml:space="preserve">35  </w:t>
+            </w:r>
+            <w:r>
+              <w:rPr>
+                <w:sz w:val="16"/>
+                <w:szCs w:val="16"/>
+              </w:rPr>
+              <w:t xml:space="preserve">credits</w:t>
             </w:r>
           </w:p>
         </w:tc>
@@ -16301,14 +16262,14 @@
                 <w:sz w:val="16"/>
                 <w:szCs w:val="16"/>
               </w:rPr>
-              <w:t xml:space="preserve">35  </w:t>
-            </w:r>
-            <w:r>
-              <w:rPr>
-                <w:sz w:val="16"/>
-                <w:szCs w:val="16"/>
-              </w:rPr>
-              <w:t xml:space="preserve">Finished goods</w:t>
+              <w:t xml:space="preserve">36  </w:t>
+            </w:r>
+            <w:r>
+              <w:rPr>
+                <w:sz w:val="16"/>
+                <w:szCs w:val="16"/>
+              </w:rPr>
+              <w:t xml:space="preserve">materials</w:t>
             </w:r>
           </w:p>
         </w:tc>
@@ -16369,14 +16330,14 @@
                 <w:sz w:val="16"/>
                 <w:szCs w:val="16"/>
               </w:rPr>
-              <w:t xml:space="preserve">36  </w:t>
-            </w:r>
-            <w:r>
-              <w:rPr>
-                <w:sz w:val="16"/>
-                <w:szCs w:val="16"/>
-              </w:rPr>
-              <w:t xml:space="preserve">questions</w:t>
+              <w:t xml:space="preserve">37  </w:t>
+            </w:r>
+            <w:r>
+              <w:rPr>
+                <w:sz w:val="16"/>
+                <w:szCs w:val="16"/>
+              </w:rPr>
+              <w:t xml:space="preserve">process</w:t>
             </w:r>
           </w:p>
         </w:tc>
@@ -16437,14 +16398,14 @@
                 <w:sz w:val="16"/>
                 <w:szCs w:val="16"/>
               </w:rPr>
-              <w:t xml:space="preserve">37  </w:t>
-            </w:r>
-            <w:r>
-              <w:rPr>
-                <w:sz w:val="16"/>
-                <w:szCs w:val="16"/>
-              </w:rPr>
-              <w:t xml:space="preserve">manufactured</w:t>
+              <w:t xml:space="preserve">38  </w:t>
+            </w:r>
+            <w:r>
+              <w:rPr>
+                <w:sz w:val="16"/>
+                <w:szCs w:val="16"/>
+              </w:rPr>
+              <w:t xml:space="preserve">Work in process</w:t>
             </w:r>
           </w:p>
         </w:tc>
@@ -16505,14 +16466,14 @@
                 <w:sz w:val="16"/>
                 <w:szCs w:val="16"/>
               </w:rPr>
-              <w:t xml:space="preserve">38  </w:t>
-            </w:r>
-            <w:r>
-              <w:rPr>
-                <w:sz w:val="16"/>
-                <w:szCs w:val="16"/>
-              </w:rPr>
-              <w:t xml:space="preserve">balances</w:t>
+              <w:t xml:space="preserve">39  </w:t>
+            </w:r>
+            <w:r>
+              <w:rPr>
+                <w:sz w:val="16"/>
+                <w:szCs w:val="16"/>
+              </w:rPr>
+              <w:t xml:space="preserve">questions</w:t>
             </w:r>
           </w:p>
         </w:tc>
@@ -16573,14 +16534,14 @@
                 <w:sz w:val="16"/>
                 <w:szCs w:val="16"/>
               </w:rPr>
-              <w:t xml:space="preserve">39  </w:t>
-            </w:r>
-            <w:r>
-              <w:rPr>
-                <w:sz w:val="16"/>
-                <w:szCs w:val="16"/>
-              </w:rPr>
-              <w:t xml:space="preserve">Opening WIP</w:t>
+              <w:t xml:space="preserve">40  </w:t>
+            </w:r>
+            <w:r>
+              <w:rPr>
+                <w:sz w:val="16"/>
+                <w:szCs w:val="16"/>
+              </w:rPr>
+              <w:t xml:space="preserve">manufactured</w:t>
             </w:r>
           </w:p>
         </w:tc>
@@ -16641,14 +16602,14 @@
                 <w:sz w:val="16"/>
                 <w:szCs w:val="16"/>
               </w:rPr>
-              <w:t xml:space="preserve">40  </w:t>
-            </w:r>
-            <w:r>
-              <w:rPr>
-                <w:sz w:val="16"/>
-                <w:szCs w:val="16"/>
-              </w:rPr>
-              <w:t xml:space="preserve">Opening finished goods</w:t>
+              <w:t xml:space="preserve">41  </w:t>
+            </w:r>
+            <w:r>
+              <w:rPr>
+                <w:sz w:val="16"/>
+                <w:szCs w:val="16"/>
+              </w:rPr>
+              <w:t xml:space="preserve">balances</w:t>
             </w:r>
           </w:p>
         </w:tc>
@@ -16709,14 +16670,14 @@
                 <w:sz w:val="16"/>
                 <w:szCs w:val="16"/>
               </w:rPr>
-              <w:t xml:space="preserve">41  </w:t>
-            </w:r>
-            <w:r>
-              <w:rPr>
-                <w:sz w:val="16"/>
-                <w:szCs w:val="16"/>
-              </w:rPr>
-              <w:t xml:space="preserve">Job T-0305 (new) in April</w:t>
+              <w:t xml:space="preserve">42  </w:t>
+            </w:r>
+            <w:r>
+              <w:rPr>
+                <w:sz w:val="16"/>
+                <w:szCs w:val="16"/>
+              </w:rPr>
+              <w:t xml:space="preserve">Opening WIP</w:t>
             </w:r>
           </w:p>
         </w:tc>
@@ -16777,14 +16738,14 @@
                 <w:sz w:val="16"/>
                 <w:szCs w:val="16"/>
               </w:rPr>
-              <w:t xml:space="preserve">42  </w:t>
-            </w:r>
-            <w:r>
-              <w:rPr>
-                <w:sz w:val="16"/>
-                <w:szCs w:val="16"/>
-              </w:rPr>
-              <w:t xml:space="preserve">Actual manufacturing overhead in April</w:t>
+              <w:t xml:space="preserve">43  </w:t>
+            </w:r>
+            <w:r>
+              <w:rPr>
+                <w:sz w:val="16"/>
+                <w:szCs w:val="16"/>
+              </w:rPr>
+              <w:t xml:space="preserve">Opening finished goods</w:t>
             </w:r>
           </w:p>
         </w:tc>
@@ -16845,14 +16806,14 @@
                 <w:sz w:val="16"/>
                 <w:szCs w:val="16"/>
               </w:rPr>
-              <w:t xml:space="preserve">43  </w:t>
-            </w:r>
-            <w:r>
-              <w:rPr>
-                <w:sz w:val="16"/>
-                <w:szCs w:val="16"/>
-              </w:rPr>
-              <w:t xml:space="preserve">Work in process (the job is still open)</w:t>
+              <w:t xml:space="preserve">44  </w:t>
+            </w:r>
+            <w:r>
+              <w:rPr>
+                <w:sz w:val="16"/>
+                <w:szCs w:val="16"/>
+              </w:rPr>
+              <w:t xml:space="preserve">Job T-0304 in April</w:t>
             </w:r>
           </w:p>
         </w:tc>
@@ -16913,14 +16874,14 @@
                 <w:sz w:val="16"/>
                 <w:szCs w:val="16"/>
               </w:rPr>
-              <w:t xml:space="preserve">44  </w:t>
-            </w:r>
-            <w:r>
-              <w:rPr>
-                <w:sz w:val="16"/>
-                <w:szCs w:val="16"/>
-              </w:rPr>
-              <w:t xml:space="preserve">Overhead applied to T-0305</w:t>
+              <w:t xml:space="preserve">45  </w:t>
+            </w:r>
+            <w:r>
+              <w:rPr>
+                <w:sz w:val="16"/>
+                <w:szCs w:val="16"/>
+              </w:rPr>
+              <w:t xml:space="preserve">Job T-0303 sold to Barada Wholesale on account</w:t>
             </w:r>
           </w:p>
         </w:tc>
@@ -16955,7 +16916,7 @@
                 <w:sz w:val="16"/>
                 <w:szCs w:val="16"/>
               </w:rPr>
-              <w:t xml:space="preserve">Raw Materials Inventory</w:t>
+              <w:t xml:space="preserve">credits</w:t>
             </w:r>
           </w:p>
         </w:tc>
@@ -16981,14 +16942,14 @@
                 <w:sz w:val="16"/>
                 <w:szCs w:val="16"/>
               </w:rPr>
-              <w:t xml:space="preserve">45  </w:t>
-            </w:r>
-            <w:r>
-              <w:rPr>
-                <w:sz w:val="16"/>
-                <w:szCs w:val="16"/>
-              </w:rPr>
-              <w:t xml:space="preserve">Factory supervisor's wages</w:t>
+              <w:t xml:space="preserve">46  </w:t>
+            </w:r>
+            <w:r>
+              <w:rPr>
+                <w:sz w:val="16"/>
+                <w:szCs w:val="16"/>
+              </w:rPr>
+              <w:t xml:space="preserve">Work in process (the job is still open)</w:t>
             </w:r>
           </w:p>
         </w:tc>
@@ -17023,7 +16984,7 @@
                 <w:sz w:val="16"/>
                 <w:szCs w:val="16"/>
               </w:rPr>
-              <w:t xml:space="preserve">Accounts Payable</w:t>
+              <w:t xml:space="preserve">Raw Materials Inventory</w:t>
             </w:r>
           </w:p>
         </w:tc>
@@ -17049,14 +17010,14 @@
                 <w:sz w:val="16"/>
                 <w:szCs w:val="16"/>
               </w:rPr>
-              <w:t xml:space="preserve">46  </w:t>
-            </w:r>
-            <w:r>
-              <w:rPr>
-                <w:sz w:val="16"/>
-                <w:szCs w:val="16"/>
-              </w:rPr>
-              <w:t xml:space="preserve">work in process</w:t>
+              <w:t xml:space="preserve">47  </w:t>
+            </w:r>
+            <w:r>
+              <w:rPr>
+                <w:sz w:val="16"/>
+                <w:szCs w:val="16"/>
+              </w:rPr>
+              <w:t xml:space="preserve">Overhead applied to T-0305</w:t>
             </w:r>
           </w:p>
         </w:tc>
@@ -17091,7 +17052,7 @@
                 <w:sz w:val="16"/>
                 <w:szCs w:val="16"/>
               </w:rPr>
-              <w:t xml:space="preserve">Manufacturing Overhead Control</w:t>
+              <w:t xml:space="preserve">Accounts Payable</w:t>
             </w:r>
           </w:p>
         </w:tc>
@@ -17117,14 +17078,14 @@
                 <w:sz w:val="16"/>
                 <w:szCs w:val="16"/>
               </w:rPr>
-              <w:t xml:space="preserve">47  </w:t>
-            </w:r>
-            <w:r>
-              <w:rPr>
-                <w:sz w:val="16"/>
-                <w:szCs w:val="16"/>
-              </w:rPr>
-              <w:t xml:space="preserve">applied overhead</w:t>
+              <w:t xml:space="preserve">48  </w:t>
+            </w:r>
+            <w:r>
+              <w:rPr>
+                <w:sz w:val="16"/>
+                <w:szCs w:val="16"/>
+              </w:rPr>
+              <w:t xml:space="preserve">Indirect materials</w:t>
             </w:r>
           </w:p>
         </w:tc>
@@ -17159,7 +17120,7 @@
                 <w:sz w:val="16"/>
                 <w:szCs w:val="16"/>
               </w:rPr>
-              <w:t xml:space="preserve">Service Department Charges</w:t>
+              <w:t xml:space="preserve">Manufacturing Overhead Control</w:t>
             </w:r>
           </w:p>
         </w:tc>
@@ -17175,14 +17136,92 @@
           </w:tcPr>
           <w:p>
             <w:pPr>
-              <w:spacing w:before="24" w:after="24"/>
-            </w:pPr>
-            <w:r>
-              <w:rPr>
-                <w:sz w:val="16"/>
-                <w:szCs w:val="16"/>
-              </w:rPr>
-              <w:t xml:space="preserve"/>
+              <w:spacing w:before="12" w:after="12"/>
+            </w:pPr>
+            <w:r>
+              <w:rPr>
+                <w:b/>
+                <w:bCs/>
+                <w:color w:val="8186EF"/>
+                <w:sz w:val="16"/>
+                <w:szCs w:val="16"/>
+              </w:rPr>
+              <w:t xml:space="preserve">49  </w:t>
+            </w:r>
+            <w:r>
+              <w:rPr>
+                <w:sz w:val="16"/>
+                <w:szCs w:val="16"/>
+              </w:rPr>
+              <w:t xml:space="preserve">work in process</w:t>
+            </w:r>
+          </w:p>
+        </w:tc>
+      </w:tr>
+      <w:tr>
+        <w:tc>
+          <w:tcPr>
+            <w:tcW w:type="pct" w:w="2500"/>
+            <w:tcMar>
+              <w:top w:type="dxa" w:w="20"/>
+              <w:left w:type="dxa" w:w="80"/>
+              <w:bottom w:type="dxa" w:w="20"/>
+              <w:right w:type="dxa" w:w="80"/>
+            </w:tcMar>
+          </w:tcPr>
+          <w:p>
+            <w:pPr>
+              <w:spacing w:before="12" w:after="12"/>
+            </w:pPr>
+            <w:r>
+              <w:rPr>
+                <w:b/>
+                <w:bCs/>
+                <w:color w:val="8186EF"/>
+                <w:sz w:val="16"/>
+                <w:szCs w:val="16"/>
+              </w:rPr>
+              <w:t xml:space="preserve">25  </w:t>
+            </w:r>
+            <w:r>
+              <w:rPr>
+                <w:sz w:val="16"/>
+                <w:szCs w:val="16"/>
+              </w:rPr>
+              <w:t xml:space="preserve">Service Department Charges</w:t>
+            </w:r>
+          </w:p>
+        </w:tc>
+        <w:tc>
+          <w:tcPr>
+            <w:tcW w:type="pct" w:w="2500"/>
+            <w:tcMar>
+              <w:top w:type="dxa" w:w="20"/>
+              <w:left w:type="dxa" w:w="80"/>
+              <w:bottom w:type="dxa" w:w="20"/>
+              <w:right w:type="dxa" w:w="80"/>
+            </w:tcMar>
+          </w:tcPr>
+          <w:p>
+            <w:pPr>
+              <w:spacing w:before="12" w:after="12"/>
+            </w:pPr>
+            <w:r>
+              <w:rPr>
+                <w:b/>
+                <w:bCs/>
+                <w:color w:val="8186EF"/>
+                <w:sz w:val="16"/>
+                <w:szCs w:val="16"/>
+              </w:rPr>
+              <w:t xml:space="preserve">50  </w:t>
+            </w:r>
+            <w:r>
+              <w:rPr>
+                <w:sz w:val="16"/>
+                <w:szCs w:val="16"/>
+              </w:rPr>
+              <w:t xml:space="preserve">applied overhead</w:t>
             </w:r>
           </w:p>
         </w:tc>
@@ -17249,7 +17288,7 @@
           <w:sz w:val="15"/>
           <w:szCs w:val="15"/>
         </w:rPr>
-        <w:t xml:space="preserve">Classify each cost as direct or indirect. Apply overhead at the predetermined rate. Record the entries, post them, prepare the schedules and check that everything ties. Overhead applied: 7,700 machine hours × $30 = $231,000. Job costs: T-0302 = $64,000 opening + $30,000 + $20,000 + $30,000 = $144,000; T-0303 = $346,000; T-0304 = $205,000. Cost of goods manufactured (T-0302 + T-0303) = $490,000. Cost of goods sold (T-0215 + T-0302) = $90,000 + $144,000 = $234,000. Actual overhead = $20,000 + $40,000 + $190,000 = $250,000; underapplied = $19,000.</w:t>
+        <w:t xml:space="preserve">Classify each cost as direct or indirect. Apply overhead at the predetermined rate. Record the entries, post them, prepare the schedules and check that everything ties. Overhead applied: 7,700 machine hours × $30 = $231,000. Job costs: T-0302 = $64,000 opening + $30,000 + $20,000 + $30,000 = $144,000; T-0303 = $346,000; T-0304 = $205,000. Cost of goods manufactured (T-0302 + T-0303) = $490,000. Cost of goods sold (T-0215 + T-0302) = $90,000 + $144,000 = $234,000. Actual overhead = $20,000 + $40,000 + $190,000 = $250,000; underapplied = $19,000. Each entry has equal debits and credits, and the journal totals $2,235,000 on both sides.</w:t>
       </w:r>
     </w:p>
     <w:p>
@@ -17273,7 +17312,7 @@
           <w:sz w:val="15"/>
           <w:szCs w:val="15"/>
         </w:rPr>
-        <w:t xml:space="preserve">Total debits = total credits = $2,235,000. Raw materials: $120,000 + $300,000 − $270,000 = $150,000. Work in process: $64,000 + $631,000 − $490,000 = $205,000 = job T-0304. Finished goods: $90,000 + $490,000 − $234,000 = $346,000 = job T-0303.</w:t>
+        <w:t xml:space="preserve">Raw Materials closes at $150,000, Work in Process at $205,000 and Finished Goods at $346,000. Gross margin for March is $96,000 before the year-end overhead adjustment.</w:t>
       </w:r>
     </w:p>
     <w:p>
@@ -17290,6 +17329,30 @@
           <w:szCs w:val="15"/>
         </w:rPr>
         <w:t xml:space="preserve">Summary 4   </w:t>
+      </w:r>
+      <w:r>
+        <w:rPr>
+          <w:color w:val="6B7280"/>
+          <w:sz w:val="15"/>
+          <w:szCs w:val="15"/>
+        </w:rPr>
+        <w:t xml:space="preserve">Total debits = total credits = $2,235,000. Raw materials: $120,000 + $300,000 − $270,000 = $150,000. Work in process: $64,000 + $631,000 − $490,000 = $205,000 = job T-0304. Finished goods: $90,000 + $490,000 − $234,000 = $346,000 = job T-0303.</w:t>
+      </w:r>
+    </w:p>
+    <w:p>
+      <w:pPr>
+        <w:spacing w:before="20" w:after="20"/>
+        <w:ind w:left="240" w:hanging="240"/>
+      </w:pPr>
+      <w:r>
+        <w:rPr>
+          <w:b/>
+          <w:bCs/>
+          <w:color w:val="353A7C"/>
+          <w:sz w:val="15"/>
+          <w:szCs w:val="15"/>
+        </w:rPr>
+        <w:t xml:space="preserve">Summary 5   </w:t>
       </w:r>
       <w:r>
         <w:rPr>

--- a/CMA_Summaries_B2_Ch06.docx
+++ b/CMA_Summaries_B2_Ch06.docx
@@ -3611,7 +3611,7 @@
           <w:sz w:val="19"/>
           <w:szCs w:val="19"/>
         </w:rPr>
-        <w:t xml:space="preserve">A common wrong answer debits </w:t>
+        <w:t xml:space="preserve">A </w:t>
       </w:r>
       <w:r>
         <w:rPr>
@@ -3629,7 +3629,7 @@
           <w:sz w:val="19"/>
           <w:szCs w:val="19"/>
         </w:rPr>
-        <w:t xml:space="preserve">                 </w:t>
+        <w:t xml:space="preserve">           </w:t>
       </w:r>
       <w:r>
         <w:rPr>
@@ -3643,7 +3643,7 @@
           <w:sz w:val="19"/>
           <w:szCs w:val="19"/>
         </w:rPr>
-        <w:t xml:space="preserve"> Inventory with indirect materials or indirect labor. </w:t>
+        <w:t xml:space="preserve"> wrong answer debits Work-in-Process Inventory with indirect materials or indirect labor. </w:t>
       </w:r>
       <w:r>
         <w:rPr>
@@ -3740,7 +3740,7 @@
                 <w:sz w:val="16"/>
                 <w:szCs w:val="16"/>
               </w:rPr>
-              <w:t xml:space="preserve">predetermined   ·   tickets   ·   Work-in-Process</w:t>
+              <w:t xml:space="preserve">predetermined   ·   Overhead   ·   common</w:t>
             </w:r>
           </w:p>
         </w:tc>
@@ -4472,7 +4472,7 @@
                 <w:sz w:val="16"/>
                 <w:szCs w:val="16"/>
               </w:rPr>
-              <w:t xml:space="preserve">Work-in-Process</w:t>
+              <w:t xml:space="preserve">common</w:t>
             </w:r>
           </w:p>
         </w:tc>
@@ -5193,7 +5193,7 @@
           <w:sz w:val="19"/>
           <w:szCs w:val="19"/>
         </w:rPr>
-        <w:t xml:space="preserve">The two overhead </w:t>
+        <w:t xml:space="preserve">The two overhead accounts </w:t>
       </w:r>
       <w:r>
         <w:rPr>
@@ -5225,7 +5225,7 @@
           <w:sz w:val="19"/>
           <w:szCs w:val="19"/>
         </w:rPr>
-        <w:t xml:space="preserve"> rarely match during the year. </w:t>
+        <w:t xml:space="preserve"> match during the year. </w:t>
       </w:r>
       <w:r>
         <w:rPr>
@@ -5297,7 +5297,7 @@
                 <w:sz w:val="16"/>
                 <w:szCs w:val="16"/>
               </w:rPr>
-              <w:t xml:space="preserve">Work-in-Process   ·   debited   ·   finished   ·   Spreads   ·   variable   ·   depreciation   ·   credit   ·   normal   ·   equals   ·   difference   ·   accounts</w:t>
+              <w:t xml:space="preserve">Work-in-Process   ·   debited   ·   finished   ·   Spreads   ·   variable   ·   depreciation   ·   credit   ·   normal   ·   equals   ·   predetermined   ·   rarely</w:t>
             </w:r>
           </w:p>
         </w:tc>
@@ -6089,7 +6089,7 @@
                 <w:sz w:val="16"/>
                 <w:szCs w:val="16"/>
               </w:rPr>
-              <w:t xml:space="preserve">accounts</w:t>
+              <w:t xml:space="preserve">rarely</w:t>
             </w:r>
           </w:p>
         </w:tc>
@@ -6802,7 +6802,7 @@
       <w:r>
         <w:drawing>
           <wp:inline distT="0" distB="0" distL="0" distR="0">
-            <wp:extent cx="5734050" cy="1976750"/>
+            <wp:extent cx="5734050" cy="2165350"/>
             <wp:effectExtent t="0" r="0" b="0" l="0"/>
             <wp:docPr id="1" name="" descr="" title=""/>
             <wp:cNvGraphicFramePr>
@@ -6827,7 +6827,7 @@
                   <pic:spPr bwMode="auto">
                     <a:xfrm>
                       <a:off x="0" y="0"/>
-                      <a:ext cx="5734050" cy="1976750"/>
+                      <a:ext cx="5734050" cy="2165350"/>
                     </a:xfrm>
                     <a:prstGeom prst="rect">
                       <a:avLst/>
@@ -7826,7 +7826,14 @@
           <w:sz w:val="19"/>
           <w:szCs w:val="19"/>
         </w:rPr>
-        <w:t xml:space="preserve">Job costing gives an </w:t>
+        <w:t xml:space="preserve">Job costing gives an accurate cost for each order. </w:t>
+      </w:r>
+      <w:r>
+        <w:rPr>
+          <w:sz w:val="19"/>
+          <w:szCs w:val="19"/>
+        </w:rPr>
+        <w:t xml:space="preserve"/>
       </w:r>
       <w:r>
         <w:rPr>
@@ -7858,14 +7865,7 @@
           <w:sz w:val="19"/>
           <w:szCs w:val="19"/>
         </w:rPr>
-        <w:t xml:space="preserve"> cost for each order. </w:t>
-      </w:r>
-      <w:r>
-        <w:rPr>
-          <w:sz w:val="19"/>
-          <w:szCs w:val="19"/>
-        </w:rPr>
-        <w:t xml:space="preserve"/>
+        <w:t xml:space="preserve"> use it to price new orders, compare the estimate with the actual cost and find </w:t>
       </w:r>
       <w:r>
         <w:rPr>
@@ -7883,7 +7883,7 @@
           <w:sz w:val="19"/>
           <w:szCs w:val="19"/>
         </w:rPr>
-        <w:t xml:space="preserve">           </w:t>
+        <w:t xml:space="preserve">              </w:t>
       </w:r>
       <w:r>
         <w:rPr>
@@ -7897,7 +7897,14 @@
           <w:sz w:val="19"/>
           <w:szCs w:val="19"/>
         </w:rPr>
-        <w:t xml:space="preserve"> use it to price new orders, compare the estimate with the actual cost and find </w:t>
+        <w:t xml:space="preserve"> customers. </w:t>
+      </w:r>
+      <w:r>
+        <w:rPr>
+          <w:sz w:val="19"/>
+          <w:szCs w:val="19"/>
+        </w:rPr>
+        <w:t xml:space="preserve">It also gives the inventory </w:t>
       </w:r>
       <w:r>
         <w:rPr>
@@ -7915,7 +7922,7 @@
           <w:sz w:val="19"/>
           <w:szCs w:val="19"/>
         </w:rPr>
-        <w:t xml:space="preserve">              </w:t>
+        <w:t xml:space="preserve">           </w:t>
       </w:r>
       <w:r>
         <w:rPr>
@@ -7929,14 +7936,7 @@
           <w:sz w:val="19"/>
           <w:szCs w:val="19"/>
         </w:rPr>
-        <w:t xml:space="preserve"> customers. </w:t>
-      </w:r>
-      <w:r>
-        <w:rPr>
-          <w:sz w:val="19"/>
-          <w:szCs w:val="19"/>
-        </w:rPr>
-        <w:t xml:space="preserve">It also gives the inventory </w:t>
+        <w:t xml:space="preserve"> that the financial </w:t>
       </w:r>
       <w:r>
         <w:rPr>
@@ -7954,7 +7954,7 @@
           <w:sz w:val="19"/>
           <w:szCs w:val="19"/>
         </w:rPr>
-        <w:t xml:space="preserve">           </w:t>
+        <w:t xml:space="preserve">            </w:t>
       </w:r>
       <w:r>
         <w:rPr>
@@ -7968,7 +7968,14 @@
           <w:sz w:val="19"/>
           <w:szCs w:val="19"/>
         </w:rPr>
-        <w:t xml:space="preserve"> that the financial </w:t>
+        <w:t xml:space="preserve"> need. </w:t>
+      </w:r>
+      <w:r>
+        <w:rPr>
+          <w:sz w:val="19"/>
+          <w:szCs w:val="19"/>
+        </w:rPr>
+        <w:t xml:space="preserve">It needs many </w:t>
       </w:r>
       <w:r>
         <w:rPr>
@@ -7986,7 +7993,7 @@
           <w:sz w:val="19"/>
           <w:szCs w:val="19"/>
         </w:rPr>
-        <w:t xml:space="preserve">            </w:t>
+        <w:t xml:space="preserve">           </w:t>
       </w:r>
       <w:r>
         <w:rPr>
@@ -8000,14 +8007,14 @@
           <w:sz w:val="19"/>
           <w:szCs w:val="19"/>
         </w:rPr>
-        <w:t xml:space="preserve"> need. </w:t>
-      </w:r>
-      <w:r>
-        <w:rPr>
-          <w:sz w:val="19"/>
-          <w:szCs w:val="19"/>
-        </w:rPr>
-        <w:t xml:space="preserve">It needs many </w:t>
+        <w:t xml:space="preserve"> and careful records for every job. </w:t>
+      </w:r>
+      <w:r>
+        <w:rPr>
+          <w:sz w:val="19"/>
+          <w:szCs w:val="19"/>
+        </w:rPr>
+        <w:t xml:space="preserve">Overhead is still an allocation, so a poor allocation base can </w:t>
       </w:r>
       <w:r>
         <w:rPr>
@@ -8039,7 +8046,7 @@
           <w:sz w:val="19"/>
           <w:szCs w:val="19"/>
         </w:rPr>
-        <w:t xml:space="preserve"> and careful </w:t>
+        <w:t xml:space="preserve"> job costs; </w:t>
       </w:r>
       <w:r>
         <w:rPr>
@@ -8057,7 +8064,7 @@
           <w:sz w:val="19"/>
           <w:szCs w:val="19"/>
         </w:rPr>
-        <w:t xml:space="preserve">           </w:t>
+        <w:t xml:space="preserve">                </w:t>
       </w:r>
       <w:r>
         <w:rPr>
@@ -8071,14 +8078,21 @@
           <w:sz w:val="19"/>
           <w:szCs w:val="19"/>
         </w:rPr>
-        <w:t xml:space="preserve"> for every job. </w:t>
-      </w:r>
-      <w:r>
-        <w:rPr>
-          <w:sz w:val="19"/>
-          <w:szCs w:val="19"/>
-        </w:rPr>
-        <w:t xml:space="preserve">Overhead is still an allocation, so a poor allocation base can </w:t>
+        <w:t xml:space="preserve"> costing is one answer. </w:t>
+      </w:r>
+      <w:r>
+        <w:rPr>
+          <w:sz w:val="19"/>
+          <w:szCs w:val="19"/>
+        </w:rPr>
+        <w:t xml:space="preserve">It also does not suit identical units in a continuous flow. </w:t>
+      </w:r>
+      <w:r>
+        <w:rPr>
+          <w:sz w:val="19"/>
+          <w:szCs w:val="19"/>
+        </w:rPr>
+        <w:t xml:space="preserve">Both ASC 330 and IAS 2 </w:t>
       </w:r>
       <w:r>
         <w:rPr>
@@ -8110,7 +8124,7 @@
           <w:sz w:val="19"/>
           <w:szCs w:val="19"/>
         </w:rPr>
-        <w:t xml:space="preserve"> job costs; </w:t>
+        <w:t xml:space="preserve"> job costs as inventory cost when they </w:t>
       </w:r>
       <w:r>
         <w:rPr>
@@ -8128,7 +8142,7 @@
           <w:sz w:val="19"/>
           <w:szCs w:val="19"/>
         </w:rPr>
-        <w:t xml:space="preserve">                </w:t>
+        <w:t xml:space="preserve">           </w:t>
       </w:r>
       <w:r>
         <w:rPr>
@@ -8142,14 +8156,14 @@
           <w:sz w:val="19"/>
           <w:szCs w:val="19"/>
         </w:rPr>
-        <w:t xml:space="preserve"> costing is one answer. </w:t>
-      </w:r>
-      <w:r>
-        <w:rPr>
-          <w:sz w:val="19"/>
-          <w:szCs w:val="19"/>
-        </w:rPr>
-        <w:t xml:space="preserve">It also does not suit identical units in a </w:t>
+        <w:t xml:space="preserve"> a proper share of production overhead. </w:t>
+      </w:r>
+      <w:r>
+        <w:rPr>
+          <w:sz w:val="19"/>
+          <w:szCs w:val="19"/>
+        </w:rPr>
+        <w:t xml:space="preserve">Both require abnormal costs, such as abnormal </w:t>
       </w:r>
       <w:r>
         <w:rPr>
@@ -8167,7 +8181,7 @@
           <w:sz w:val="19"/>
           <w:szCs w:val="19"/>
         </w:rPr>
-        <w:t xml:space="preserve">            </w:t>
+        <w:t xml:space="preserve">           </w:t>
       </w:r>
       <w:r>
         <w:rPr>
@@ -8181,21 +8195,7 @@
           <w:sz w:val="19"/>
           <w:szCs w:val="19"/>
         </w:rPr>
-        <w:t xml:space="preserve"> flow. </w:t>
-      </w:r>
-      <w:r>
-        <w:rPr>
-          <w:sz w:val="19"/>
-          <w:szCs w:val="19"/>
-        </w:rPr>
-        <w:t xml:space="preserve">Both ASC 330 and IAS 2 accept job costs as inventory cost when they include a proper share of production overhead. </w:t>
-      </w:r>
-      <w:r>
-        <w:rPr>
-          <w:sz w:val="19"/>
-          <w:szCs w:val="19"/>
-        </w:rPr>
-        <w:t xml:space="preserve">Both require abnormal costs, such as abnormal spoilage or idle capacity, to be expensed rather than added to a job. </w:t>
+        <w:t xml:space="preserve"> or idle capacity, to be expensed rather than added to a job. </w:t>
       </w:r>
     </w:p>
     <w:tbl>
@@ -8253,7 +8253,7 @@
                 <w:sz w:val="16"/>
                 <w:szCs w:val="16"/>
               </w:rPr>
-              <w:t xml:space="preserve">Managers   ·   activity-based   ·   statements   ·   unprofitable   ·   records   ·   compare   ·   accurate   ·   values   ·   continuous   ·   documents   ·   distort</w:t>
+              <w:t xml:space="preserve">unprofitable   ·   include   ·   documents   ·   values   ·   activity-based   ·   customers   ·   Managers   ·   statements   ·   spoilage   ·   distort   ·   accept</w:t>
             </w:r>
           </w:p>
         </w:tc>
@@ -8900,7 +8900,7 @@
                 <w:sz w:val="16"/>
                 <w:szCs w:val="16"/>
               </w:rPr>
-              <w:t xml:space="preserve">Job cost ÷ units in the job   ·   Department cost ÷ equivalent units   ·   Unique orders (private-label tahini, halva batches)   ·   Simple records for mass production   ·   More records; overhead is still an allocation   ·   The process or department</w:t>
+              <w:t xml:space="preserve">Job cost ÷ units in the job   ·   cost of goods manufactured   ·   Unique orders (private-label tahini, halva batches)   ·   Simple records for mass production   ·   More records; overhead is still an allocation   ·   The process or department</w:t>
             </w:r>
           </w:p>
         </w:tc>
@@ -9004,7 +9004,7 @@
                 <w:sz w:val="16"/>
                 <w:szCs w:val="16"/>
               </w:rPr>
-              <w:t xml:space="preserve">accurate</w:t>
+              <w:t xml:space="preserve">Managers</w:t>
             </w:r>
           </w:p>
         </w:tc>
@@ -9037,7 +9037,7 @@
                 <w:sz w:val="16"/>
                 <w:szCs w:val="16"/>
               </w:rPr>
-              <w:t xml:space="preserve">activity-based</w:t>
+              <w:t xml:space="preserve">include</w:t>
             </w:r>
           </w:p>
         </w:tc>
@@ -9072,7 +9072,7 @@
                 <w:sz w:val="16"/>
                 <w:szCs w:val="16"/>
               </w:rPr>
-              <w:t xml:space="preserve">Managers</w:t>
+              <w:t xml:space="preserve">unprofitable</w:t>
             </w:r>
           </w:p>
         </w:tc>
@@ -9105,7 +9105,7 @@
                 <w:sz w:val="16"/>
                 <w:szCs w:val="16"/>
               </w:rPr>
-              <w:t xml:space="preserve">continuous</w:t>
+              <w:t xml:space="preserve">spoilage</w:t>
             </w:r>
           </w:p>
         </w:tc>
@@ -9140,7 +9140,7 @@
                 <w:sz w:val="16"/>
                 <w:szCs w:val="16"/>
               </w:rPr>
-              <w:t xml:space="preserve">unprofitable</w:t>
+              <w:t xml:space="preserve">values</w:t>
             </w:r>
           </w:p>
         </w:tc>
@@ -9208,7 +9208,7 @@
                 <w:sz w:val="16"/>
                 <w:szCs w:val="16"/>
               </w:rPr>
-              <w:t xml:space="preserve">values</w:t>
+              <w:t xml:space="preserve">statements</w:t>
             </w:r>
           </w:p>
         </w:tc>
@@ -9276,7 +9276,7 @@
                 <w:sz w:val="16"/>
                 <w:szCs w:val="16"/>
               </w:rPr>
-              <w:t xml:space="preserve">statements</w:t>
+              <w:t xml:space="preserve">documents</w:t>
             </w:r>
           </w:p>
         </w:tc>
@@ -9344,7 +9344,7 @@
                 <w:sz w:val="16"/>
                 <w:szCs w:val="16"/>
               </w:rPr>
-              <w:t xml:space="preserve">documents</w:t>
+              <w:t xml:space="preserve">distort</w:t>
             </w:r>
           </w:p>
         </w:tc>
@@ -9412,7 +9412,7 @@
                 <w:sz w:val="16"/>
                 <w:szCs w:val="16"/>
               </w:rPr>
-              <w:t xml:space="preserve">records</w:t>
+              <w:t xml:space="preserve">activity-based</w:t>
             </w:r>
           </w:p>
         </w:tc>
@@ -9480,7 +9480,7 @@
                 <w:sz w:val="16"/>
                 <w:szCs w:val="16"/>
               </w:rPr>
-              <w:t xml:space="preserve">distort</w:t>
+              <w:t xml:space="preserve">accept</w:t>
             </w:r>
           </w:p>
         </w:tc>
@@ -9840,7 +9840,7 @@
           <w:sz w:val="19"/>
           <w:szCs w:val="19"/>
         </w:rPr>
-        <w:t xml:space="preserve">The </w:t>
+        <w:t xml:space="preserve">The journal entries and </w:t>
       </w:r>
       <w:r>
         <w:rPr>
@@ -9858,7 +9858,7 @@
           <w:sz w:val="19"/>
           <w:szCs w:val="19"/>
         </w:rPr>
-        <w:t xml:space="preserve">           </w:t>
+        <w:t xml:space="preserve">            </w:t>
       </w:r>
       <w:r>
         <w:rPr>
@@ -9872,7 +9872,7 @@
           <w:sz w:val="19"/>
           <w:szCs w:val="19"/>
         </w:rPr>
-        <w:t xml:space="preserve"> entries and </w:t>
+        <w:t xml:space="preserve"> are for depth: they show why the </w:t>
       </w:r>
       <w:r>
         <w:rPr>
@@ -9890,7 +9890,7 @@
           <w:sz w:val="19"/>
           <w:szCs w:val="19"/>
         </w:rPr>
-        <w:t xml:space="preserve">            </w:t>
+        <w:t xml:space="preserve">           </w:t>
       </w:r>
       <w:r>
         <w:rPr>
@@ -9904,7 +9904,28 @@
           <w:sz w:val="19"/>
           <w:szCs w:val="19"/>
         </w:rPr>
-        <w:t xml:space="preserve"> are for depth: they show why the </w:t>
+        <w:t xml:space="preserve"> move. </w:t>
+      </w:r>
+      <w:r>
+        <w:rPr>
+          <w:sz w:val="19"/>
+          <w:szCs w:val="19"/>
+        </w:rPr>
+        <w:t xml:space="preserve">On March 1, 2027 Raw Materials Inventory was $120,000. </w:t>
+      </w:r>
+      <w:r>
+        <w:rPr>
+          <w:sz w:val="19"/>
+          <w:szCs w:val="19"/>
+        </w:rPr>
+        <w:t xml:space="preserve">Job T-0302 was in process at $64,000, and job T-0215 was in finished goods at $90,000. </w:t>
+      </w:r>
+      <w:r>
+        <w:rPr>
+          <w:sz w:val="19"/>
+          <w:szCs w:val="19"/>
+        </w:rPr>
+        <w:t xml:space="preserve">During March the </w:t>
       </w:r>
       <w:r>
         <w:rPr>
@@ -9936,28 +9957,21 @@
           <w:sz w:val="19"/>
           <w:szCs w:val="19"/>
         </w:rPr>
-        <w:t xml:space="preserve"> move. </w:t>
-      </w:r>
-      <w:r>
-        <w:rPr>
-          <w:sz w:val="19"/>
-          <w:szCs w:val="19"/>
-        </w:rPr>
-        <w:t xml:space="preserve">On March 1, 2027 Raw Materials Inventory was $120,000. </w:t>
-      </w:r>
-      <w:r>
-        <w:rPr>
-          <w:sz w:val="19"/>
-          <w:szCs w:val="19"/>
-        </w:rPr>
-        <w:t xml:space="preserve">Job T-0302 was in process at $64,000, and job T-0215 was in finished goods at $90,000. </w:t>
-      </w:r>
-      <w:r>
-        <w:rPr>
-          <w:sz w:val="19"/>
-          <w:szCs w:val="19"/>
-        </w:rPr>
-        <w:t xml:space="preserve">During March the </w:t>
+        <w:t xml:space="preserve"> worked on three jobs. </w:t>
+      </w:r>
+      <w:r>
+        <w:rPr>
+          <w:sz w:val="19"/>
+          <w:szCs w:val="19"/>
+        </w:rPr>
+        <w:t xml:space="preserve">T-0302 (halva): direct materials $30,000, direct labor $20,000, 1,000 machine hours. </w:t>
+      </w:r>
+      <w:r>
+        <w:rPr>
+          <w:sz w:val="19"/>
+          <w:szCs w:val="19"/>
+        </w:rPr>
+        <w:t xml:space="preserve">T-0303 (Barada </w:t>
       </w:r>
       <w:r>
         <w:rPr>
@@ -9975,7 +9989,7 @@
           <w:sz w:val="19"/>
           <w:szCs w:val="19"/>
         </w:rPr>
-        <w:t xml:space="preserve">           </w:t>
+        <w:t xml:space="preserve">               </w:t>
       </w:r>
       <w:r>
         <w:rPr>
@@ -9989,21 +10003,35 @@
           <w:sz w:val="19"/>
           <w:szCs w:val="19"/>
         </w:rPr>
-        <w:t xml:space="preserve"> worked on three jobs. </w:t>
-      </w:r>
-      <w:r>
-        <w:rPr>
-          <w:sz w:val="19"/>
-          <w:szCs w:val="19"/>
-        </w:rPr>
-        <w:t xml:space="preserve">T-0302 (halva): direct materials $30,000, direct labor $20,000, 1,000 machine hours. </w:t>
-      </w:r>
-      <w:r>
-        <w:rPr>
-          <w:sz w:val="19"/>
-          <w:szCs w:val="19"/>
-        </w:rPr>
-        <w:t xml:space="preserve">T-0303 (Barada </w:t>
+        <w:t xml:space="preserve"> tahini): direct materials $140,000, direct labor $80,000, 4,200 machine hours. </w:t>
+      </w:r>
+      <w:r>
+        <w:rPr>
+          <w:sz w:val="19"/>
+          <w:szCs w:val="19"/>
+        </w:rPr>
+        <w:t xml:space="preserve">Finished, not yet sold. </w:t>
+      </w:r>
+      <w:r>
+        <w:rPr>
+          <w:sz w:val="19"/>
+          <w:szCs w:val="19"/>
+        </w:rPr>
+        <w:t xml:space="preserve">T-0304: direct materials $80,000, direct labor $50,000, 2,500 machine hours. </w:t>
+      </w:r>
+      <w:r>
+        <w:rPr>
+          <w:sz w:val="19"/>
+          <w:szCs w:val="19"/>
+        </w:rPr>
+        <w:t xml:space="preserve">Still in process on March 31. </w:t>
+      </w:r>
+      <w:r>
+        <w:rPr>
+          <w:sz w:val="19"/>
+          <w:szCs w:val="19"/>
+        </w:rPr>
+        <w:t xml:space="preserve">Other </w:t>
       </w:r>
       <w:r>
         <w:rPr>
@@ -10021,7 +10049,7 @@
           <w:sz w:val="19"/>
           <w:szCs w:val="19"/>
         </w:rPr>
-        <w:t xml:space="preserve">               </w:t>
+        <w:t xml:space="preserve">           </w:t>
       </w:r>
       <w:r>
         <w:rPr>
@@ -10035,35 +10063,7 @@
           <w:sz w:val="19"/>
           <w:szCs w:val="19"/>
         </w:rPr>
-        <w:t xml:space="preserve"> tahini): direct materials $140,000, direct labor $80,000, 4,200 machine hours. </w:t>
-      </w:r>
-      <w:r>
-        <w:rPr>
-          <w:sz w:val="19"/>
-          <w:szCs w:val="19"/>
-        </w:rPr>
-        <w:t xml:space="preserve">Finished, not yet sold. </w:t>
-      </w:r>
-      <w:r>
-        <w:rPr>
-          <w:sz w:val="19"/>
-          <w:szCs w:val="19"/>
-        </w:rPr>
-        <w:t xml:space="preserve">T-0304: direct materials $80,000, direct labor $50,000, 2,500 machine hours. </w:t>
-      </w:r>
-      <w:r>
-        <w:rPr>
-          <w:sz w:val="19"/>
-          <w:szCs w:val="19"/>
-        </w:rPr>
-        <w:t xml:space="preserve">Still in process on March 31. </w:t>
-      </w:r>
-      <w:r>
-        <w:rPr>
-          <w:sz w:val="19"/>
-          <w:szCs w:val="19"/>
-        </w:rPr>
-        <w:t xml:space="preserve">Other events: materials purchased $300,000; indirect materials $20,000; indirect labor $40,000; service </w:t>
+        <w:t xml:space="preserve">: materials </w:t>
       </w:r>
       <w:r>
         <w:rPr>
@@ -10081,7 +10081,7 @@
           <w:sz w:val="19"/>
           <w:szCs w:val="19"/>
         </w:rPr>
-        <w:t xml:space="preserve">            </w:t>
+        <w:t xml:space="preserve">           </w:t>
       </w:r>
       <w:r>
         <w:rPr>
@@ -10095,7 +10095,7 @@
           <w:sz w:val="19"/>
           <w:szCs w:val="19"/>
         </w:rPr>
-        <w:t xml:space="preserve"> charges $57,500; </w:t>
+        <w:t xml:space="preserve"> $300,000; indirect materials $20,000; indirect labor $40,000; service department charges $57,500; depreciation $70,000; </w:t>
       </w:r>
       <w:r>
         <w:rPr>
@@ -10113,7 +10113,7 @@
           <w:sz w:val="19"/>
           <w:szCs w:val="19"/>
         </w:rPr>
-        <w:t xml:space="preserve">              </w:t>
+        <w:t xml:space="preserve">           </w:t>
       </w:r>
       <w:r>
         <w:rPr>
@@ -10127,7 +10127,7 @@
           <w:sz w:val="19"/>
           <w:szCs w:val="19"/>
         </w:rPr>
-        <w:t xml:space="preserve"> $70,000; utilities $62,500; jobs T-0215 and T-0302 sold on account for $330,000. </w:t>
+        <w:t xml:space="preserve"> $62,500; jobs T-0215 and T-0302 sold on account for $330,000. </w:t>
       </w:r>
     </w:p>
     <w:tbl>
@@ -10185,7 +10185,7 @@
                 <w:sz w:val="16"/>
                 <w:szCs w:val="16"/>
               </w:rPr>
-              <w:t xml:space="preserve">follows   ·   calculations   ·   statement   ·   journal   ·   numbers   ·   questions   ·   depreciation   ·   private-label   ·   department   ·   T-accounts   ·   division   ·   documents   ·   values</w:t>
+              <w:t xml:space="preserve">follows   ·   calculations   ·   statement   ·   T-accounts   ·   division   ·   entries   ·   utilities   ·   events   ·   purchased   ·   numbers   ·   private-label   ·   documents   ·   values</w:t>
             </w:r>
           </w:p>
         </w:tc>
@@ -10212,7 +10212,7 @@
           <w:sz w:val="16"/>
           <w:szCs w:val="16"/>
         </w:rPr>
-        <w:t xml:space="preserve">      gaps 13–21</w:t>
+        <w:t xml:space="preserve">      gaps 13–17</w:t>
       </w:r>
     </w:p>
     <w:p>
@@ -10225,7 +10225,14 @@
           <w:sz w:val="19"/>
           <w:szCs w:val="19"/>
         </w:rPr>
-        <w:t xml:space="preserve">Classify each cost as direct or </w:t>
+        <w:t xml:space="preserve">Classify each cost as direct or indirect. </w:t>
+      </w:r>
+      <w:r>
+        <w:rPr>
+          <w:sz w:val="19"/>
+          <w:szCs w:val="19"/>
+        </w:rPr>
+        <w:t xml:space="preserve">Apply overhead at the </w:t>
       </w:r>
       <w:r>
         <w:rPr>
@@ -10243,7 +10250,7 @@
           <w:sz w:val="19"/>
           <w:szCs w:val="19"/>
         </w:rPr>
-        <w:t xml:space="preserve">           </w:t>
+        <w:t xml:space="preserve">               </w:t>
       </w:r>
       <w:r>
         <w:rPr>
@@ -10257,14 +10264,14 @@
           <w:sz w:val="19"/>
           <w:szCs w:val="19"/>
         </w:rPr>
-        <w:t xml:space="preserve">. </w:t>
-      </w:r>
-      <w:r>
-        <w:rPr>
-          <w:sz w:val="19"/>
-          <w:szCs w:val="19"/>
-        </w:rPr>
-        <w:t xml:space="preserve">Apply overhead at the </w:t>
+        <w:t xml:space="preserve"> rate. </w:t>
+      </w:r>
+      <w:r>
+        <w:rPr>
+          <w:sz w:val="19"/>
+          <w:szCs w:val="19"/>
+        </w:rPr>
+        <w:t xml:space="preserve"/>
       </w:r>
       <w:r>
         <w:rPr>
@@ -10282,7 +10289,7 @@
           <w:sz w:val="19"/>
           <w:szCs w:val="19"/>
         </w:rPr>
-        <w:t xml:space="preserve">               </w:t>
+        <w:t xml:space="preserve">           </w:t>
       </w:r>
       <w:r>
         <w:rPr>
@@ -10296,14 +10303,7 @@
           <w:sz w:val="19"/>
           <w:szCs w:val="19"/>
         </w:rPr>
-        <w:t xml:space="preserve"> rate. </w:t>
-      </w:r>
-      <w:r>
-        <w:rPr>
-          <w:sz w:val="19"/>
-          <w:szCs w:val="19"/>
-        </w:rPr>
-        <w:t xml:space="preserve">Record the entries, post them, prepare the </w:t>
+        <w:t xml:space="preserve"> the entries, post them, prepare the </w:t>
       </w:r>
       <w:r>
         <w:rPr>
@@ -10374,7 +10374,35 @@
           <w:sz w:val="19"/>
           <w:szCs w:val="19"/>
         </w:rPr>
-        <w:t xml:space="preserve">Overhead </w:t>
+        <w:t xml:space="preserve">Overhead applied: 7,700 machine hours × $30 = $231,000. </w:t>
+      </w:r>
+      <w:r>
+        <w:rPr>
+          <w:sz w:val="19"/>
+          <w:szCs w:val="19"/>
+        </w:rPr>
+        <w:t xml:space="preserve">Job costs: T-0302 = $64,000 opening + $30,000 + $20,000 + $30,000 = $144,000; T-0303 = $346,000; T-0304 = $205,000. </w:t>
+      </w:r>
+      <w:r>
+        <w:rPr>
+          <w:sz w:val="19"/>
+          <w:szCs w:val="19"/>
+        </w:rPr>
+        <w:t xml:space="preserve">Cost of goods manufactured (T-0302 + T-0303) = $490,000. </w:t>
+      </w:r>
+      <w:r>
+        <w:rPr>
+          <w:sz w:val="19"/>
+          <w:szCs w:val="19"/>
+        </w:rPr>
+        <w:t xml:space="preserve">Cost of goods sold (T-0215 + T-0302) = $90,000 + $144,000 = $234,000. </w:t>
+      </w:r>
+      <w:r>
+        <w:rPr>
+          <w:sz w:val="19"/>
+          <w:szCs w:val="19"/>
+        </w:rPr>
+        <w:t xml:space="preserve">Actual overhead = $20,000 + $40,000 + $190,000 = $250,000; </w:t>
       </w:r>
       <w:r>
         <w:rPr>
@@ -10392,7 +10420,7 @@
           <w:sz w:val="19"/>
           <w:szCs w:val="19"/>
         </w:rPr>
-        <w:t xml:space="preserve">           </w:t>
+        <w:t xml:space="preserve">              </w:t>
       </w:r>
       <w:r>
         <w:rPr>
@@ -10406,170 +10434,14 @@
           <w:sz w:val="19"/>
           <w:szCs w:val="19"/>
         </w:rPr>
-        <w:t xml:space="preserve">: 7,700 machine hours × $30 = $231,000. </w:t>
-      </w:r>
-      <w:r>
-        <w:rPr>
-          <w:sz w:val="19"/>
-          <w:szCs w:val="19"/>
-        </w:rPr>
-        <w:t xml:space="preserve">Job costs: T-0302 = $64,000 </w:t>
-      </w:r>
-      <w:r>
-        <w:rPr>
-          <w:b/>
-          <w:bCs/>
-          <w:color w:val="8186EF"/>
-          <w:sz w:val="15"/>
-          <w:szCs w:val="15"/>
-        </w:rPr>
-        <w:t xml:space="preserve"> (18) </w:t>
-      </w:r>
-      <w:r>
-        <w:rPr>
-          <w:u w:val="single"/>
-          <w:sz w:val="19"/>
-          <w:szCs w:val="19"/>
-        </w:rPr>
-        <w:t xml:space="preserve">           </w:t>
-      </w:r>
-      <w:r>
-        <w:rPr>
-          <w:sz w:val="19"/>
-          <w:szCs w:val="19"/>
-        </w:rPr>
-        <w:t xml:space="preserve"> </w:t>
-      </w:r>
-      <w:r>
-        <w:rPr>
-          <w:sz w:val="19"/>
-          <w:szCs w:val="19"/>
-        </w:rPr>
-        <w:t xml:space="preserve"> + $30,000 + $20,000 + $30,000 = $144,000; T-0303 = $346,000; T-0304 = $205,000. </w:t>
-      </w:r>
-      <w:r>
-        <w:rPr>
-          <w:sz w:val="19"/>
-          <w:szCs w:val="19"/>
-        </w:rPr>
-        <w:t xml:space="preserve">Cost of goods </w:t>
-      </w:r>
-      <w:r>
-        <w:rPr>
-          <w:b/>
-          <w:bCs/>
-          <w:color w:val="8186EF"/>
-          <w:sz w:val="15"/>
-          <w:szCs w:val="15"/>
-        </w:rPr>
-        <w:t xml:space="preserve"> (19) </w:t>
-      </w:r>
-      <w:r>
-        <w:rPr>
-          <w:u w:val="single"/>
-          <w:sz w:val="19"/>
-          <w:szCs w:val="19"/>
-        </w:rPr>
-        <w:t xml:space="preserve">              </w:t>
-      </w:r>
-      <w:r>
-        <w:rPr>
-          <w:sz w:val="19"/>
-          <w:szCs w:val="19"/>
-        </w:rPr>
-        <w:t xml:space="preserve"> </w:t>
-      </w:r>
-      <w:r>
-        <w:rPr>
-          <w:sz w:val="19"/>
-          <w:szCs w:val="19"/>
-        </w:rPr>
-        <w:t xml:space="preserve"> (T-0302 + T-0303) = $490,000. </w:t>
-      </w:r>
-      <w:r>
-        <w:rPr>
-          <w:sz w:val="19"/>
-          <w:szCs w:val="19"/>
-        </w:rPr>
-        <w:t xml:space="preserve">Cost of goods sold (T-0215 + T-0302) = $90,000 + $144,000 = $234,000. </w:t>
-      </w:r>
-      <w:r>
-        <w:rPr>
-          <w:sz w:val="19"/>
-          <w:szCs w:val="19"/>
-        </w:rPr>
-        <w:t xml:space="preserve"/>
-      </w:r>
-      <w:r>
-        <w:rPr>
-          <w:b/>
-          <w:bCs/>
-          <w:color w:val="8186EF"/>
-          <w:sz w:val="15"/>
-          <w:szCs w:val="15"/>
-        </w:rPr>
-        <w:t xml:space="preserve"> (20) </w:t>
-      </w:r>
-      <w:r>
-        <w:rPr>
-          <w:u w:val="single"/>
-          <w:sz w:val="19"/>
-          <w:szCs w:val="19"/>
-        </w:rPr>
-        <w:t xml:space="preserve">           </w:t>
-      </w:r>
-      <w:r>
-        <w:rPr>
-          <w:sz w:val="19"/>
-          <w:szCs w:val="19"/>
-        </w:rPr>
-        <w:t xml:space="preserve"> </w:t>
-      </w:r>
-      <w:r>
-        <w:rPr>
-          <w:sz w:val="19"/>
-          <w:szCs w:val="19"/>
-        </w:rPr>
-        <w:t xml:space="preserve"> overhead = $20,000 + $40,000 + $190,000 = $250,000; underapplied = $19,000. </w:t>
-      </w:r>
-      <w:r>
-        <w:rPr>
-          <w:sz w:val="19"/>
-          <w:szCs w:val="19"/>
-        </w:rPr>
-        <w:t xml:space="preserve">Each entry has equal debits and </w:t>
-      </w:r>
-      <w:r>
-        <w:rPr>
-          <w:b/>
-          <w:bCs/>
-          <w:color w:val="8186EF"/>
-          <w:sz w:val="15"/>
-          <w:szCs w:val="15"/>
-        </w:rPr>
-        <w:t xml:space="preserve"> (21) </w:t>
-      </w:r>
-      <w:r>
-        <w:rPr>
-          <w:u w:val="single"/>
-          <w:sz w:val="19"/>
-          <w:szCs w:val="19"/>
-        </w:rPr>
-        <w:t xml:space="preserve">           </w:t>
-      </w:r>
-      <w:r>
-        <w:rPr>
-          <w:sz w:val="19"/>
-          <w:szCs w:val="19"/>
-        </w:rPr>
-        <w:t xml:space="preserve"> </w:t>
-      </w:r>
-      <w:r>
-        <w:rPr>
-          <w:sz w:val="19"/>
-          <w:szCs w:val="19"/>
-        </w:rPr>
-        <w:t xml:space="preserve">, and the journal totals $2,235,000 on both sides. </w:t>
+        <w:t xml:space="preserve"> = $19,000. </w:t>
+      </w:r>
+      <w:r>
+        <w:rPr>
+          <w:sz w:val="19"/>
+          <w:szCs w:val="19"/>
+        </w:rPr>
+        <w:t xml:space="preserve">Each entry has equal debits and credits, and the journal totals $2,235,000 on both sides. </w:t>
       </w:r>
     </w:p>
     <w:tbl>
@@ -10627,7 +10499,7 @@
                 <w:sz w:val="16"/>
                 <w:szCs w:val="16"/>
               </w:rPr>
-              <w:t xml:space="preserve">manufactured   ·   Actual   ·   opening   ·   predetermined   ·   schedules   ·   applied   ·   indirect   ·   credits   ·   everything   ·   process</w:t>
+              <w:t xml:space="preserve">everything   ·   predetermined   ·   schedules   ·   Record   ·   process   ·   underapplied</w:t>
             </w:r>
           </w:p>
         </w:tc>
@@ -10832,6 +10704,101 @@
         <w:tc>
           <w:tcPr>
             <w:tcW w:type="pct" w:w="2200"/>
+            <w:tcMar>
+              <w:top w:type="dxa" w:w="50"/>
+              <w:left w:type="dxa" w:w="110"/>
+              <w:bottom w:type="dxa" w:w="50"/>
+              <w:right w:type="dxa" w:w="110"/>
+            </w:tcMar>
+          </w:tcPr>
+          <w:p>
+            <w:pPr>
+              <w:spacing w:before="28" w:after="28"/>
+            </w:pPr>
+            <w:r>
+              <w:rPr>
+                <w:sz w:val="15"/>
+                <w:szCs w:val="15"/>
+              </w:rPr>
+              <w:t xml:space="preserve">Raw Materials Inventory</w:t>
+            </w:r>
+          </w:p>
+        </w:tc>
+        <w:tc>
+          <w:tcPr>
+            <w:tcW w:type="pct" w:w="933"/>
+            <w:tcMar>
+              <w:top w:type="dxa" w:w="50"/>
+              <w:left w:type="dxa" w:w="110"/>
+              <w:bottom w:type="dxa" w:w="50"/>
+              <w:right w:type="dxa" w:w="110"/>
+            </w:tcMar>
+          </w:tcPr>
+          <w:p>
+            <w:pPr>
+              <w:spacing w:before="28" w:after="28"/>
+            </w:pPr>
+            <w:r>
+              <w:rPr>
+                <w:sz w:val="15"/>
+                <w:szCs w:val="15"/>
+              </w:rPr>
+              <w:t xml:space="preserve">300,000</w:t>
+            </w:r>
+          </w:p>
+        </w:tc>
+        <w:tc>
+          <w:tcPr>
+            <w:tcW w:type="pct" w:w="933"/>
+            <w:tcMar>
+              <w:top w:type="dxa" w:w="50"/>
+              <w:left w:type="dxa" w:w="110"/>
+              <w:bottom w:type="dxa" w:w="50"/>
+              <w:right w:type="dxa" w:w="110"/>
+            </w:tcMar>
+          </w:tcPr>
+          <w:p>
+            <w:pPr>
+              <w:spacing w:before="28" w:after="28"/>
+            </w:pPr>
+            <w:r>
+              <w:rPr>
+                <w:sz w:val="15"/>
+                <w:szCs w:val="15"/>
+              </w:rPr>
+              <w:t xml:space="preserve"> </w:t>
+            </w:r>
+          </w:p>
+        </w:tc>
+      </w:tr>
+      <w:tr>
+        <w:tc>
+          <w:tcPr>
+            <w:tcW w:type="pct" w:w="933"/>
+            <w:shd w:fill="FBFAF6" w:val="clear"/>
+            <w:tcMar>
+              <w:top w:type="dxa" w:w="50"/>
+              <w:left w:type="dxa" w:w="110"/>
+              <w:bottom w:type="dxa" w:w="50"/>
+              <w:right w:type="dxa" w:w="110"/>
+            </w:tcMar>
+          </w:tcPr>
+          <w:p>
+            <w:pPr>
+              <w:spacing w:before="28" w:after="28"/>
+            </w:pPr>
+            <w:r>
+              <w:rPr>
+                <w:sz w:val="15"/>
+                <w:szCs w:val="15"/>
+              </w:rPr>
+              <w:t xml:space="preserve"> </w:t>
+            </w:r>
+          </w:p>
+        </w:tc>
+        <w:tc>
+          <w:tcPr>
+            <w:tcW w:type="pct" w:w="2200"/>
             <w:shd w:fill="FFFFFF" w:val="clear"/>
             <w:tcMar>
               <w:top w:type="dxa" w:w="50"/>
@@ -10852,13 +10819,14 @@
                 <w:sz w:val="14"/>
                 <w:szCs w:val="14"/>
               </w:rPr>
-              <w:t xml:space="preserve">(22)</w:t>
+              <w:t xml:space="preserve">(18)</w:t>
             </w:r>
           </w:p>
         </w:tc>
         <w:tc>
           <w:tcPr>
             <w:tcW w:type="pct" w:w="933"/>
+            <w:shd w:fill="FBFAF6" w:val="clear"/>
             <w:tcMar>
               <w:top w:type="dxa" w:w="50"/>
               <w:left w:type="dxa" w:w="110"/>
@@ -10875,13 +10843,14 @@
                 <w:sz w:val="15"/>
                 <w:szCs w:val="15"/>
               </w:rPr>
-              <w:t xml:space="preserve">300,000</w:t>
+              <w:t xml:space="preserve"> </w:t>
             </w:r>
           </w:p>
         </w:tc>
         <w:tc>
           <w:tcPr>
             <w:tcW w:type="pct" w:w="933"/>
+            <w:shd w:fill="FBFAF6" w:val="clear"/>
             <w:tcMar>
               <w:top w:type="dxa" w:w="50"/>
               <w:left w:type="dxa" w:w="110"/>
@@ -10898,6 +10867,100 @@
                 <w:sz w:val="15"/>
                 <w:szCs w:val="15"/>
               </w:rPr>
+              <w:t xml:space="preserve">300,000</w:t>
+            </w:r>
+          </w:p>
+        </w:tc>
+      </w:tr>
+      <w:tr>
+        <w:tc>
+          <w:tcPr>
+            <w:tcW w:type="pct" w:w="933"/>
+            <w:tcMar>
+              <w:top w:type="dxa" w:w="50"/>
+              <w:left w:type="dxa" w:w="110"/>
+              <w:bottom w:type="dxa" w:w="50"/>
+              <w:right w:type="dxa" w:w="110"/>
+            </w:tcMar>
+          </w:tcPr>
+          <w:p>
+            <w:pPr>
+              <w:spacing w:before="28" w:after="28"/>
+            </w:pPr>
+            <w:r>
+              <w:rPr>
+                <w:sz w:val="15"/>
+                <w:szCs w:val="15"/>
+              </w:rPr>
+              <w:t xml:space="preserve">2</w:t>
+            </w:r>
+          </w:p>
+        </w:tc>
+        <w:tc>
+          <w:tcPr>
+            <w:tcW w:type="pct" w:w="2200"/>
+            <w:tcMar>
+              <w:top w:type="dxa" w:w="50"/>
+              <w:left w:type="dxa" w:w="110"/>
+              <w:bottom w:type="dxa" w:w="50"/>
+              <w:right w:type="dxa" w:w="110"/>
+            </w:tcMar>
+          </w:tcPr>
+          <w:p>
+            <w:pPr>
+              <w:spacing w:before="28" w:after="28"/>
+            </w:pPr>
+            <w:r>
+              <w:rPr>
+                <w:sz w:val="15"/>
+                <w:szCs w:val="15"/>
+              </w:rPr>
+              <w:t xml:space="preserve">Work-in-Process Inventory (T-0302 30,000; T-0303 140,000; T-0304 80,000)</w:t>
+            </w:r>
+          </w:p>
+        </w:tc>
+        <w:tc>
+          <w:tcPr>
+            <w:tcW w:type="pct" w:w="933"/>
+            <w:tcMar>
+              <w:top w:type="dxa" w:w="50"/>
+              <w:left w:type="dxa" w:w="110"/>
+              <w:bottom w:type="dxa" w:w="50"/>
+              <w:right w:type="dxa" w:w="110"/>
+            </w:tcMar>
+          </w:tcPr>
+          <w:p>
+            <w:pPr>
+              <w:spacing w:before="28" w:after="28"/>
+            </w:pPr>
+            <w:r>
+              <w:rPr>
+                <w:sz w:val="15"/>
+                <w:szCs w:val="15"/>
+              </w:rPr>
+              <w:t xml:space="preserve">250,000</w:t>
+            </w:r>
+          </w:p>
+        </w:tc>
+        <w:tc>
+          <w:tcPr>
+            <w:tcW w:type="pct" w:w="933"/>
+            <w:tcMar>
+              <w:top w:type="dxa" w:w="50"/>
+              <w:left w:type="dxa" w:w="110"/>
+              <w:bottom w:type="dxa" w:w="50"/>
+              <w:right w:type="dxa" w:w="110"/>
+            </w:tcMar>
+          </w:tcPr>
+          <w:p>
+            <w:pPr>
+              <w:spacing w:before="28" w:after="28"/>
+            </w:pPr>
+            <w:r>
+              <w:rPr>
+                <w:sz w:val="15"/>
+                <w:szCs w:val="15"/>
+              </w:rPr>
               <w:t xml:space="preserve"> </w:t>
             </w:r>
           </w:p>
@@ -10908,6 +10971,295 @@
           <w:tcPr>
             <w:tcW w:type="pct" w:w="933"/>
             <w:shd w:fill="FBFAF6" w:val="clear"/>
+            <w:tcMar>
+              <w:top w:type="dxa" w:w="50"/>
+              <w:left w:type="dxa" w:w="110"/>
+              <w:bottom w:type="dxa" w:w="50"/>
+              <w:right w:type="dxa" w:w="110"/>
+            </w:tcMar>
+          </w:tcPr>
+          <w:p>
+            <w:pPr>
+              <w:spacing w:before="28" w:after="28"/>
+            </w:pPr>
+            <w:r>
+              <w:rPr>
+                <w:sz w:val="15"/>
+                <w:szCs w:val="15"/>
+              </w:rPr>
+              <w:t xml:space="preserve"> </w:t>
+            </w:r>
+          </w:p>
+        </w:tc>
+        <w:tc>
+          <w:tcPr>
+            <w:tcW w:type="pct" w:w="2200"/>
+            <w:shd w:fill="FBFAF6" w:val="clear"/>
+            <w:tcMar>
+              <w:top w:type="dxa" w:w="50"/>
+              <w:left w:type="dxa" w:w="110"/>
+              <w:bottom w:type="dxa" w:w="50"/>
+              <w:right w:type="dxa" w:w="110"/>
+            </w:tcMar>
+          </w:tcPr>
+          <w:p>
+            <w:pPr>
+              <w:spacing w:before="28" w:after="28"/>
+            </w:pPr>
+            <w:r>
+              <w:rPr>
+                <w:sz w:val="15"/>
+                <w:szCs w:val="15"/>
+              </w:rPr>
+              <w:t xml:space="preserve">Manufacturing Overhead Control</w:t>
+            </w:r>
+          </w:p>
+        </w:tc>
+        <w:tc>
+          <w:tcPr>
+            <w:tcW w:type="pct" w:w="933"/>
+            <w:shd w:fill="FBFAF6" w:val="clear"/>
+            <w:tcMar>
+              <w:top w:type="dxa" w:w="50"/>
+              <w:left w:type="dxa" w:w="110"/>
+              <w:bottom w:type="dxa" w:w="50"/>
+              <w:right w:type="dxa" w:w="110"/>
+            </w:tcMar>
+          </w:tcPr>
+          <w:p>
+            <w:pPr>
+              <w:spacing w:before="28" w:after="28"/>
+            </w:pPr>
+            <w:r>
+              <w:rPr>
+                <w:sz w:val="15"/>
+                <w:szCs w:val="15"/>
+              </w:rPr>
+              <w:t xml:space="preserve">20,000</w:t>
+            </w:r>
+          </w:p>
+        </w:tc>
+        <w:tc>
+          <w:tcPr>
+            <w:tcW w:type="pct" w:w="933"/>
+            <w:shd w:fill="FBFAF6" w:val="clear"/>
+            <w:tcMar>
+              <w:top w:type="dxa" w:w="50"/>
+              <w:left w:type="dxa" w:w="110"/>
+              <w:bottom w:type="dxa" w:w="50"/>
+              <w:right w:type="dxa" w:w="110"/>
+            </w:tcMar>
+          </w:tcPr>
+          <w:p>
+            <w:pPr>
+              <w:spacing w:before="28" w:after="28"/>
+            </w:pPr>
+            <w:r>
+              <w:rPr>
+                <w:sz w:val="15"/>
+                <w:szCs w:val="15"/>
+              </w:rPr>
+              <w:t xml:space="preserve"> </w:t>
+            </w:r>
+          </w:p>
+        </w:tc>
+      </w:tr>
+      <w:tr>
+        <w:tc>
+          <w:tcPr>
+            <w:tcW w:type="pct" w:w="933"/>
+            <w:tcMar>
+              <w:top w:type="dxa" w:w="50"/>
+              <w:left w:type="dxa" w:w="110"/>
+              <w:bottom w:type="dxa" w:w="50"/>
+              <w:right w:type="dxa" w:w="110"/>
+            </w:tcMar>
+          </w:tcPr>
+          <w:p>
+            <w:pPr>
+              <w:spacing w:before="28" w:after="28"/>
+            </w:pPr>
+            <w:r>
+              <w:rPr>
+                <w:sz w:val="15"/>
+                <w:szCs w:val="15"/>
+              </w:rPr>
+              <w:t xml:space="preserve"> </w:t>
+            </w:r>
+          </w:p>
+        </w:tc>
+        <w:tc>
+          <w:tcPr>
+            <w:tcW w:type="pct" w:w="2200"/>
+            <w:tcMar>
+              <w:top w:type="dxa" w:w="50"/>
+              <w:left w:type="dxa" w:w="110"/>
+              <w:bottom w:type="dxa" w:w="50"/>
+              <w:right w:type="dxa" w:w="110"/>
+            </w:tcMar>
+          </w:tcPr>
+          <w:p>
+            <w:pPr>
+              <w:spacing w:before="28" w:after="28"/>
+            </w:pPr>
+            <w:r>
+              <w:rPr>
+                <w:sz w:val="15"/>
+                <w:szCs w:val="15"/>
+              </w:rPr>
+              <w:t xml:space="preserve">Raw Materials Inventory</w:t>
+            </w:r>
+          </w:p>
+        </w:tc>
+        <w:tc>
+          <w:tcPr>
+            <w:tcW w:type="pct" w:w="933"/>
+            <w:tcMar>
+              <w:top w:type="dxa" w:w="50"/>
+              <w:left w:type="dxa" w:w="110"/>
+              <w:bottom w:type="dxa" w:w="50"/>
+              <w:right w:type="dxa" w:w="110"/>
+            </w:tcMar>
+          </w:tcPr>
+          <w:p>
+            <w:pPr>
+              <w:spacing w:before="28" w:after="28"/>
+            </w:pPr>
+            <w:r>
+              <w:rPr>
+                <w:sz w:val="15"/>
+                <w:szCs w:val="15"/>
+              </w:rPr>
+              <w:t xml:space="preserve"> </w:t>
+            </w:r>
+          </w:p>
+        </w:tc>
+        <w:tc>
+          <w:tcPr>
+            <w:tcW w:type="pct" w:w="933"/>
+            <w:tcMar>
+              <w:top w:type="dxa" w:w="50"/>
+              <w:left w:type="dxa" w:w="110"/>
+              <w:bottom w:type="dxa" w:w="50"/>
+              <w:right w:type="dxa" w:w="110"/>
+            </w:tcMar>
+          </w:tcPr>
+          <w:p>
+            <w:pPr>
+              <w:spacing w:before="28" w:after="28"/>
+            </w:pPr>
+            <w:r>
+              <w:rPr>
+                <w:sz w:val="15"/>
+                <w:szCs w:val="15"/>
+              </w:rPr>
+              <w:t xml:space="preserve">270,000</w:t>
+            </w:r>
+          </w:p>
+        </w:tc>
+      </w:tr>
+      <w:tr>
+        <w:tc>
+          <w:tcPr>
+            <w:tcW w:type="pct" w:w="933"/>
+            <w:shd w:fill="FBFAF6" w:val="clear"/>
+            <w:tcMar>
+              <w:top w:type="dxa" w:w="50"/>
+              <w:left w:type="dxa" w:w="110"/>
+              <w:bottom w:type="dxa" w:w="50"/>
+              <w:right w:type="dxa" w:w="110"/>
+            </w:tcMar>
+          </w:tcPr>
+          <w:p>
+            <w:pPr>
+              <w:spacing w:before="28" w:after="28"/>
+            </w:pPr>
+            <w:r>
+              <w:rPr>
+                <w:sz w:val="15"/>
+                <w:szCs w:val="15"/>
+              </w:rPr>
+              <w:t xml:space="preserve">3</w:t>
+            </w:r>
+          </w:p>
+        </w:tc>
+        <w:tc>
+          <w:tcPr>
+            <w:tcW w:type="pct" w:w="2200"/>
+            <w:shd w:fill="FBFAF6" w:val="clear"/>
+            <w:tcMar>
+              <w:top w:type="dxa" w:w="50"/>
+              <w:left w:type="dxa" w:w="110"/>
+              <w:bottom w:type="dxa" w:w="50"/>
+              <w:right w:type="dxa" w:w="110"/>
+            </w:tcMar>
+          </w:tcPr>
+          <w:p>
+            <w:pPr>
+              <w:spacing w:before="28" w:after="28"/>
+            </w:pPr>
+            <w:r>
+              <w:rPr>
+                <w:sz w:val="15"/>
+                <w:szCs w:val="15"/>
+              </w:rPr>
+              <w:t xml:space="preserve">Work-in-Process Inventory (T-0302 20,000; T-0303 80,000; T-0304 50,000)</w:t>
+            </w:r>
+          </w:p>
+        </w:tc>
+        <w:tc>
+          <w:tcPr>
+            <w:tcW w:type="pct" w:w="933"/>
+            <w:shd w:fill="FBFAF6" w:val="clear"/>
+            <w:tcMar>
+              <w:top w:type="dxa" w:w="50"/>
+              <w:left w:type="dxa" w:w="110"/>
+              <w:bottom w:type="dxa" w:w="50"/>
+              <w:right w:type="dxa" w:w="110"/>
+            </w:tcMar>
+          </w:tcPr>
+          <w:p>
+            <w:pPr>
+              <w:spacing w:before="28" w:after="28"/>
+            </w:pPr>
+            <w:r>
+              <w:rPr>
+                <w:sz w:val="15"/>
+                <w:szCs w:val="15"/>
+              </w:rPr>
+              <w:t xml:space="preserve">150,000</w:t>
+            </w:r>
+          </w:p>
+        </w:tc>
+        <w:tc>
+          <w:tcPr>
+            <w:tcW w:type="pct" w:w="933"/>
+            <w:shd w:fill="FBFAF6" w:val="clear"/>
+            <w:tcMar>
+              <w:top w:type="dxa" w:w="50"/>
+              <w:left w:type="dxa" w:w="110"/>
+              <w:bottom w:type="dxa" w:w="50"/>
+              <w:right w:type="dxa" w:w="110"/>
+            </w:tcMar>
+          </w:tcPr>
+          <w:p>
+            <w:pPr>
+              <w:spacing w:before="28" w:after="28"/>
+            </w:pPr>
+            <w:r>
+              <w:rPr>
+                <w:sz w:val="15"/>
+                <w:szCs w:val="15"/>
+              </w:rPr>
+              <w:t xml:space="preserve"> </w:t>
+            </w:r>
+          </w:p>
+        </w:tc>
+      </w:tr>
+      <w:tr>
+        <w:tc>
+          <w:tcPr>
+            <w:tcW w:type="pct" w:w="933"/>
             <w:tcMar>
               <w:top w:type="dxa" w:w="50"/>
               <w:left w:type="dxa" w:w="110"/>
@@ -10951,10 +11303,58 @@
                 <w:sz w:val="14"/>
                 <w:szCs w:val="14"/>
               </w:rPr>
-              <w:t xml:space="preserve">(23)</w:t>
-            </w:r>
-          </w:p>
-        </w:tc>
+              <w:t xml:space="preserve">(19)</w:t>
+            </w:r>
+          </w:p>
+        </w:tc>
+        <w:tc>
+          <w:tcPr>
+            <w:tcW w:type="pct" w:w="933"/>
+            <w:tcMar>
+              <w:top w:type="dxa" w:w="50"/>
+              <w:left w:type="dxa" w:w="110"/>
+              <w:bottom w:type="dxa" w:w="50"/>
+              <w:right w:type="dxa" w:w="110"/>
+            </w:tcMar>
+          </w:tcPr>
+          <w:p>
+            <w:pPr>
+              <w:spacing w:before="28" w:after="28"/>
+            </w:pPr>
+            <w:r>
+              <w:rPr>
+                <w:sz w:val="15"/>
+                <w:szCs w:val="15"/>
+              </w:rPr>
+              <w:t xml:space="preserve">40,000</w:t>
+            </w:r>
+          </w:p>
+        </w:tc>
+        <w:tc>
+          <w:tcPr>
+            <w:tcW w:type="pct" w:w="933"/>
+            <w:tcMar>
+              <w:top w:type="dxa" w:w="50"/>
+              <w:left w:type="dxa" w:w="110"/>
+              <w:bottom w:type="dxa" w:w="50"/>
+              <w:right w:type="dxa" w:w="110"/>
+            </w:tcMar>
+          </w:tcPr>
+          <w:p>
+            <w:pPr>
+              <w:spacing w:before="28" w:after="28"/>
+            </w:pPr>
+            <w:r>
+              <w:rPr>
+                <w:sz w:val="15"/>
+                <w:szCs w:val="15"/>
+              </w:rPr>
+              <w:t xml:space="preserve"> </w:t>
+            </w:r>
+          </w:p>
+        </w:tc>
+      </w:tr>
+      <w:tr>
         <w:tc>
           <w:tcPr>
             <w:tcW w:type="pct" w:w="933"/>
@@ -10976,631 +11376,6 @@
                 <w:szCs w:val="15"/>
               </w:rPr>
               <w:t xml:space="preserve"> </w:t>
-            </w:r>
-          </w:p>
-        </w:tc>
-        <w:tc>
-          <w:tcPr>
-            <w:tcW w:type="pct" w:w="933"/>
-            <w:shd w:fill="FBFAF6" w:val="clear"/>
-            <w:tcMar>
-              <w:top w:type="dxa" w:w="50"/>
-              <w:left w:type="dxa" w:w="110"/>
-              <w:bottom w:type="dxa" w:w="50"/>
-              <w:right w:type="dxa" w:w="110"/>
-            </w:tcMar>
-          </w:tcPr>
-          <w:p>
-            <w:pPr>
-              <w:spacing w:before="28" w:after="28"/>
-            </w:pPr>
-            <w:r>
-              <w:rPr>
-                <w:sz w:val="15"/>
-                <w:szCs w:val="15"/>
-              </w:rPr>
-              <w:t xml:space="preserve">300,000</w:t>
-            </w:r>
-          </w:p>
-        </w:tc>
-      </w:tr>
-      <w:tr>
-        <w:tc>
-          <w:tcPr>
-            <w:tcW w:type="pct" w:w="933"/>
-            <w:tcMar>
-              <w:top w:type="dxa" w:w="50"/>
-              <w:left w:type="dxa" w:w="110"/>
-              <w:bottom w:type="dxa" w:w="50"/>
-              <w:right w:type="dxa" w:w="110"/>
-            </w:tcMar>
-          </w:tcPr>
-          <w:p>
-            <w:pPr>
-              <w:spacing w:before="28" w:after="28"/>
-            </w:pPr>
-            <w:r>
-              <w:rPr>
-                <w:sz w:val="15"/>
-                <w:szCs w:val="15"/>
-              </w:rPr>
-              <w:t xml:space="preserve">2</w:t>
-            </w:r>
-          </w:p>
-        </w:tc>
-        <w:tc>
-          <w:tcPr>
-            <w:tcW w:type="pct" w:w="2200"/>
-            <w:tcMar>
-              <w:top w:type="dxa" w:w="50"/>
-              <w:left w:type="dxa" w:w="110"/>
-              <w:bottom w:type="dxa" w:w="50"/>
-              <w:right w:type="dxa" w:w="110"/>
-            </w:tcMar>
-          </w:tcPr>
-          <w:p>
-            <w:pPr>
-              <w:spacing w:before="28" w:after="28"/>
-            </w:pPr>
-            <w:r>
-              <w:rPr>
-                <w:sz w:val="15"/>
-                <w:szCs w:val="15"/>
-              </w:rPr>
-              <w:t xml:space="preserve">Work-in-Process Inventory (T-0302 30,000; T-0303 140,000; T-0304 80,000)</w:t>
-            </w:r>
-          </w:p>
-        </w:tc>
-        <w:tc>
-          <w:tcPr>
-            <w:tcW w:type="pct" w:w="933"/>
-            <w:tcMar>
-              <w:top w:type="dxa" w:w="50"/>
-              <w:left w:type="dxa" w:w="110"/>
-              <w:bottom w:type="dxa" w:w="50"/>
-              <w:right w:type="dxa" w:w="110"/>
-            </w:tcMar>
-          </w:tcPr>
-          <w:p>
-            <w:pPr>
-              <w:spacing w:before="28" w:after="28"/>
-            </w:pPr>
-            <w:r>
-              <w:rPr>
-                <w:sz w:val="15"/>
-                <w:szCs w:val="15"/>
-              </w:rPr>
-              <w:t xml:space="preserve">250,000</w:t>
-            </w:r>
-          </w:p>
-        </w:tc>
-        <w:tc>
-          <w:tcPr>
-            <w:tcW w:type="pct" w:w="933"/>
-            <w:tcMar>
-              <w:top w:type="dxa" w:w="50"/>
-              <w:left w:type="dxa" w:w="110"/>
-              <w:bottom w:type="dxa" w:w="50"/>
-              <w:right w:type="dxa" w:w="110"/>
-            </w:tcMar>
-          </w:tcPr>
-          <w:p>
-            <w:pPr>
-              <w:spacing w:before="28" w:after="28"/>
-            </w:pPr>
-            <w:r>
-              <w:rPr>
-                <w:sz w:val="15"/>
-                <w:szCs w:val="15"/>
-              </w:rPr>
-              <w:t xml:space="preserve"> </w:t>
-            </w:r>
-          </w:p>
-        </w:tc>
-      </w:tr>
-      <w:tr>
-        <w:tc>
-          <w:tcPr>
-            <w:tcW w:type="pct" w:w="933"/>
-            <w:shd w:fill="FBFAF6" w:val="clear"/>
-            <w:tcMar>
-              <w:top w:type="dxa" w:w="50"/>
-              <w:left w:type="dxa" w:w="110"/>
-              <w:bottom w:type="dxa" w:w="50"/>
-              <w:right w:type="dxa" w:w="110"/>
-            </w:tcMar>
-          </w:tcPr>
-          <w:p>
-            <w:pPr>
-              <w:spacing w:before="28" w:after="28"/>
-            </w:pPr>
-            <w:r>
-              <w:rPr>
-                <w:sz w:val="15"/>
-                <w:szCs w:val="15"/>
-              </w:rPr>
-              <w:t xml:space="preserve"> </w:t>
-            </w:r>
-          </w:p>
-        </w:tc>
-        <w:tc>
-          <w:tcPr>
-            <w:tcW w:type="pct" w:w="2200"/>
-            <w:shd w:fill="FBFAF6" w:val="clear"/>
-            <w:tcMar>
-              <w:top w:type="dxa" w:w="50"/>
-              <w:left w:type="dxa" w:w="110"/>
-              <w:bottom w:type="dxa" w:w="50"/>
-              <w:right w:type="dxa" w:w="110"/>
-            </w:tcMar>
-          </w:tcPr>
-          <w:p>
-            <w:pPr>
-              <w:spacing w:before="28" w:after="28"/>
-            </w:pPr>
-            <w:r>
-              <w:rPr>
-                <w:sz w:val="15"/>
-                <w:szCs w:val="15"/>
-              </w:rPr>
-              <w:t xml:space="preserve">Manufacturing Overhead Control</w:t>
-            </w:r>
-          </w:p>
-        </w:tc>
-        <w:tc>
-          <w:tcPr>
-            <w:tcW w:type="pct" w:w="933"/>
-            <w:shd w:fill="FBFAF6" w:val="clear"/>
-            <w:tcMar>
-              <w:top w:type="dxa" w:w="50"/>
-              <w:left w:type="dxa" w:w="110"/>
-              <w:bottom w:type="dxa" w:w="50"/>
-              <w:right w:type="dxa" w:w="110"/>
-            </w:tcMar>
-          </w:tcPr>
-          <w:p>
-            <w:pPr>
-              <w:spacing w:before="28" w:after="28"/>
-            </w:pPr>
-            <w:r>
-              <w:rPr>
-                <w:sz w:val="15"/>
-                <w:szCs w:val="15"/>
-              </w:rPr>
-              <w:t xml:space="preserve">20,000</w:t>
-            </w:r>
-          </w:p>
-        </w:tc>
-        <w:tc>
-          <w:tcPr>
-            <w:tcW w:type="pct" w:w="933"/>
-            <w:shd w:fill="FBFAF6" w:val="clear"/>
-            <w:tcMar>
-              <w:top w:type="dxa" w:w="50"/>
-              <w:left w:type="dxa" w:w="110"/>
-              <w:bottom w:type="dxa" w:w="50"/>
-              <w:right w:type="dxa" w:w="110"/>
-            </w:tcMar>
-          </w:tcPr>
-          <w:p>
-            <w:pPr>
-              <w:spacing w:before="28" w:after="28"/>
-            </w:pPr>
-            <w:r>
-              <w:rPr>
-                <w:sz w:val="15"/>
-                <w:szCs w:val="15"/>
-              </w:rPr>
-              <w:t xml:space="preserve"> </w:t>
-            </w:r>
-          </w:p>
-        </w:tc>
-      </w:tr>
-      <w:tr>
-        <w:tc>
-          <w:tcPr>
-            <w:tcW w:type="pct" w:w="933"/>
-            <w:tcMar>
-              <w:top w:type="dxa" w:w="50"/>
-              <w:left w:type="dxa" w:w="110"/>
-              <w:bottom w:type="dxa" w:w="50"/>
-              <w:right w:type="dxa" w:w="110"/>
-            </w:tcMar>
-          </w:tcPr>
-          <w:p>
-            <w:pPr>
-              <w:spacing w:before="28" w:after="28"/>
-            </w:pPr>
-            <w:r>
-              <w:rPr>
-                <w:sz w:val="15"/>
-                <w:szCs w:val="15"/>
-              </w:rPr>
-              <w:t xml:space="preserve"> </w:t>
-            </w:r>
-          </w:p>
-        </w:tc>
-        <w:tc>
-          <w:tcPr>
-            <w:tcW w:type="pct" w:w="2200"/>
-            <w:tcMar>
-              <w:top w:type="dxa" w:w="50"/>
-              <w:left w:type="dxa" w:w="110"/>
-              <w:bottom w:type="dxa" w:w="50"/>
-              <w:right w:type="dxa" w:w="110"/>
-            </w:tcMar>
-          </w:tcPr>
-          <w:p>
-            <w:pPr>
-              <w:spacing w:before="28" w:after="28"/>
-            </w:pPr>
-            <w:r>
-              <w:rPr>
-                <w:sz w:val="15"/>
-                <w:szCs w:val="15"/>
-              </w:rPr>
-              <w:t xml:space="preserve">Raw Materials Inventory</w:t>
-            </w:r>
-          </w:p>
-        </w:tc>
-        <w:tc>
-          <w:tcPr>
-            <w:tcW w:type="pct" w:w="933"/>
-            <w:tcMar>
-              <w:top w:type="dxa" w:w="50"/>
-              <w:left w:type="dxa" w:w="110"/>
-              <w:bottom w:type="dxa" w:w="50"/>
-              <w:right w:type="dxa" w:w="110"/>
-            </w:tcMar>
-          </w:tcPr>
-          <w:p>
-            <w:pPr>
-              <w:spacing w:before="28" w:after="28"/>
-            </w:pPr>
-            <w:r>
-              <w:rPr>
-                <w:sz w:val="15"/>
-                <w:szCs w:val="15"/>
-              </w:rPr>
-              <w:t xml:space="preserve"> </w:t>
-            </w:r>
-          </w:p>
-        </w:tc>
-        <w:tc>
-          <w:tcPr>
-            <w:tcW w:type="pct" w:w="933"/>
-            <w:tcMar>
-              <w:top w:type="dxa" w:w="50"/>
-              <w:left w:type="dxa" w:w="110"/>
-              <w:bottom w:type="dxa" w:w="50"/>
-              <w:right w:type="dxa" w:w="110"/>
-            </w:tcMar>
-          </w:tcPr>
-          <w:p>
-            <w:pPr>
-              <w:spacing w:before="28" w:after="28"/>
-            </w:pPr>
-            <w:r>
-              <w:rPr>
-                <w:sz w:val="15"/>
-                <w:szCs w:val="15"/>
-              </w:rPr>
-              <w:t xml:space="preserve">270,000</w:t>
-            </w:r>
-          </w:p>
-        </w:tc>
-      </w:tr>
-      <w:tr>
-        <w:tc>
-          <w:tcPr>
-            <w:tcW w:type="pct" w:w="933"/>
-            <w:shd w:fill="FBFAF6" w:val="clear"/>
-            <w:tcMar>
-              <w:top w:type="dxa" w:w="50"/>
-              <w:left w:type="dxa" w:w="110"/>
-              <w:bottom w:type="dxa" w:w="50"/>
-              <w:right w:type="dxa" w:w="110"/>
-            </w:tcMar>
-          </w:tcPr>
-          <w:p>
-            <w:pPr>
-              <w:spacing w:before="28" w:after="28"/>
-            </w:pPr>
-            <w:r>
-              <w:rPr>
-                <w:sz w:val="15"/>
-                <w:szCs w:val="15"/>
-              </w:rPr>
-              <w:t xml:space="preserve">3</w:t>
-            </w:r>
-          </w:p>
-        </w:tc>
-        <w:tc>
-          <w:tcPr>
-            <w:tcW w:type="pct" w:w="2200"/>
-            <w:shd w:fill="FBFAF6" w:val="clear"/>
-            <w:tcMar>
-              <w:top w:type="dxa" w:w="50"/>
-              <w:left w:type="dxa" w:w="110"/>
-              <w:bottom w:type="dxa" w:w="50"/>
-              <w:right w:type="dxa" w:w="110"/>
-            </w:tcMar>
-          </w:tcPr>
-          <w:p>
-            <w:pPr>
-              <w:spacing w:before="28" w:after="28"/>
-            </w:pPr>
-            <w:r>
-              <w:rPr>
-                <w:sz w:val="15"/>
-                <w:szCs w:val="15"/>
-              </w:rPr>
-              <w:t xml:space="preserve">Work-in-Process Inventory (T-0302 20,000; T-0303 80,000; T-0304 50,000)</w:t>
-            </w:r>
-          </w:p>
-        </w:tc>
-        <w:tc>
-          <w:tcPr>
-            <w:tcW w:type="pct" w:w="933"/>
-            <w:shd w:fill="FBFAF6" w:val="clear"/>
-            <w:tcMar>
-              <w:top w:type="dxa" w:w="50"/>
-              <w:left w:type="dxa" w:w="110"/>
-              <w:bottom w:type="dxa" w:w="50"/>
-              <w:right w:type="dxa" w:w="110"/>
-            </w:tcMar>
-          </w:tcPr>
-          <w:p>
-            <w:pPr>
-              <w:spacing w:before="28" w:after="28"/>
-            </w:pPr>
-            <w:r>
-              <w:rPr>
-                <w:sz w:val="15"/>
-                <w:szCs w:val="15"/>
-              </w:rPr>
-              <w:t xml:space="preserve">150,000</w:t>
-            </w:r>
-          </w:p>
-        </w:tc>
-        <w:tc>
-          <w:tcPr>
-            <w:tcW w:type="pct" w:w="933"/>
-            <w:shd w:fill="FBFAF6" w:val="clear"/>
-            <w:tcMar>
-              <w:top w:type="dxa" w:w="50"/>
-              <w:left w:type="dxa" w:w="110"/>
-              <w:bottom w:type="dxa" w:w="50"/>
-              <w:right w:type="dxa" w:w="110"/>
-            </w:tcMar>
-          </w:tcPr>
-          <w:p>
-            <w:pPr>
-              <w:spacing w:before="28" w:after="28"/>
-            </w:pPr>
-            <w:r>
-              <w:rPr>
-                <w:sz w:val="15"/>
-                <w:szCs w:val="15"/>
-              </w:rPr>
-              <w:t xml:space="preserve"> </w:t>
-            </w:r>
-          </w:p>
-        </w:tc>
-      </w:tr>
-      <w:tr>
-        <w:tc>
-          <w:tcPr>
-            <w:tcW w:type="pct" w:w="933"/>
-            <w:tcMar>
-              <w:top w:type="dxa" w:w="50"/>
-              <w:left w:type="dxa" w:w="110"/>
-              <w:bottom w:type="dxa" w:w="50"/>
-              <w:right w:type="dxa" w:w="110"/>
-            </w:tcMar>
-          </w:tcPr>
-          <w:p>
-            <w:pPr>
-              <w:spacing w:before="28" w:after="28"/>
-            </w:pPr>
-            <w:r>
-              <w:rPr>
-                <w:sz w:val="15"/>
-                <w:szCs w:val="15"/>
-              </w:rPr>
-              <w:t xml:space="preserve"> </w:t>
-            </w:r>
-          </w:p>
-        </w:tc>
-        <w:tc>
-          <w:tcPr>
-            <w:tcW w:type="pct" w:w="2200"/>
-            <w:tcMar>
-              <w:top w:type="dxa" w:w="50"/>
-              <w:left w:type="dxa" w:w="110"/>
-              <w:bottom w:type="dxa" w:w="50"/>
-              <w:right w:type="dxa" w:w="110"/>
-            </w:tcMar>
-          </w:tcPr>
-          <w:p>
-            <w:pPr>
-              <w:spacing w:before="28" w:after="28"/>
-            </w:pPr>
-            <w:r>
-              <w:rPr>
-                <w:sz w:val="15"/>
-                <w:szCs w:val="15"/>
-              </w:rPr>
-              <w:t xml:space="preserve">Manufacturing Overhead Control</w:t>
-            </w:r>
-          </w:p>
-        </w:tc>
-        <w:tc>
-          <w:tcPr>
-            <w:tcW w:type="pct" w:w="933"/>
-            <w:tcMar>
-              <w:top w:type="dxa" w:w="50"/>
-              <w:left w:type="dxa" w:w="110"/>
-              <w:bottom w:type="dxa" w:w="50"/>
-              <w:right w:type="dxa" w:w="110"/>
-            </w:tcMar>
-          </w:tcPr>
-          <w:p>
-            <w:pPr>
-              <w:spacing w:before="28" w:after="28"/>
-            </w:pPr>
-            <w:r>
-              <w:rPr>
-                <w:sz w:val="15"/>
-                <w:szCs w:val="15"/>
-              </w:rPr>
-              <w:t xml:space="preserve">40,000</w:t>
-            </w:r>
-          </w:p>
-        </w:tc>
-        <w:tc>
-          <w:tcPr>
-            <w:tcW w:type="pct" w:w="933"/>
-            <w:tcMar>
-              <w:top w:type="dxa" w:w="50"/>
-              <w:left w:type="dxa" w:w="110"/>
-              <w:bottom w:type="dxa" w:w="50"/>
-              <w:right w:type="dxa" w:w="110"/>
-            </w:tcMar>
-          </w:tcPr>
-          <w:p>
-            <w:pPr>
-              <w:spacing w:before="28" w:after="28"/>
-            </w:pPr>
-            <w:r>
-              <w:rPr>
-                <w:sz w:val="15"/>
-                <w:szCs w:val="15"/>
-              </w:rPr>
-              <w:t xml:space="preserve"> </w:t>
-            </w:r>
-          </w:p>
-        </w:tc>
-      </w:tr>
-      <w:tr>
-        <w:tc>
-          <w:tcPr>
-            <w:tcW w:type="pct" w:w="933"/>
-            <w:shd w:fill="FBFAF6" w:val="clear"/>
-            <w:tcMar>
-              <w:top w:type="dxa" w:w="50"/>
-              <w:left w:type="dxa" w:w="110"/>
-              <w:bottom w:type="dxa" w:w="50"/>
-              <w:right w:type="dxa" w:w="110"/>
-            </w:tcMar>
-          </w:tcPr>
-          <w:p>
-            <w:pPr>
-              <w:spacing w:before="28" w:after="28"/>
-            </w:pPr>
-            <w:r>
-              <w:rPr>
-                <w:sz w:val="15"/>
-                <w:szCs w:val="15"/>
-              </w:rPr>
-              <w:t xml:space="preserve"> </w:t>
-            </w:r>
-          </w:p>
-        </w:tc>
-        <w:tc>
-          <w:tcPr>
-            <w:tcW w:type="pct" w:w="2200"/>
-            <w:shd w:fill="FBFAF6" w:val="clear"/>
-            <w:tcMar>
-              <w:top w:type="dxa" w:w="50"/>
-              <w:left w:type="dxa" w:w="110"/>
-              <w:bottom w:type="dxa" w:w="50"/>
-              <w:right w:type="dxa" w:w="110"/>
-            </w:tcMar>
-          </w:tcPr>
-          <w:p>
-            <w:pPr>
-              <w:spacing w:before="28" w:after="28"/>
-            </w:pPr>
-            <w:r>
-              <w:rPr>
-                <w:sz w:val="15"/>
-                <w:szCs w:val="15"/>
-              </w:rPr>
-              <w:t xml:space="preserve">Wages Payable</w:t>
-            </w:r>
-          </w:p>
-        </w:tc>
-        <w:tc>
-          <w:tcPr>
-            <w:tcW w:type="pct" w:w="933"/>
-            <w:shd w:fill="FBFAF6" w:val="clear"/>
-            <w:tcMar>
-              <w:top w:type="dxa" w:w="50"/>
-              <w:left w:type="dxa" w:w="110"/>
-              <w:bottom w:type="dxa" w:w="50"/>
-              <w:right w:type="dxa" w:w="110"/>
-            </w:tcMar>
-          </w:tcPr>
-          <w:p>
-            <w:pPr>
-              <w:spacing w:before="28" w:after="28"/>
-            </w:pPr>
-            <w:r>
-              <w:rPr>
-                <w:sz w:val="15"/>
-                <w:szCs w:val="15"/>
-              </w:rPr>
-              <w:t xml:space="preserve"> </w:t>
-            </w:r>
-          </w:p>
-        </w:tc>
-        <w:tc>
-          <w:tcPr>
-            <w:tcW w:type="pct" w:w="933"/>
-            <w:shd w:fill="FBFAF6" w:val="clear"/>
-            <w:tcMar>
-              <w:top w:type="dxa" w:w="50"/>
-              <w:left w:type="dxa" w:w="110"/>
-              <w:bottom w:type="dxa" w:w="50"/>
-              <w:right w:type="dxa" w:w="110"/>
-            </w:tcMar>
-          </w:tcPr>
-          <w:p>
-            <w:pPr>
-              <w:spacing w:before="28" w:after="28"/>
-            </w:pPr>
-            <w:r>
-              <w:rPr>
-                <w:sz w:val="15"/>
-                <w:szCs w:val="15"/>
-              </w:rPr>
-              <w:t xml:space="preserve">190,000</w:t>
-            </w:r>
-          </w:p>
-        </w:tc>
-      </w:tr>
-      <w:tr>
-        <w:tc>
-          <w:tcPr>
-            <w:tcW w:type="pct" w:w="933"/>
-            <w:tcMar>
-              <w:top w:type="dxa" w:w="50"/>
-              <w:left w:type="dxa" w:w="110"/>
-              <w:bottom w:type="dxa" w:w="50"/>
-              <w:right w:type="dxa" w:w="110"/>
-            </w:tcMar>
-          </w:tcPr>
-          <w:p>
-            <w:pPr>
-              <w:spacing w:before="28" w:after="28"/>
-            </w:pPr>
-            <w:r>
-              <w:rPr>
-                <w:sz w:val="15"/>
-                <w:szCs w:val="15"/>
-              </w:rPr>
-              <w:t xml:space="preserve">4</w:t>
             </w:r>
           </w:p>
         </w:tc>
@@ -11627,13 +11402,14 @@
                 <w:sz w:val="14"/>
                 <w:szCs w:val="14"/>
               </w:rPr>
-              <w:t xml:space="preserve">(24)</w:t>
+              <w:t xml:space="preserve">(20)</w:t>
             </w:r>
           </w:p>
         </w:tc>
         <w:tc>
           <w:tcPr>
             <w:tcW w:type="pct" w:w="933"/>
+            <w:shd w:fill="FBFAF6" w:val="clear"/>
             <w:tcMar>
               <w:top w:type="dxa" w:w="50"/>
               <w:left w:type="dxa" w:w="110"/>
@@ -11650,13 +11426,14 @@
                 <w:sz w:val="15"/>
                 <w:szCs w:val="15"/>
               </w:rPr>
-              <w:t xml:space="preserve">190,000</w:t>
+              <w:t xml:space="preserve"> </w:t>
             </w:r>
           </w:p>
         </w:tc>
         <w:tc>
           <w:tcPr>
             <w:tcW w:type="pct" w:w="933"/>
+            <w:shd w:fill="FBFAF6" w:val="clear"/>
             <w:tcMar>
               <w:top w:type="dxa" w:w="50"/>
               <w:left w:type="dxa" w:w="110"/>
@@ -11673,6 +11450,100 @@
                 <w:sz w:val="15"/>
                 <w:szCs w:val="15"/>
               </w:rPr>
+              <w:t xml:space="preserve">190,000</w:t>
+            </w:r>
+          </w:p>
+        </w:tc>
+      </w:tr>
+      <w:tr>
+        <w:tc>
+          <w:tcPr>
+            <w:tcW w:type="pct" w:w="933"/>
+            <w:tcMar>
+              <w:top w:type="dxa" w:w="50"/>
+              <w:left w:type="dxa" w:w="110"/>
+              <w:bottom w:type="dxa" w:w="50"/>
+              <w:right w:type="dxa" w:w="110"/>
+            </w:tcMar>
+          </w:tcPr>
+          <w:p>
+            <w:pPr>
+              <w:spacing w:before="28" w:after="28"/>
+            </w:pPr>
+            <w:r>
+              <w:rPr>
+                <w:sz w:val="15"/>
+                <w:szCs w:val="15"/>
+              </w:rPr>
+              <w:t xml:space="preserve">4</w:t>
+            </w:r>
+          </w:p>
+        </w:tc>
+        <w:tc>
+          <w:tcPr>
+            <w:tcW w:type="pct" w:w="2200"/>
+            <w:tcMar>
+              <w:top w:type="dxa" w:w="50"/>
+              <w:left w:type="dxa" w:w="110"/>
+              <w:bottom w:type="dxa" w:w="50"/>
+              <w:right w:type="dxa" w:w="110"/>
+            </w:tcMar>
+          </w:tcPr>
+          <w:p>
+            <w:pPr>
+              <w:spacing w:before="28" w:after="28"/>
+            </w:pPr>
+            <w:r>
+              <w:rPr>
+                <w:sz w:val="15"/>
+                <w:szCs w:val="15"/>
+              </w:rPr>
+              <w:t xml:space="preserve">Manufacturing Overhead Control</w:t>
+            </w:r>
+          </w:p>
+        </w:tc>
+        <w:tc>
+          <w:tcPr>
+            <w:tcW w:type="pct" w:w="933"/>
+            <w:tcMar>
+              <w:top w:type="dxa" w:w="50"/>
+              <w:left w:type="dxa" w:w="110"/>
+              <w:bottom w:type="dxa" w:w="50"/>
+              <w:right w:type="dxa" w:w="110"/>
+            </w:tcMar>
+          </w:tcPr>
+          <w:p>
+            <w:pPr>
+              <w:spacing w:before="28" w:after="28"/>
+            </w:pPr>
+            <w:r>
+              <w:rPr>
+                <w:sz w:val="15"/>
+                <w:szCs w:val="15"/>
+              </w:rPr>
+              <w:t xml:space="preserve">190,000</w:t>
+            </w:r>
+          </w:p>
+        </w:tc>
+        <w:tc>
+          <w:tcPr>
+            <w:tcW w:type="pct" w:w="933"/>
+            <w:tcMar>
+              <w:top w:type="dxa" w:w="50"/>
+              <w:left w:type="dxa" w:w="110"/>
+              <w:bottom w:type="dxa" w:w="50"/>
+              <w:right w:type="dxa" w:w="110"/>
+            </w:tcMar>
+          </w:tcPr>
+          <w:p>
+            <w:pPr>
+              <w:spacing w:before="28" w:after="28"/>
+            </w:pPr>
+            <w:r>
+              <w:rPr>
+                <w:sz w:val="15"/>
+                <w:szCs w:val="15"/>
+              </w:rPr>
               <w:t xml:space="preserve"> </w:t>
             </w:r>
           </w:p>
@@ -11683,6 +11554,103 @@
           <w:tcPr>
             <w:tcW w:type="pct" w:w="933"/>
             <w:shd w:fill="FBFAF6" w:val="clear"/>
+            <w:tcMar>
+              <w:top w:type="dxa" w:w="50"/>
+              <w:left w:type="dxa" w:w="110"/>
+              <w:bottom w:type="dxa" w:w="50"/>
+              <w:right w:type="dxa" w:w="110"/>
+            </w:tcMar>
+          </w:tcPr>
+          <w:p>
+            <w:pPr>
+              <w:spacing w:before="28" w:after="28"/>
+            </w:pPr>
+            <w:r>
+              <w:rPr>
+                <w:sz w:val="15"/>
+                <w:szCs w:val="15"/>
+              </w:rPr>
+              <w:t xml:space="preserve"> </w:t>
+            </w:r>
+          </w:p>
+        </w:tc>
+        <w:tc>
+          <w:tcPr>
+            <w:tcW w:type="pct" w:w="2200"/>
+            <w:shd w:fill="FBFAF6" w:val="clear"/>
+            <w:tcMar>
+              <w:top w:type="dxa" w:w="50"/>
+              <w:left w:type="dxa" w:w="110"/>
+              <w:bottom w:type="dxa" w:w="50"/>
+              <w:right w:type="dxa" w:w="110"/>
+            </w:tcMar>
+          </w:tcPr>
+          <w:p>
+            <w:pPr>
+              <w:spacing w:before="28" w:after="28"/>
+            </w:pPr>
+            <w:r>
+              <w:rPr>
+                <w:sz w:val="15"/>
+                <w:szCs w:val="15"/>
+              </w:rPr>
+              <w:t xml:space="preserve">Service Department Charges</w:t>
+            </w:r>
+          </w:p>
+        </w:tc>
+        <w:tc>
+          <w:tcPr>
+            <w:tcW w:type="pct" w:w="933"/>
+            <w:shd w:fill="FBFAF6" w:val="clear"/>
+            <w:tcMar>
+              <w:top w:type="dxa" w:w="50"/>
+              <w:left w:type="dxa" w:w="110"/>
+              <w:bottom w:type="dxa" w:w="50"/>
+              <w:right w:type="dxa" w:w="110"/>
+            </w:tcMar>
+          </w:tcPr>
+          <w:p>
+            <w:pPr>
+              <w:spacing w:before="28" w:after="28"/>
+            </w:pPr>
+            <w:r>
+              <w:rPr>
+                <w:sz w:val="15"/>
+                <w:szCs w:val="15"/>
+              </w:rPr>
+              <w:t xml:space="preserve"> </w:t>
+            </w:r>
+          </w:p>
+        </w:tc>
+        <w:tc>
+          <w:tcPr>
+            <w:tcW w:type="pct" w:w="933"/>
+            <w:shd w:fill="FBFAF6" w:val="clear"/>
+            <w:tcMar>
+              <w:top w:type="dxa" w:w="50"/>
+              <w:left w:type="dxa" w:w="110"/>
+              <w:bottom w:type="dxa" w:w="50"/>
+              <w:right w:type="dxa" w:w="110"/>
+            </w:tcMar>
+          </w:tcPr>
+          <w:p>
+            <w:pPr>
+              <w:spacing w:before="28" w:after="28"/>
+            </w:pPr>
+            <w:r>
+              <w:rPr>
+                <w:sz w:val="15"/>
+                <w:szCs w:val="15"/>
+              </w:rPr>
+              <w:t xml:space="preserve">57,500</w:t>
+            </w:r>
+          </w:p>
+        </w:tc>
+      </w:tr>
+      <w:tr>
+        <w:tc>
+          <w:tcPr>
+            <w:tcW w:type="pct" w:w="933"/>
             <w:tcMar>
               <w:top w:type="dxa" w:w="50"/>
               <w:left w:type="dxa" w:w="110"/>
@@ -11726,10 +11694,58 @@
                 <w:sz w:val="14"/>
                 <w:szCs w:val="14"/>
               </w:rPr>
-              <w:t xml:space="preserve">(25)</w:t>
-            </w:r>
-          </w:p>
-        </w:tc>
+              <w:t xml:space="preserve">(21)</w:t>
+            </w:r>
+          </w:p>
+        </w:tc>
+        <w:tc>
+          <w:tcPr>
+            <w:tcW w:type="pct" w:w="933"/>
+            <w:tcMar>
+              <w:top w:type="dxa" w:w="50"/>
+              <w:left w:type="dxa" w:w="110"/>
+              <w:bottom w:type="dxa" w:w="50"/>
+              <w:right w:type="dxa" w:w="110"/>
+            </w:tcMar>
+          </w:tcPr>
+          <w:p>
+            <w:pPr>
+              <w:spacing w:before="28" w:after="28"/>
+            </w:pPr>
+            <w:r>
+              <w:rPr>
+                <w:sz w:val="15"/>
+                <w:szCs w:val="15"/>
+              </w:rPr>
+              <w:t xml:space="preserve"> </w:t>
+            </w:r>
+          </w:p>
+        </w:tc>
+        <w:tc>
+          <w:tcPr>
+            <w:tcW w:type="pct" w:w="933"/>
+            <w:tcMar>
+              <w:top w:type="dxa" w:w="50"/>
+              <w:left w:type="dxa" w:w="110"/>
+              <w:bottom w:type="dxa" w:w="50"/>
+              <w:right w:type="dxa" w:w="110"/>
+            </w:tcMar>
+          </w:tcPr>
+          <w:p>
+            <w:pPr>
+              <w:spacing w:before="28" w:after="28"/>
+            </w:pPr>
+            <w:r>
+              <w:rPr>
+                <w:sz w:val="15"/>
+                <w:szCs w:val="15"/>
+              </w:rPr>
+              <w:t xml:space="preserve">70,000</w:t>
+            </w:r>
+          </w:p>
+        </w:tc>
+      </w:tr>
+      <w:tr>
         <w:tc>
           <w:tcPr>
             <w:tcW w:type="pct" w:w="933"/>
@@ -11756,6 +11772,30 @@
         </w:tc>
         <w:tc>
           <w:tcPr>
+            <w:tcW w:type="pct" w:w="2200"/>
+            <w:shd w:fill="FBFAF6" w:val="clear"/>
+            <w:tcMar>
+              <w:top w:type="dxa" w:w="50"/>
+              <w:left w:type="dxa" w:w="110"/>
+              <w:bottom w:type="dxa" w:w="50"/>
+              <w:right w:type="dxa" w:w="110"/>
+            </w:tcMar>
+          </w:tcPr>
+          <w:p>
+            <w:pPr>
+              <w:spacing w:before="28" w:after="28"/>
+            </w:pPr>
+            <w:r>
+              <w:rPr>
+                <w:sz w:val="15"/>
+                <w:szCs w:val="15"/>
+              </w:rPr>
+              <w:t xml:space="preserve">Accounts Payable</w:t>
+            </w:r>
+          </w:p>
+        </w:tc>
+        <w:tc>
+          <w:tcPr>
             <w:tcW w:type="pct" w:w="933"/>
             <w:shd w:fill="FBFAF6" w:val="clear"/>
             <w:tcMar>
@@ -11774,15 +11814,14 @@
                 <w:sz w:val="15"/>
                 <w:szCs w:val="15"/>
               </w:rPr>
-              <w:t xml:space="preserve">57,500</w:t>
-            </w:r>
-          </w:p>
-        </w:tc>
-      </w:tr>
-      <w:tr>
+              <w:t xml:space="preserve"> </w:t>
+            </w:r>
+          </w:p>
+        </w:tc>
         <w:tc>
           <w:tcPr>
             <w:tcW w:type="pct" w:w="933"/>
+            <w:shd w:fill="FBFAF6" w:val="clear"/>
             <w:tcMar>
               <w:top w:type="dxa" w:w="50"/>
               <w:left w:type="dxa" w:w="110"/>
@@ -11799,13 +11838,15 @@
                 <w:sz w:val="15"/>
                 <w:szCs w:val="15"/>
               </w:rPr>
-              <w:t xml:space="preserve"> </w:t>
-            </w:r>
-          </w:p>
-        </w:tc>
-        <w:tc>
-          <w:tcPr>
-            <w:tcW w:type="pct" w:w="2200"/>
+              <w:t xml:space="preserve">62,500</w:t>
+            </w:r>
+          </w:p>
+        </w:tc>
+      </w:tr>
+      <w:tr>
+        <w:tc>
+          <w:tcPr>
+            <w:tcW w:type="pct" w:w="933"/>
             <w:tcMar>
               <w:top w:type="dxa" w:w="50"/>
               <w:left w:type="dxa" w:w="110"/>
@@ -11822,13 +11863,13 @@
                 <w:sz w:val="15"/>
                 <w:szCs w:val="15"/>
               </w:rPr>
-              <w:t xml:space="preserve">Accumulated Depreciation</w:t>
-            </w:r>
-          </w:p>
-        </w:tc>
-        <w:tc>
-          <w:tcPr>
-            <w:tcW w:type="pct" w:w="933"/>
+              <w:t xml:space="preserve">5</w:t>
+            </w:r>
+          </w:p>
+        </w:tc>
+        <w:tc>
+          <w:tcPr>
+            <w:tcW w:type="pct" w:w="2200"/>
             <w:tcMar>
               <w:top w:type="dxa" w:w="50"/>
               <w:left w:type="dxa" w:w="110"/>
@@ -11845,7 +11886,7 @@
                 <w:sz w:val="15"/>
                 <w:szCs w:val="15"/>
               </w:rPr>
-              <w:t xml:space="preserve"> </w:t>
+              <w:t xml:space="preserve">Work-in-Process Inventory</w:t>
             </w:r>
           </w:p>
         </w:tc>
@@ -11868,7 +11909,30 @@
                 <w:sz w:val="15"/>
                 <w:szCs w:val="15"/>
               </w:rPr>
-              <w:t xml:space="preserve">70,000</w:t>
+              <w:t xml:space="preserve">231,000</w:t>
+            </w:r>
+          </w:p>
+        </w:tc>
+        <w:tc>
+          <w:tcPr>
+            <w:tcW w:type="pct" w:w="933"/>
+            <w:tcMar>
+              <w:top w:type="dxa" w:w="50"/>
+              <w:left w:type="dxa" w:w="110"/>
+              <w:bottom w:type="dxa" w:w="50"/>
+              <w:right w:type="dxa" w:w="110"/>
+            </w:tcMar>
+          </w:tcPr>
+          <w:p>
+            <w:pPr>
+              <w:spacing w:before="28" w:after="28"/>
+            </w:pPr>
+            <w:r>
+              <w:rPr>
+                <w:sz w:val="15"/>
+                <w:szCs w:val="15"/>
+              </w:rPr>
+              <w:t xml:space="preserve"> </w:t>
             </w:r>
           </w:p>
         </w:tc>
@@ -11918,7 +11982,7 @@
                 <w:sz w:val="15"/>
                 <w:szCs w:val="15"/>
               </w:rPr>
-              <w:t xml:space="preserve">Accounts Payable</w:t>
+              <w:t xml:space="preserve">Manufacturing Overhead Applied</w:t>
             </w:r>
           </w:p>
         </w:tc>
@@ -11966,7 +12030,7 @@
                 <w:sz w:val="15"/>
                 <w:szCs w:val="15"/>
               </w:rPr>
-              <w:t xml:space="preserve">62,500</w:t>
+              <w:t xml:space="preserve">231,000</w:t>
             </w:r>
           </w:p>
         </w:tc>
@@ -11991,7 +12055,7 @@
                 <w:sz w:val="15"/>
                 <w:szCs w:val="15"/>
               </w:rPr>
-              <w:t xml:space="preserve">5</w:t>
+              <w:t xml:space="preserve">6</w:t>
             </w:r>
           </w:p>
         </w:tc>
@@ -12014,7 +12078,7 @@
                 <w:sz w:val="15"/>
                 <w:szCs w:val="15"/>
               </w:rPr>
-              <w:t xml:space="preserve">Work-in-Process Inventory</w:t>
+              <w:t xml:space="preserve">Finished Goods Inventory</w:t>
             </w:r>
           </w:p>
         </w:tc>
@@ -12037,7 +12101,391 @@
                 <w:sz w:val="15"/>
                 <w:szCs w:val="15"/>
               </w:rPr>
-              <w:t xml:space="preserve">231,000</w:t>
+              <w:t xml:space="preserve">490,000</w:t>
+            </w:r>
+          </w:p>
+        </w:tc>
+        <w:tc>
+          <w:tcPr>
+            <w:tcW w:type="pct" w:w="933"/>
+            <w:tcMar>
+              <w:top w:type="dxa" w:w="50"/>
+              <w:left w:type="dxa" w:w="110"/>
+              <w:bottom w:type="dxa" w:w="50"/>
+              <w:right w:type="dxa" w:w="110"/>
+            </w:tcMar>
+          </w:tcPr>
+          <w:p>
+            <w:pPr>
+              <w:spacing w:before="28" w:after="28"/>
+            </w:pPr>
+            <w:r>
+              <w:rPr>
+                <w:sz w:val="15"/>
+                <w:szCs w:val="15"/>
+              </w:rPr>
+              <w:t xml:space="preserve"> </w:t>
+            </w:r>
+          </w:p>
+        </w:tc>
+      </w:tr>
+      <w:tr>
+        <w:tc>
+          <w:tcPr>
+            <w:tcW w:type="pct" w:w="933"/>
+            <w:shd w:fill="FBFAF6" w:val="clear"/>
+            <w:tcMar>
+              <w:top w:type="dxa" w:w="50"/>
+              <w:left w:type="dxa" w:w="110"/>
+              <w:bottom w:type="dxa" w:w="50"/>
+              <w:right w:type="dxa" w:w="110"/>
+            </w:tcMar>
+          </w:tcPr>
+          <w:p>
+            <w:pPr>
+              <w:spacing w:before="28" w:after="28"/>
+            </w:pPr>
+            <w:r>
+              <w:rPr>
+                <w:sz w:val="15"/>
+                <w:szCs w:val="15"/>
+              </w:rPr>
+              <w:t xml:space="preserve"> </w:t>
+            </w:r>
+          </w:p>
+        </w:tc>
+        <w:tc>
+          <w:tcPr>
+            <w:tcW w:type="pct" w:w="2200"/>
+            <w:shd w:fill="FBFAF6" w:val="clear"/>
+            <w:tcMar>
+              <w:top w:type="dxa" w:w="50"/>
+              <w:left w:type="dxa" w:w="110"/>
+              <w:bottom w:type="dxa" w:w="50"/>
+              <w:right w:type="dxa" w:w="110"/>
+            </w:tcMar>
+          </w:tcPr>
+          <w:p>
+            <w:pPr>
+              <w:spacing w:before="28" w:after="28"/>
+            </w:pPr>
+            <w:r>
+              <w:rPr>
+                <w:sz w:val="15"/>
+                <w:szCs w:val="15"/>
+              </w:rPr>
+              <w:t xml:space="preserve">Work-in-Process Inventory</w:t>
+            </w:r>
+          </w:p>
+        </w:tc>
+        <w:tc>
+          <w:tcPr>
+            <w:tcW w:type="pct" w:w="933"/>
+            <w:shd w:fill="FBFAF6" w:val="clear"/>
+            <w:tcMar>
+              <w:top w:type="dxa" w:w="50"/>
+              <w:left w:type="dxa" w:w="110"/>
+              <w:bottom w:type="dxa" w:w="50"/>
+              <w:right w:type="dxa" w:w="110"/>
+            </w:tcMar>
+          </w:tcPr>
+          <w:p>
+            <w:pPr>
+              <w:spacing w:before="28" w:after="28"/>
+            </w:pPr>
+            <w:r>
+              <w:rPr>
+                <w:sz w:val="15"/>
+                <w:szCs w:val="15"/>
+              </w:rPr>
+              <w:t xml:space="preserve"> </w:t>
+            </w:r>
+          </w:p>
+        </w:tc>
+        <w:tc>
+          <w:tcPr>
+            <w:tcW w:type="pct" w:w="933"/>
+            <w:shd w:fill="FBFAF6" w:val="clear"/>
+            <w:tcMar>
+              <w:top w:type="dxa" w:w="50"/>
+              <w:left w:type="dxa" w:w="110"/>
+              <w:bottom w:type="dxa" w:w="50"/>
+              <w:right w:type="dxa" w:w="110"/>
+            </w:tcMar>
+          </w:tcPr>
+          <w:p>
+            <w:pPr>
+              <w:spacing w:before="28" w:after="28"/>
+            </w:pPr>
+            <w:r>
+              <w:rPr>
+                <w:sz w:val="15"/>
+                <w:szCs w:val="15"/>
+              </w:rPr>
+              <w:t xml:space="preserve">490,000</w:t>
+            </w:r>
+          </w:p>
+        </w:tc>
+      </w:tr>
+      <w:tr>
+        <w:tc>
+          <w:tcPr>
+            <w:tcW w:type="pct" w:w="933"/>
+            <w:tcMar>
+              <w:top w:type="dxa" w:w="50"/>
+              <w:left w:type="dxa" w:w="110"/>
+              <w:bottom w:type="dxa" w:w="50"/>
+              <w:right w:type="dxa" w:w="110"/>
+            </w:tcMar>
+          </w:tcPr>
+          <w:p>
+            <w:pPr>
+              <w:spacing w:before="28" w:after="28"/>
+            </w:pPr>
+            <w:r>
+              <w:rPr>
+                <w:sz w:val="15"/>
+                <w:szCs w:val="15"/>
+              </w:rPr>
+              <w:t xml:space="preserve">7</w:t>
+            </w:r>
+          </w:p>
+        </w:tc>
+        <w:tc>
+          <w:tcPr>
+            <w:tcW w:type="pct" w:w="2200"/>
+            <w:tcMar>
+              <w:top w:type="dxa" w:w="50"/>
+              <w:left w:type="dxa" w:w="110"/>
+              <w:bottom w:type="dxa" w:w="50"/>
+              <w:right w:type="dxa" w:w="110"/>
+            </w:tcMar>
+          </w:tcPr>
+          <w:p>
+            <w:pPr>
+              <w:spacing w:before="28" w:after="28"/>
+            </w:pPr>
+            <w:r>
+              <w:rPr>
+                <w:sz w:val="15"/>
+                <w:szCs w:val="15"/>
+              </w:rPr>
+              <w:t xml:space="preserve">Accounts Receivable</w:t>
+            </w:r>
+          </w:p>
+        </w:tc>
+        <w:tc>
+          <w:tcPr>
+            <w:tcW w:type="pct" w:w="933"/>
+            <w:tcMar>
+              <w:top w:type="dxa" w:w="50"/>
+              <w:left w:type="dxa" w:w="110"/>
+              <w:bottom w:type="dxa" w:w="50"/>
+              <w:right w:type="dxa" w:w="110"/>
+            </w:tcMar>
+          </w:tcPr>
+          <w:p>
+            <w:pPr>
+              <w:spacing w:before="28" w:after="28"/>
+            </w:pPr>
+            <w:r>
+              <w:rPr>
+                <w:sz w:val="15"/>
+                <w:szCs w:val="15"/>
+              </w:rPr>
+              <w:t xml:space="preserve">330,000</w:t>
+            </w:r>
+          </w:p>
+        </w:tc>
+        <w:tc>
+          <w:tcPr>
+            <w:tcW w:type="pct" w:w="933"/>
+            <w:tcMar>
+              <w:top w:type="dxa" w:w="50"/>
+              <w:left w:type="dxa" w:w="110"/>
+              <w:bottom w:type="dxa" w:w="50"/>
+              <w:right w:type="dxa" w:w="110"/>
+            </w:tcMar>
+          </w:tcPr>
+          <w:p>
+            <w:pPr>
+              <w:spacing w:before="28" w:after="28"/>
+            </w:pPr>
+            <w:r>
+              <w:rPr>
+                <w:sz w:val="15"/>
+                <w:szCs w:val="15"/>
+              </w:rPr>
+              <w:t xml:space="preserve"> </w:t>
+            </w:r>
+          </w:p>
+        </w:tc>
+      </w:tr>
+      <w:tr>
+        <w:tc>
+          <w:tcPr>
+            <w:tcW w:type="pct" w:w="933"/>
+            <w:shd w:fill="FBFAF6" w:val="clear"/>
+            <w:tcMar>
+              <w:top w:type="dxa" w:w="50"/>
+              <w:left w:type="dxa" w:w="110"/>
+              <w:bottom w:type="dxa" w:w="50"/>
+              <w:right w:type="dxa" w:w="110"/>
+            </w:tcMar>
+          </w:tcPr>
+          <w:p>
+            <w:pPr>
+              <w:spacing w:before="28" w:after="28"/>
+            </w:pPr>
+            <w:r>
+              <w:rPr>
+                <w:sz w:val="15"/>
+                <w:szCs w:val="15"/>
+              </w:rPr>
+              <w:t xml:space="preserve"> </w:t>
+            </w:r>
+          </w:p>
+        </w:tc>
+        <w:tc>
+          <w:tcPr>
+            <w:tcW w:type="pct" w:w="2200"/>
+            <w:shd w:fill="FBFAF6" w:val="clear"/>
+            <w:tcMar>
+              <w:top w:type="dxa" w:w="50"/>
+              <w:left w:type="dxa" w:w="110"/>
+              <w:bottom w:type="dxa" w:w="50"/>
+              <w:right w:type="dxa" w:w="110"/>
+            </w:tcMar>
+          </w:tcPr>
+          <w:p>
+            <w:pPr>
+              <w:spacing w:before="28" w:after="28"/>
+            </w:pPr>
+            <w:r>
+              <w:rPr>
+                <w:sz w:val="15"/>
+                <w:szCs w:val="15"/>
+              </w:rPr>
+              <w:t xml:space="preserve">Sales Revenue</w:t>
+            </w:r>
+          </w:p>
+        </w:tc>
+        <w:tc>
+          <w:tcPr>
+            <w:tcW w:type="pct" w:w="933"/>
+            <w:shd w:fill="FBFAF6" w:val="clear"/>
+            <w:tcMar>
+              <w:top w:type="dxa" w:w="50"/>
+              <w:left w:type="dxa" w:w="110"/>
+              <w:bottom w:type="dxa" w:w="50"/>
+              <w:right w:type="dxa" w:w="110"/>
+            </w:tcMar>
+          </w:tcPr>
+          <w:p>
+            <w:pPr>
+              <w:spacing w:before="28" w:after="28"/>
+            </w:pPr>
+            <w:r>
+              <w:rPr>
+                <w:sz w:val="15"/>
+                <w:szCs w:val="15"/>
+              </w:rPr>
+              <w:t xml:space="preserve"> </w:t>
+            </w:r>
+          </w:p>
+        </w:tc>
+        <w:tc>
+          <w:tcPr>
+            <w:tcW w:type="pct" w:w="933"/>
+            <w:shd w:fill="FBFAF6" w:val="clear"/>
+            <w:tcMar>
+              <w:top w:type="dxa" w:w="50"/>
+              <w:left w:type="dxa" w:w="110"/>
+              <w:bottom w:type="dxa" w:w="50"/>
+              <w:right w:type="dxa" w:w="110"/>
+            </w:tcMar>
+          </w:tcPr>
+          <w:p>
+            <w:pPr>
+              <w:spacing w:before="28" w:after="28"/>
+            </w:pPr>
+            <w:r>
+              <w:rPr>
+                <w:sz w:val="15"/>
+                <w:szCs w:val="15"/>
+              </w:rPr>
+              <w:t xml:space="preserve">330,000</w:t>
+            </w:r>
+          </w:p>
+        </w:tc>
+      </w:tr>
+      <w:tr>
+        <w:tc>
+          <w:tcPr>
+            <w:tcW w:type="pct" w:w="933"/>
+            <w:tcMar>
+              <w:top w:type="dxa" w:w="50"/>
+              <w:left w:type="dxa" w:w="110"/>
+              <w:bottom w:type="dxa" w:w="50"/>
+              <w:right w:type="dxa" w:w="110"/>
+            </w:tcMar>
+          </w:tcPr>
+          <w:p>
+            <w:pPr>
+              <w:spacing w:before="28" w:after="28"/>
+            </w:pPr>
+            <w:r>
+              <w:rPr>
+                <w:sz w:val="15"/>
+                <w:szCs w:val="15"/>
+              </w:rPr>
+              <w:t xml:space="preserve">8</w:t>
+            </w:r>
+          </w:p>
+        </w:tc>
+        <w:tc>
+          <w:tcPr>
+            <w:tcW w:type="pct" w:w="2200"/>
+            <w:tcMar>
+              <w:top w:type="dxa" w:w="50"/>
+              <w:left w:type="dxa" w:w="110"/>
+              <w:bottom w:type="dxa" w:w="50"/>
+              <w:right w:type="dxa" w:w="110"/>
+            </w:tcMar>
+          </w:tcPr>
+          <w:p>
+            <w:pPr>
+              <w:spacing w:before="28" w:after="28"/>
+            </w:pPr>
+            <w:r>
+              <w:rPr>
+                <w:sz w:val="15"/>
+                <w:szCs w:val="15"/>
+              </w:rPr>
+              <w:t xml:space="preserve">Cost of Goods Sold</w:t>
+            </w:r>
+          </w:p>
+        </w:tc>
+        <w:tc>
+          <w:tcPr>
+            <w:tcW w:type="pct" w:w="933"/>
+            <w:tcMar>
+              <w:top w:type="dxa" w:w="50"/>
+              <w:left w:type="dxa" w:w="110"/>
+              <w:bottom w:type="dxa" w:w="50"/>
+              <w:right w:type="dxa" w:w="110"/>
+            </w:tcMar>
+          </w:tcPr>
+          <w:p>
+            <w:pPr>
+              <w:spacing w:before="28" w:after="28"/>
+            </w:pPr>
+            <w:r>
+              <w:rPr>
+                <w:sz w:val="15"/>
+                <w:szCs w:val="15"/>
+              </w:rPr>
+              <w:t xml:space="preserve">234,000</w:t>
             </w:r>
           </w:p>
         </w:tc>
@@ -12113,593 +12561,7 @@
                 <w:sz w:val="14"/>
                 <w:szCs w:val="14"/>
               </w:rPr>
-              <w:t xml:space="preserve">(26)</w:t>
-            </w:r>
-          </w:p>
-        </w:tc>
-        <w:tc>
-          <w:tcPr>
-            <w:tcW w:type="pct" w:w="933"/>
-            <w:shd w:fill="FBFAF6" w:val="clear"/>
-            <w:tcMar>
-              <w:top w:type="dxa" w:w="50"/>
-              <w:left w:type="dxa" w:w="110"/>
-              <w:bottom w:type="dxa" w:w="50"/>
-              <w:right w:type="dxa" w:w="110"/>
-            </w:tcMar>
-          </w:tcPr>
-          <w:p>
-            <w:pPr>
-              <w:spacing w:before="28" w:after="28"/>
-            </w:pPr>
-            <w:r>
-              <w:rPr>
-                <w:sz w:val="15"/>
-                <w:szCs w:val="15"/>
-              </w:rPr>
-              <w:t xml:space="preserve"> </w:t>
-            </w:r>
-          </w:p>
-        </w:tc>
-        <w:tc>
-          <w:tcPr>
-            <w:tcW w:type="pct" w:w="933"/>
-            <w:shd w:fill="FBFAF6" w:val="clear"/>
-            <w:tcMar>
-              <w:top w:type="dxa" w:w="50"/>
-              <w:left w:type="dxa" w:w="110"/>
-              <w:bottom w:type="dxa" w:w="50"/>
-              <w:right w:type="dxa" w:w="110"/>
-            </w:tcMar>
-          </w:tcPr>
-          <w:p>
-            <w:pPr>
-              <w:spacing w:before="28" w:after="28"/>
-            </w:pPr>
-            <w:r>
-              <w:rPr>
-                <w:sz w:val="15"/>
-                <w:szCs w:val="15"/>
-              </w:rPr>
-              <w:t xml:space="preserve">231,000</w:t>
-            </w:r>
-          </w:p>
-        </w:tc>
-      </w:tr>
-      <w:tr>
-        <w:tc>
-          <w:tcPr>
-            <w:tcW w:type="pct" w:w="933"/>
-            <w:tcMar>
-              <w:top w:type="dxa" w:w="50"/>
-              <w:left w:type="dxa" w:w="110"/>
-              <w:bottom w:type="dxa" w:w="50"/>
-              <w:right w:type="dxa" w:w="110"/>
-            </w:tcMar>
-          </w:tcPr>
-          <w:p>
-            <w:pPr>
-              <w:spacing w:before="28" w:after="28"/>
-            </w:pPr>
-            <w:r>
-              <w:rPr>
-                <w:sz w:val="15"/>
-                <w:szCs w:val="15"/>
-              </w:rPr>
-              <w:t xml:space="preserve">6</w:t>
-            </w:r>
-          </w:p>
-        </w:tc>
-        <w:tc>
-          <w:tcPr>
-            <w:tcW w:type="pct" w:w="2200"/>
-            <w:tcMar>
-              <w:top w:type="dxa" w:w="50"/>
-              <w:left w:type="dxa" w:w="110"/>
-              <w:bottom w:type="dxa" w:w="50"/>
-              <w:right w:type="dxa" w:w="110"/>
-            </w:tcMar>
-          </w:tcPr>
-          <w:p>
-            <w:pPr>
-              <w:spacing w:before="28" w:after="28"/>
-            </w:pPr>
-            <w:r>
-              <w:rPr>
-                <w:sz w:val="15"/>
-                <w:szCs w:val="15"/>
-              </w:rPr>
-              <w:t xml:space="preserve">Finished Goods Inventory</w:t>
-            </w:r>
-          </w:p>
-        </w:tc>
-        <w:tc>
-          <w:tcPr>
-            <w:tcW w:type="pct" w:w="933"/>
-            <w:tcMar>
-              <w:top w:type="dxa" w:w="50"/>
-              <w:left w:type="dxa" w:w="110"/>
-              <w:bottom w:type="dxa" w:w="50"/>
-              <w:right w:type="dxa" w:w="110"/>
-            </w:tcMar>
-          </w:tcPr>
-          <w:p>
-            <w:pPr>
-              <w:spacing w:before="28" w:after="28"/>
-            </w:pPr>
-            <w:r>
-              <w:rPr>
-                <w:sz w:val="15"/>
-                <w:szCs w:val="15"/>
-              </w:rPr>
-              <w:t xml:space="preserve">490,000</w:t>
-            </w:r>
-          </w:p>
-        </w:tc>
-        <w:tc>
-          <w:tcPr>
-            <w:tcW w:type="pct" w:w="933"/>
-            <w:tcMar>
-              <w:top w:type="dxa" w:w="50"/>
-              <w:left w:type="dxa" w:w="110"/>
-              <w:bottom w:type="dxa" w:w="50"/>
-              <w:right w:type="dxa" w:w="110"/>
-            </w:tcMar>
-          </w:tcPr>
-          <w:p>
-            <w:pPr>
-              <w:spacing w:before="28" w:after="28"/>
-            </w:pPr>
-            <w:r>
-              <w:rPr>
-                <w:sz w:val="15"/>
-                <w:szCs w:val="15"/>
-              </w:rPr>
-              <w:t xml:space="preserve"> </w:t>
-            </w:r>
-          </w:p>
-        </w:tc>
-      </w:tr>
-      <w:tr>
-        <w:tc>
-          <w:tcPr>
-            <w:tcW w:type="pct" w:w="933"/>
-            <w:shd w:fill="FBFAF6" w:val="clear"/>
-            <w:tcMar>
-              <w:top w:type="dxa" w:w="50"/>
-              <w:left w:type="dxa" w:w="110"/>
-              <w:bottom w:type="dxa" w:w="50"/>
-              <w:right w:type="dxa" w:w="110"/>
-            </w:tcMar>
-          </w:tcPr>
-          <w:p>
-            <w:pPr>
-              <w:spacing w:before="28" w:after="28"/>
-            </w:pPr>
-            <w:r>
-              <w:rPr>
-                <w:sz w:val="15"/>
-                <w:szCs w:val="15"/>
-              </w:rPr>
-              <w:t xml:space="preserve"> </w:t>
-            </w:r>
-          </w:p>
-        </w:tc>
-        <w:tc>
-          <w:tcPr>
-            <w:tcW w:type="pct" w:w="2200"/>
-            <w:shd w:fill="FBFAF6" w:val="clear"/>
-            <w:tcMar>
-              <w:top w:type="dxa" w:w="50"/>
-              <w:left w:type="dxa" w:w="110"/>
-              <w:bottom w:type="dxa" w:w="50"/>
-              <w:right w:type="dxa" w:w="110"/>
-            </w:tcMar>
-          </w:tcPr>
-          <w:p>
-            <w:pPr>
-              <w:spacing w:before="28" w:after="28"/>
-            </w:pPr>
-            <w:r>
-              <w:rPr>
-                <w:sz w:val="15"/>
-                <w:szCs w:val="15"/>
-              </w:rPr>
-              <w:t xml:space="preserve">Work-in-Process Inventory</w:t>
-            </w:r>
-          </w:p>
-        </w:tc>
-        <w:tc>
-          <w:tcPr>
-            <w:tcW w:type="pct" w:w="933"/>
-            <w:shd w:fill="FBFAF6" w:val="clear"/>
-            <w:tcMar>
-              <w:top w:type="dxa" w:w="50"/>
-              <w:left w:type="dxa" w:w="110"/>
-              <w:bottom w:type="dxa" w:w="50"/>
-              <w:right w:type="dxa" w:w="110"/>
-            </w:tcMar>
-          </w:tcPr>
-          <w:p>
-            <w:pPr>
-              <w:spacing w:before="28" w:after="28"/>
-            </w:pPr>
-            <w:r>
-              <w:rPr>
-                <w:sz w:val="15"/>
-                <w:szCs w:val="15"/>
-              </w:rPr>
-              <w:t xml:space="preserve"> </w:t>
-            </w:r>
-          </w:p>
-        </w:tc>
-        <w:tc>
-          <w:tcPr>
-            <w:tcW w:type="pct" w:w="933"/>
-            <w:shd w:fill="FBFAF6" w:val="clear"/>
-            <w:tcMar>
-              <w:top w:type="dxa" w:w="50"/>
-              <w:left w:type="dxa" w:w="110"/>
-              <w:bottom w:type="dxa" w:w="50"/>
-              <w:right w:type="dxa" w:w="110"/>
-            </w:tcMar>
-          </w:tcPr>
-          <w:p>
-            <w:pPr>
-              <w:spacing w:before="28" w:after="28"/>
-            </w:pPr>
-            <w:r>
-              <w:rPr>
-                <w:sz w:val="15"/>
-                <w:szCs w:val="15"/>
-              </w:rPr>
-              <w:t xml:space="preserve">490,000</w:t>
-            </w:r>
-          </w:p>
-        </w:tc>
-      </w:tr>
-      <w:tr>
-        <w:tc>
-          <w:tcPr>
-            <w:tcW w:type="pct" w:w="933"/>
-            <w:tcMar>
-              <w:top w:type="dxa" w:w="50"/>
-              <w:left w:type="dxa" w:w="110"/>
-              <w:bottom w:type="dxa" w:w="50"/>
-              <w:right w:type="dxa" w:w="110"/>
-            </w:tcMar>
-          </w:tcPr>
-          <w:p>
-            <w:pPr>
-              <w:spacing w:before="28" w:after="28"/>
-            </w:pPr>
-            <w:r>
-              <w:rPr>
-                <w:sz w:val="15"/>
-                <w:szCs w:val="15"/>
-              </w:rPr>
-              <w:t xml:space="preserve">7</w:t>
-            </w:r>
-          </w:p>
-        </w:tc>
-        <w:tc>
-          <w:tcPr>
-            <w:tcW w:type="pct" w:w="2200"/>
-            <w:shd w:fill="FFFFFF" w:val="clear"/>
-            <w:tcMar>
-              <w:top w:type="dxa" w:w="50"/>
-              <w:left w:type="dxa" w:w="110"/>
-              <w:bottom w:type="dxa" w:w="50"/>
-              <w:right w:type="dxa" w:w="110"/>
-            </w:tcMar>
-          </w:tcPr>
-          <w:p>
-            <w:pPr>
-              <w:spacing w:before="46" w:after="46"/>
-            </w:pPr>
-            <w:r>
-              <w:rPr>
-                <w:b/>
-                <w:bCs/>
-                <w:color w:val="8186EF"/>
-                <w:sz w:val="14"/>
-                <w:szCs w:val="14"/>
-              </w:rPr>
-              <w:t xml:space="preserve">(27)</w:t>
-            </w:r>
-          </w:p>
-        </w:tc>
-        <w:tc>
-          <w:tcPr>
-            <w:tcW w:type="pct" w:w="933"/>
-            <w:tcMar>
-              <w:top w:type="dxa" w:w="50"/>
-              <w:left w:type="dxa" w:w="110"/>
-              <w:bottom w:type="dxa" w:w="50"/>
-              <w:right w:type="dxa" w:w="110"/>
-            </w:tcMar>
-          </w:tcPr>
-          <w:p>
-            <w:pPr>
-              <w:spacing w:before="28" w:after="28"/>
-            </w:pPr>
-            <w:r>
-              <w:rPr>
-                <w:sz w:val="15"/>
-                <w:szCs w:val="15"/>
-              </w:rPr>
-              <w:t xml:space="preserve">330,000</w:t>
-            </w:r>
-          </w:p>
-        </w:tc>
-        <w:tc>
-          <w:tcPr>
-            <w:tcW w:type="pct" w:w="933"/>
-            <w:tcMar>
-              <w:top w:type="dxa" w:w="50"/>
-              <w:left w:type="dxa" w:w="110"/>
-              <w:bottom w:type="dxa" w:w="50"/>
-              <w:right w:type="dxa" w:w="110"/>
-            </w:tcMar>
-          </w:tcPr>
-          <w:p>
-            <w:pPr>
-              <w:spacing w:before="28" w:after="28"/>
-            </w:pPr>
-            <w:r>
-              <w:rPr>
-                <w:sz w:val="15"/>
-                <w:szCs w:val="15"/>
-              </w:rPr>
-              <w:t xml:space="preserve"> </w:t>
-            </w:r>
-          </w:p>
-        </w:tc>
-      </w:tr>
-      <w:tr>
-        <w:tc>
-          <w:tcPr>
-            <w:tcW w:type="pct" w:w="933"/>
-            <w:shd w:fill="FBFAF6" w:val="clear"/>
-            <w:tcMar>
-              <w:top w:type="dxa" w:w="50"/>
-              <w:left w:type="dxa" w:w="110"/>
-              <w:bottom w:type="dxa" w:w="50"/>
-              <w:right w:type="dxa" w:w="110"/>
-            </w:tcMar>
-          </w:tcPr>
-          <w:p>
-            <w:pPr>
-              <w:spacing w:before="28" w:after="28"/>
-            </w:pPr>
-            <w:r>
-              <w:rPr>
-                <w:sz w:val="15"/>
-                <w:szCs w:val="15"/>
-              </w:rPr>
-              <w:t xml:space="preserve"> </w:t>
-            </w:r>
-          </w:p>
-        </w:tc>
-        <w:tc>
-          <w:tcPr>
-            <w:tcW w:type="pct" w:w="2200"/>
-            <w:shd w:fill="FFFFFF" w:val="clear"/>
-            <w:tcMar>
-              <w:top w:type="dxa" w:w="50"/>
-              <w:left w:type="dxa" w:w="110"/>
-              <w:bottom w:type="dxa" w:w="50"/>
-              <w:right w:type="dxa" w:w="110"/>
-            </w:tcMar>
-          </w:tcPr>
-          <w:p>
-            <w:pPr>
-              <w:spacing w:before="46" w:after="46"/>
-            </w:pPr>
-            <w:r>
-              <w:rPr>
-                <w:b/>
-                <w:bCs/>
-                <w:color w:val="8186EF"/>
-                <w:sz w:val="14"/>
-                <w:szCs w:val="14"/>
-              </w:rPr>
-              <w:t xml:space="preserve">(28)</w:t>
-            </w:r>
-          </w:p>
-        </w:tc>
-        <w:tc>
-          <w:tcPr>
-            <w:tcW w:type="pct" w:w="933"/>
-            <w:shd w:fill="FBFAF6" w:val="clear"/>
-            <w:tcMar>
-              <w:top w:type="dxa" w:w="50"/>
-              <w:left w:type="dxa" w:w="110"/>
-              <w:bottom w:type="dxa" w:w="50"/>
-              <w:right w:type="dxa" w:w="110"/>
-            </w:tcMar>
-          </w:tcPr>
-          <w:p>
-            <w:pPr>
-              <w:spacing w:before="28" w:after="28"/>
-            </w:pPr>
-            <w:r>
-              <w:rPr>
-                <w:sz w:val="15"/>
-                <w:szCs w:val="15"/>
-              </w:rPr>
-              <w:t xml:space="preserve"> </w:t>
-            </w:r>
-          </w:p>
-        </w:tc>
-        <w:tc>
-          <w:tcPr>
-            <w:tcW w:type="pct" w:w="933"/>
-            <w:shd w:fill="FBFAF6" w:val="clear"/>
-            <w:tcMar>
-              <w:top w:type="dxa" w:w="50"/>
-              <w:left w:type="dxa" w:w="110"/>
-              <w:bottom w:type="dxa" w:w="50"/>
-              <w:right w:type="dxa" w:w="110"/>
-            </w:tcMar>
-          </w:tcPr>
-          <w:p>
-            <w:pPr>
-              <w:spacing w:before="28" w:after="28"/>
-            </w:pPr>
-            <w:r>
-              <w:rPr>
-                <w:sz w:val="15"/>
-                <w:szCs w:val="15"/>
-              </w:rPr>
-              <w:t xml:space="preserve">330,000</w:t>
-            </w:r>
-          </w:p>
-        </w:tc>
-      </w:tr>
-      <w:tr>
-        <w:tc>
-          <w:tcPr>
-            <w:tcW w:type="pct" w:w="933"/>
-            <w:tcMar>
-              <w:top w:type="dxa" w:w="50"/>
-              <w:left w:type="dxa" w:w="110"/>
-              <w:bottom w:type="dxa" w:w="50"/>
-              <w:right w:type="dxa" w:w="110"/>
-            </w:tcMar>
-          </w:tcPr>
-          <w:p>
-            <w:pPr>
-              <w:spacing w:before="28" w:after="28"/>
-            </w:pPr>
-            <w:r>
-              <w:rPr>
-                <w:sz w:val="15"/>
-                <w:szCs w:val="15"/>
-              </w:rPr>
-              <w:t xml:space="preserve">8</w:t>
-            </w:r>
-          </w:p>
-        </w:tc>
-        <w:tc>
-          <w:tcPr>
-            <w:tcW w:type="pct" w:w="2200"/>
-            <w:tcMar>
-              <w:top w:type="dxa" w:w="50"/>
-              <w:left w:type="dxa" w:w="110"/>
-              <w:bottom w:type="dxa" w:w="50"/>
-              <w:right w:type="dxa" w:w="110"/>
-            </w:tcMar>
-          </w:tcPr>
-          <w:p>
-            <w:pPr>
-              <w:spacing w:before="28" w:after="28"/>
-            </w:pPr>
-            <w:r>
-              <w:rPr>
-                <w:sz w:val="15"/>
-                <w:szCs w:val="15"/>
-              </w:rPr>
-              <w:t xml:space="preserve">Cost of Goods Sold</w:t>
-            </w:r>
-          </w:p>
-        </w:tc>
-        <w:tc>
-          <w:tcPr>
-            <w:tcW w:type="pct" w:w="933"/>
-            <w:tcMar>
-              <w:top w:type="dxa" w:w="50"/>
-              <w:left w:type="dxa" w:w="110"/>
-              <w:bottom w:type="dxa" w:w="50"/>
-              <w:right w:type="dxa" w:w="110"/>
-            </w:tcMar>
-          </w:tcPr>
-          <w:p>
-            <w:pPr>
-              <w:spacing w:before="28" w:after="28"/>
-            </w:pPr>
-            <w:r>
-              <w:rPr>
-                <w:sz w:val="15"/>
-                <w:szCs w:val="15"/>
-              </w:rPr>
-              <w:t xml:space="preserve">234,000</w:t>
-            </w:r>
-          </w:p>
-        </w:tc>
-        <w:tc>
-          <w:tcPr>
-            <w:tcW w:type="pct" w:w="933"/>
-            <w:tcMar>
-              <w:top w:type="dxa" w:w="50"/>
-              <w:left w:type="dxa" w:w="110"/>
-              <w:bottom w:type="dxa" w:w="50"/>
-              <w:right w:type="dxa" w:w="110"/>
-            </w:tcMar>
-          </w:tcPr>
-          <w:p>
-            <w:pPr>
-              <w:spacing w:before="28" w:after="28"/>
-            </w:pPr>
-            <w:r>
-              <w:rPr>
-                <w:sz w:val="15"/>
-                <w:szCs w:val="15"/>
-              </w:rPr>
-              <w:t xml:space="preserve"> </w:t>
-            </w:r>
-          </w:p>
-        </w:tc>
-      </w:tr>
-      <w:tr>
-        <w:tc>
-          <w:tcPr>
-            <w:tcW w:type="pct" w:w="933"/>
-            <w:shd w:fill="FBFAF6" w:val="clear"/>
-            <w:tcMar>
-              <w:top w:type="dxa" w:w="50"/>
-              <w:left w:type="dxa" w:w="110"/>
-              <w:bottom w:type="dxa" w:w="50"/>
-              <w:right w:type="dxa" w:w="110"/>
-            </w:tcMar>
-          </w:tcPr>
-          <w:p>
-            <w:pPr>
-              <w:spacing w:before="28" w:after="28"/>
-            </w:pPr>
-            <w:r>
-              <w:rPr>
-                <w:sz w:val="15"/>
-                <w:szCs w:val="15"/>
-              </w:rPr>
-              <w:t xml:space="preserve"> </w:t>
-            </w:r>
-          </w:p>
-        </w:tc>
-        <w:tc>
-          <w:tcPr>
-            <w:tcW w:type="pct" w:w="2200"/>
-            <w:shd w:fill="FFFFFF" w:val="clear"/>
-            <w:tcMar>
-              <w:top w:type="dxa" w:w="50"/>
-              <w:left w:type="dxa" w:w="110"/>
-              <w:bottom w:type="dxa" w:w="50"/>
-              <w:right w:type="dxa" w:w="110"/>
-            </w:tcMar>
-          </w:tcPr>
-          <w:p>
-            <w:pPr>
-              <w:spacing w:before="46" w:after="46"/>
-            </w:pPr>
-            <w:r>
-              <w:rPr>
-                <w:b/>
-                <w:bCs/>
-                <w:color w:val="8186EF"/>
-                <w:sz w:val="14"/>
-                <w:szCs w:val="14"/>
-              </w:rPr>
-              <w:t xml:space="preserve">(29)</w:t>
+              <w:t xml:space="preserve">(22)</w:t>
             </w:r>
           </w:p>
         </w:tc>
@@ -12903,7 +12765,7 @@
                 <w:sz w:val="16"/>
                 <w:szCs w:val="16"/>
               </w:rPr>
-              <w:t xml:space="preserve">Factory supervisor's wages   ·   Raw Materials Inventory   ·   Manufacturing Overhead Applied   ·   Finished Goods Inventory   ·   Accounts Payable   ·   Manufacturing Overhead Control   ·   Service Department Charges   ·   Sales Revenue   ·   Accounts Receivable</w:t>
+              <w:t xml:space="preserve">Work-in-Process Inventory   ·   Accounts Payable   ·   Manufacturing Overhead Control   ·   Finished Goods Inventory   ·   Accumulated Depreciation   ·   Wages Payable</w:t>
             </w:r>
           </w:p>
         </w:tc>
@@ -12930,7 +12792,7 @@
           <w:sz w:val="16"/>
           <w:szCs w:val="16"/>
         </w:rPr>
-        <w:t xml:space="preserve">      gaps 30–31</w:t>
+        <w:t xml:space="preserve">      gaps 23–24</w:t>
       </w:r>
     </w:p>
     <w:p>
@@ -12943,7 +12805,7 @@
           <w:sz w:val="19"/>
           <w:szCs w:val="19"/>
         </w:rPr>
-        <w:t xml:space="preserve">Raw </w:t>
+        <w:t xml:space="preserve">Raw Materials </w:t>
       </w:r>
       <w:r>
         <w:rPr>
@@ -12953,7 +12815,7 @@
           <w:sz w:val="15"/>
           <w:szCs w:val="15"/>
         </w:rPr>
-        <w:t xml:space="preserve"> (30) </w:t>
+        <w:t xml:space="preserve"> (23) </w:t>
       </w:r>
       <w:r>
         <w:rPr>
@@ -12975,14 +12837,7 @@
           <w:sz w:val="19"/>
           <w:szCs w:val="19"/>
         </w:rPr>
-        <w:t xml:space="preserve"> closes at $150,000, Work in Process at $205,000 and Finished Goods at $346,000. </w:t>
-      </w:r>
-      <w:r>
-        <w:rPr>
-          <w:sz w:val="19"/>
-          <w:szCs w:val="19"/>
-        </w:rPr>
-        <w:t xml:space="preserve">Gross margin for March is $96,000 before the year-end overhead </w:t>
+        <w:t xml:space="preserve"> at $150,000, Work in Process at $205,000 and </w:t>
       </w:r>
       <w:r>
         <w:rPr>
@@ -12992,7 +12847,7 @@
           <w:sz w:val="15"/>
           <w:szCs w:val="15"/>
         </w:rPr>
-        <w:t xml:space="preserve"> (31) </w:t>
+        <w:t xml:space="preserve"> (24) </w:t>
       </w:r>
       <w:r>
         <w:rPr>
@@ -13000,7 +12855,7 @@
           <w:sz w:val="19"/>
           <w:szCs w:val="19"/>
         </w:rPr>
-        <w:t xml:space="preserve">            </w:t>
+        <w:t xml:space="preserve">           </w:t>
       </w:r>
       <w:r>
         <w:rPr>
@@ -13014,7 +12869,14 @@
           <w:sz w:val="19"/>
           <w:szCs w:val="19"/>
         </w:rPr>
-        <w:t xml:space="preserve">. </w:t>
+        <w:t xml:space="preserve"> Goods at $346,000. </w:t>
+      </w:r>
+      <w:r>
+        <w:rPr>
+          <w:sz w:val="19"/>
+          <w:szCs w:val="19"/>
+        </w:rPr>
+        <w:t xml:space="preserve">Gross margin for March is $96,000 before the year-end overhead adjustment. </w:t>
       </w:r>
     </w:p>
     <w:tbl>
@@ -13072,7 +12934,7 @@
                 <w:sz w:val="16"/>
                 <w:szCs w:val="16"/>
               </w:rPr>
-              <w:t xml:space="preserve">department   ·   adjustment   ·   Materials</w:t>
+              <w:t xml:space="preserve">account   ·   Finished   ·   closes</w:t>
             </w:r>
           </w:p>
         </w:tc>
@@ -13091,9 +12953,828 @@
         <w:t xml:space="preserve"> </w:t>
       </w:r>
     </w:p>
+    <w:tbl>
+      <w:tblPr>
+        <w:tblW w:type="pct" w:w="100%"/>
+        <w:tblLayout w:type="fixed"/>
+        <w:tblBorders>
+          <w:top w:val="single" w:color="353A7C" w:sz="6"/>
+          <w:left w:val="single" w:color="353A7C" w:sz="6"/>
+          <w:bottom w:val="single" w:color="353A7C" w:sz="6"/>
+          <w:right w:val="single" w:color="353A7C" w:sz="6"/>
+          <w:insideH w:val="single" w:color="353A7C" w:sz="6"/>
+          <w:insideV w:val="single" w:color="353A7C" w:sz="6"/>
+        </w:tblBorders>
+      </w:tblPr>
+      <w:tblGrid>
+        <w:gridCol w:w="4992"/>
+        <w:gridCol w:w="4608"/>
+      </w:tblGrid>
+      <w:tr>
+        <w:tc>
+          <w:tcPr>
+            <w:tcW w:type="pct" w:w="5000"/>
+            <w:gridSpan w:val="2"/>
+            <w:shd w:fill="353A7C" w:val="clear"/>
+            <w:tcMar>
+              <w:top w:type="dxa" w:w="60"/>
+              <w:left w:type="dxa" w:w="120"/>
+              <w:bottom w:type="dxa" w:w="60"/>
+              <w:right w:type="dxa" w:w="120"/>
+            </w:tcMar>
+          </w:tcPr>
+          <w:p>
+            <w:pPr>
+              <w:spacing w:before="40" w:after="40"/>
+            </w:pPr>
+            <w:r>
+              <w:rPr>
+                <w:b/>
+                <w:bCs/>
+                <w:color w:val="FFFFFF"/>
+                <w:sz w:val="17"/>
+                <w:szCs w:val="17"/>
+              </w:rPr>
+              <w:t xml:space="preserve">Extended Example: schedule of cost of goods manufactured and cost of goods sold</w:t>
+            </w:r>
+          </w:p>
+        </w:tc>
+      </w:tr>
+      <w:tr>
+        <w:tc>
+          <w:tcPr>
+            <w:tcW w:type="pct" w:w="2600"/>
+            <w:shd w:fill="353A7C" w:val="clear"/>
+            <w:tcMar>
+              <w:top w:type="dxa" w:w="50"/>
+              <w:left w:type="dxa" w:w="110"/>
+              <w:bottom w:type="dxa" w:w="50"/>
+              <w:right w:type="dxa" w:w="110"/>
+            </w:tcMar>
+          </w:tcPr>
+          <w:p>
+            <w:pPr>
+              <w:spacing w:before="30" w:after="30"/>
+            </w:pPr>
+            <w:r>
+              <w:rPr>
+                <w:b/>
+                <w:bCs/>
+                <w:color w:val="FFFFFF"/>
+                <w:sz w:val="15"/>
+                <w:szCs w:val="15"/>
+              </w:rPr>
+              <w:t xml:space="preserve">Tahini &amp; Spreads · March 2027</w:t>
+            </w:r>
+          </w:p>
+        </w:tc>
+        <w:tc>
+          <w:tcPr>
+            <w:tcW w:type="pct" w:w="2400"/>
+            <w:shd w:fill="353A7C" w:val="clear"/>
+            <w:tcMar>
+              <w:top w:type="dxa" w:w="50"/>
+              <w:left w:type="dxa" w:w="110"/>
+              <w:bottom w:type="dxa" w:w="50"/>
+              <w:right w:type="dxa" w:w="110"/>
+            </w:tcMar>
+          </w:tcPr>
+          <w:p>
+            <w:pPr>
+              <w:spacing w:before="30" w:after="30"/>
+            </w:pPr>
+            <w:r>
+              <w:rPr>
+                <w:b/>
+                <w:bCs/>
+                <w:color w:val="FFFFFF"/>
+                <w:sz w:val="15"/>
+                <w:szCs w:val="15"/>
+              </w:rPr>
+              <w:t xml:space="preserve">Whole USD</w:t>
+            </w:r>
+          </w:p>
+        </w:tc>
+      </w:tr>
+      <w:tr>
+        <w:tc>
+          <w:tcPr>
+            <w:tcW w:type="pct" w:w="2600"/>
+            <w:tcMar>
+              <w:top w:type="dxa" w:w="50"/>
+              <w:left w:type="dxa" w:w="110"/>
+              <w:bottom w:type="dxa" w:w="50"/>
+              <w:right w:type="dxa" w:w="110"/>
+            </w:tcMar>
+          </w:tcPr>
+          <w:p>
+            <w:pPr>
+              <w:spacing w:before="28" w:after="28"/>
+            </w:pPr>
+            <w:r>
+              <w:rPr>
+                <w:sz w:val="15"/>
+                <w:szCs w:val="15"/>
+              </w:rPr>
+              <w:t xml:space="preserve">Direct materials used</w:t>
+            </w:r>
+          </w:p>
+        </w:tc>
+        <w:tc>
+          <w:tcPr>
+            <w:tcW w:type="pct" w:w="2400"/>
+            <w:tcMar>
+              <w:top w:type="dxa" w:w="50"/>
+              <w:left w:type="dxa" w:w="110"/>
+              <w:bottom w:type="dxa" w:w="50"/>
+              <w:right w:type="dxa" w:w="110"/>
+            </w:tcMar>
+          </w:tcPr>
+          <w:p>
+            <w:pPr>
+              <w:spacing w:before="28" w:after="28"/>
+            </w:pPr>
+            <w:r>
+              <w:rPr>
+                <w:sz w:val="15"/>
+                <w:szCs w:val="15"/>
+              </w:rPr>
+              <w:t xml:space="preserve">250,000</w:t>
+            </w:r>
+          </w:p>
+        </w:tc>
+      </w:tr>
+      <w:tr>
+        <w:tc>
+          <w:tcPr>
+            <w:tcW w:type="pct" w:w="2600"/>
+            <w:shd w:fill="FBFAF6" w:val="clear"/>
+            <w:tcMar>
+              <w:top w:type="dxa" w:w="50"/>
+              <w:left w:type="dxa" w:w="110"/>
+              <w:bottom w:type="dxa" w:w="50"/>
+              <w:right w:type="dxa" w:w="110"/>
+            </w:tcMar>
+          </w:tcPr>
+          <w:p>
+            <w:pPr>
+              <w:spacing w:before="28" w:after="28"/>
+            </w:pPr>
+            <w:r>
+              <w:rPr>
+                <w:sz w:val="15"/>
+                <w:szCs w:val="15"/>
+              </w:rPr>
+              <w:t xml:space="preserve">Direct labor</w:t>
+            </w:r>
+          </w:p>
+        </w:tc>
+        <w:tc>
+          <w:tcPr>
+            <w:tcW w:type="pct" w:w="2400"/>
+            <w:shd w:fill="FBFAF6" w:val="clear"/>
+            <w:tcMar>
+              <w:top w:type="dxa" w:w="50"/>
+              <w:left w:type="dxa" w:w="110"/>
+              <w:bottom w:type="dxa" w:w="50"/>
+              <w:right w:type="dxa" w:w="110"/>
+            </w:tcMar>
+          </w:tcPr>
+          <w:p>
+            <w:pPr>
+              <w:spacing w:before="28" w:after="28"/>
+            </w:pPr>
+            <w:r>
+              <w:rPr>
+                <w:sz w:val="15"/>
+                <w:szCs w:val="15"/>
+              </w:rPr>
+              <w:t xml:space="preserve">150,000</w:t>
+            </w:r>
+          </w:p>
+        </w:tc>
+      </w:tr>
+      <w:tr>
+        <w:tc>
+          <w:tcPr>
+            <w:tcW w:type="pct" w:w="2600"/>
+            <w:shd w:fill="FFFFFF" w:val="clear"/>
+            <w:tcMar>
+              <w:top w:type="dxa" w:w="50"/>
+              <w:left w:type="dxa" w:w="110"/>
+              <w:bottom w:type="dxa" w:w="50"/>
+              <w:right w:type="dxa" w:w="110"/>
+            </w:tcMar>
+          </w:tcPr>
+          <w:p>
+            <w:pPr>
+              <w:spacing w:before="46" w:after="46"/>
+            </w:pPr>
+            <w:r>
+              <w:rPr>
+                <w:b/>
+                <w:bCs/>
+                <w:color w:val="8186EF"/>
+                <w:sz w:val="14"/>
+                <w:szCs w:val="14"/>
+              </w:rPr>
+              <w:t xml:space="preserve">(25)</w:t>
+            </w:r>
+          </w:p>
+        </w:tc>
+        <w:tc>
+          <w:tcPr>
+            <w:tcW w:type="pct" w:w="2400"/>
+            <w:tcMar>
+              <w:top w:type="dxa" w:w="50"/>
+              <w:left w:type="dxa" w:w="110"/>
+              <w:bottom w:type="dxa" w:w="50"/>
+              <w:right w:type="dxa" w:w="110"/>
+            </w:tcMar>
+          </w:tcPr>
+          <w:p>
+            <w:pPr>
+              <w:spacing w:before="28" w:after="28"/>
+            </w:pPr>
+            <w:r>
+              <w:rPr>
+                <w:sz w:val="15"/>
+                <w:szCs w:val="15"/>
+              </w:rPr>
+              <w:t xml:space="preserve">231,000</w:t>
+            </w:r>
+          </w:p>
+        </w:tc>
+      </w:tr>
+      <w:tr>
+        <w:tc>
+          <w:tcPr>
+            <w:tcW w:type="pct" w:w="2600"/>
+            <w:shd w:fill="FFFFFF" w:val="clear"/>
+            <w:tcMar>
+              <w:top w:type="dxa" w:w="50"/>
+              <w:left w:type="dxa" w:w="110"/>
+              <w:bottom w:type="dxa" w:w="50"/>
+              <w:right w:type="dxa" w:w="110"/>
+            </w:tcMar>
+          </w:tcPr>
+          <w:p>
+            <w:pPr>
+              <w:spacing w:before="46" w:after="46"/>
+            </w:pPr>
+            <w:r>
+              <w:rPr>
+                <w:b/>
+                <w:bCs/>
+                <w:color w:val="8186EF"/>
+                <w:sz w:val="14"/>
+                <w:szCs w:val="14"/>
+              </w:rPr>
+              <w:t xml:space="preserve">(26)</w:t>
+            </w:r>
+          </w:p>
+        </w:tc>
+        <w:tc>
+          <w:tcPr>
+            <w:tcW w:type="pct" w:w="2400"/>
+            <w:shd w:fill="FBFAF6" w:val="clear"/>
+            <w:tcMar>
+              <w:top w:type="dxa" w:w="50"/>
+              <w:left w:type="dxa" w:w="110"/>
+              <w:bottom w:type="dxa" w:w="50"/>
+              <w:right w:type="dxa" w:w="110"/>
+            </w:tcMar>
+          </w:tcPr>
+          <w:p>
+            <w:pPr>
+              <w:spacing w:before="28" w:after="28"/>
+            </w:pPr>
+            <w:r>
+              <w:rPr>
+                <w:sz w:val="15"/>
+                <w:szCs w:val="15"/>
+              </w:rPr>
+              <w:t xml:space="preserve">631,000</w:t>
+            </w:r>
+          </w:p>
+        </w:tc>
+      </w:tr>
+      <w:tr>
+        <w:tc>
+          <w:tcPr>
+            <w:tcW w:type="pct" w:w="2600"/>
+            <w:tcMar>
+              <w:top w:type="dxa" w:w="50"/>
+              <w:left w:type="dxa" w:w="110"/>
+              <w:bottom w:type="dxa" w:w="50"/>
+              <w:right w:type="dxa" w:w="110"/>
+            </w:tcMar>
+          </w:tcPr>
+          <w:p>
+            <w:pPr>
+              <w:spacing w:before="28" w:after="28"/>
+            </w:pPr>
+            <w:r>
+              <w:rPr>
+                <w:sz w:val="15"/>
+                <w:szCs w:val="15"/>
+              </w:rPr>
+              <w:t xml:space="preserve">Add: beginning WIP (T-0302)</w:t>
+            </w:r>
+          </w:p>
+        </w:tc>
+        <w:tc>
+          <w:tcPr>
+            <w:tcW w:type="pct" w:w="2400"/>
+            <w:tcMar>
+              <w:top w:type="dxa" w:w="50"/>
+              <w:left w:type="dxa" w:w="110"/>
+              <w:bottom w:type="dxa" w:w="50"/>
+              <w:right w:type="dxa" w:w="110"/>
+            </w:tcMar>
+          </w:tcPr>
+          <w:p>
+            <w:pPr>
+              <w:spacing w:before="28" w:after="28"/>
+            </w:pPr>
+            <w:r>
+              <w:rPr>
+                <w:sz w:val="15"/>
+                <w:szCs w:val="15"/>
+              </w:rPr>
+              <w:t xml:space="preserve">64,000</w:t>
+            </w:r>
+          </w:p>
+        </w:tc>
+      </w:tr>
+      <w:tr>
+        <w:tc>
+          <w:tcPr>
+            <w:tcW w:type="pct" w:w="2600"/>
+            <w:shd w:fill="FFFFFF" w:val="clear"/>
+            <w:tcMar>
+              <w:top w:type="dxa" w:w="50"/>
+              <w:left w:type="dxa" w:w="110"/>
+              <w:bottom w:type="dxa" w:w="50"/>
+              <w:right w:type="dxa" w:w="110"/>
+            </w:tcMar>
+          </w:tcPr>
+          <w:p>
+            <w:pPr>
+              <w:spacing w:before="46" w:after="46"/>
+            </w:pPr>
+            <w:r>
+              <w:rPr>
+                <w:b/>
+                <w:bCs/>
+                <w:color w:val="8186EF"/>
+                <w:sz w:val="14"/>
+                <w:szCs w:val="14"/>
+              </w:rPr>
+              <w:t xml:space="preserve">(27)</w:t>
+            </w:r>
+          </w:p>
+        </w:tc>
+        <w:tc>
+          <w:tcPr>
+            <w:tcW w:type="pct" w:w="2400"/>
+            <w:shd w:fill="FBFAF6" w:val="clear"/>
+            <w:tcMar>
+              <w:top w:type="dxa" w:w="50"/>
+              <w:left w:type="dxa" w:w="110"/>
+              <w:bottom w:type="dxa" w:w="50"/>
+              <w:right w:type="dxa" w:w="110"/>
+            </w:tcMar>
+          </w:tcPr>
+          <w:p>
+            <w:pPr>
+              <w:spacing w:before="28" w:after="28"/>
+            </w:pPr>
+            <w:r>
+              <w:rPr>
+                <w:sz w:val="15"/>
+                <w:szCs w:val="15"/>
+              </w:rPr>
+              <w:t xml:space="preserve">(205,000)</w:t>
+            </w:r>
+          </w:p>
+        </w:tc>
+      </w:tr>
+      <w:tr>
+        <w:tc>
+          <w:tcPr>
+            <w:tcW w:type="pct" w:w="2600"/>
+            <w:tcMar>
+              <w:top w:type="dxa" w:w="50"/>
+              <w:left w:type="dxa" w:w="110"/>
+              <w:bottom w:type="dxa" w:w="50"/>
+              <w:right w:type="dxa" w:w="110"/>
+            </w:tcMar>
+          </w:tcPr>
+          <w:p>
+            <w:pPr>
+              <w:spacing w:before="28" w:after="28"/>
+            </w:pPr>
+            <w:r>
+              <w:rPr>
+                <w:sz w:val="15"/>
+                <w:szCs w:val="15"/>
+              </w:rPr>
+              <w:t xml:space="preserve">Cost of goods manufactured</w:t>
+            </w:r>
+          </w:p>
+        </w:tc>
+        <w:tc>
+          <w:tcPr>
+            <w:tcW w:type="pct" w:w="2400"/>
+            <w:tcMar>
+              <w:top w:type="dxa" w:w="50"/>
+              <w:left w:type="dxa" w:w="110"/>
+              <w:bottom w:type="dxa" w:w="50"/>
+              <w:right w:type="dxa" w:w="110"/>
+            </w:tcMar>
+          </w:tcPr>
+          <w:p>
+            <w:pPr>
+              <w:spacing w:before="28" w:after="28"/>
+            </w:pPr>
+            <w:r>
+              <w:rPr>
+                <w:sz w:val="15"/>
+                <w:szCs w:val="15"/>
+              </w:rPr>
+              <w:t xml:space="preserve">490,000</w:t>
+            </w:r>
+          </w:p>
+        </w:tc>
+      </w:tr>
+      <w:tr>
+        <w:tc>
+          <w:tcPr>
+            <w:tcW w:type="pct" w:w="2600"/>
+            <w:shd w:fill="FBFAF6" w:val="clear"/>
+            <w:tcMar>
+              <w:top w:type="dxa" w:w="50"/>
+              <w:left w:type="dxa" w:w="110"/>
+              <w:bottom w:type="dxa" w:w="50"/>
+              <w:right w:type="dxa" w:w="110"/>
+            </w:tcMar>
+          </w:tcPr>
+          <w:p>
+            <w:pPr>
+              <w:spacing w:before="28" w:after="28"/>
+            </w:pPr>
+            <w:r>
+              <w:rPr>
+                <w:sz w:val="15"/>
+                <w:szCs w:val="15"/>
+              </w:rPr>
+              <w:t xml:space="preserve">Add: beginning finished goods (T-0215)</w:t>
+            </w:r>
+          </w:p>
+        </w:tc>
+        <w:tc>
+          <w:tcPr>
+            <w:tcW w:type="pct" w:w="2400"/>
+            <w:shd w:fill="FBFAF6" w:val="clear"/>
+            <w:tcMar>
+              <w:top w:type="dxa" w:w="50"/>
+              <w:left w:type="dxa" w:w="110"/>
+              <w:bottom w:type="dxa" w:w="50"/>
+              <w:right w:type="dxa" w:w="110"/>
+            </w:tcMar>
+          </w:tcPr>
+          <w:p>
+            <w:pPr>
+              <w:spacing w:before="28" w:after="28"/>
+            </w:pPr>
+            <w:r>
+              <w:rPr>
+                <w:sz w:val="15"/>
+                <w:szCs w:val="15"/>
+              </w:rPr>
+              <w:t xml:space="preserve">90,000</w:t>
+            </w:r>
+          </w:p>
+        </w:tc>
+      </w:tr>
+      <w:tr>
+        <w:tc>
+          <w:tcPr>
+            <w:tcW w:type="pct" w:w="2600"/>
+            <w:shd w:fill="FFFFFF" w:val="clear"/>
+            <w:tcMar>
+              <w:top w:type="dxa" w:w="50"/>
+              <w:left w:type="dxa" w:w="110"/>
+              <w:bottom w:type="dxa" w:w="50"/>
+              <w:right w:type="dxa" w:w="110"/>
+            </w:tcMar>
+          </w:tcPr>
+          <w:p>
+            <w:pPr>
+              <w:spacing w:before="46" w:after="46"/>
+            </w:pPr>
+            <w:r>
+              <w:rPr>
+                <w:b/>
+                <w:bCs/>
+                <w:color w:val="8186EF"/>
+                <w:sz w:val="14"/>
+                <w:szCs w:val="14"/>
+              </w:rPr>
+              <w:t xml:space="preserve">(28)</w:t>
+            </w:r>
+          </w:p>
+        </w:tc>
+        <w:tc>
+          <w:tcPr>
+            <w:tcW w:type="pct" w:w="2400"/>
+            <w:tcMar>
+              <w:top w:type="dxa" w:w="50"/>
+              <w:left w:type="dxa" w:w="110"/>
+              <w:bottom w:type="dxa" w:w="50"/>
+              <w:right w:type="dxa" w:w="110"/>
+            </w:tcMar>
+          </w:tcPr>
+          <w:p>
+            <w:pPr>
+              <w:spacing w:before="28" w:after="28"/>
+            </w:pPr>
+            <w:r>
+              <w:rPr>
+                <w:sz w:val="15"/>
+                <w:szCs w:val="15"/>
+              </w:rPr>
+              <w:t xml:space="preserve">(346,000)</w:t>
+            </w:r>
+          </w:p>
+        </w:tc>
+      </w:tr>
+      <w:tr>
+        <w:tc>
+          <w:tcPr>
+            <w:tcW w:type="pct" w:w="2600"/>
+            <w:shd w:fill="FFFFFF" w:val="clear"/>
+            <w:tcMar>
+              <w:top w:type="dxa" w:w="50"/>
+              <w:left w:type="dxa" w:w="110"/>
+              <w:bottom w:type="dxa" w:w="50"/>
+              <w:right w:type="dxa" w:w="110"/>
+            </w:tcMar>
+          </w:tcPr>
+          <w:p>
+            <w:pPr>
+              <w:spacing w:before="46" w:after="46"/>
+            </w:pPr>
+            <w:r>
+              <w:rPr>
+                <w:b/>
+                <w:bCs/>
+                <w:color w:val="8186EF"/>
+                <w:sz w:val="14"/>
+                <w:szCs w:val="14"/>
+              </w:rPr>
+              <w:t xml:space="preserve">(29)</w:t>
+            </w:r>
+          </w:p>
+        </w:tc>
+        <w:tc>
+          <w:tcPr>
+            <w:tcW w:type="pct" w:w="2400"/>
+            <w:shd w:fill="FBFAF6" w:val="clear"/>
+            <w:tcMar>
+              <w:top w:type="dxa" w:w="50"/>
+              <w:left w:type="dxa" w:w="110"/>
+              <w:bottom w:type="dxa" w:w="50"/>
+              <w:right w:type="dxa" w:w="110"/>
+            </w:tcMar>
+          </w:tcPr>
+          <w:p>
+            <w:pPr>
+              <w:spacing w:before="28" w:after="28"/>
+            </w:pPr>
+            <w:r>
+              <w:rPr>
+                <w:sz w:val="15"/>
+                <w:szCs w:val="15"/>
+              </w:rPr>
+              <w:t xml:space="preserve">234,000</w:t>
+            </w:r>
+          </w:p>
+        </w:tc>
+      </w:tr>
+      <w:tr>
+        <w:tc>
+          <w:tcPr>
+            <w:tcW w:type="pct" w:w="2600"/>
+            <w:tcMar>
+              <w:top w:type="dxa" w:w="50"/>
+              <w:left w:type="dxa" w:w="110"/>
+              <w:bottom w:type="dxa" w:w="50"/>
+              <w:right w:type="dxa" w:w="110"/>
+            </w:tcMar>
+          </w:tcPr>
+          <w:p>
+            <w:pPr>
+              <w:spacing w:before="28" w:after="28"/>
+            </w:pPr>
+            <w:r>
+              <w:rPr>
+                <w:sz w:val="15"/>
+                <w:szCs w:val="15"/>
+              </w:rPr>
+              <w:t xml:space="preserve">Sales (T-0215 and T-0302)</w:t>
+            </w:r>
+          </w:p>
+        </w:tc>
+        <w:tc>
+          <w:tcPr>
+            <w:tcW w:type="pct" w:w="2400"/>
+            <w:tcMar>
+              <w:top w:type="dxa" w:w="50"/>
+              <w:left w:type="dxa" w:w="110"/>
+              <w:bottom w:type="dxa" w:w="50"/>
+              <w:right w:type="dxa" w:w="110"/>
+            </w:tcMar>
+          </w:tcPr>
+          <w:p>
+            <w:pPr>
+              <w:spacing w:before="28" w:after="28"/>
+            </w:pPr>
+            <w:r>
+              <w:rPr>
+                <w:sz w:val="15"/>
+                <w:szCs w:val="15"/>
+              </w:rPr>
+              <w:t xml:space="preserve">330,000</w:t>
+            </w:r>
+          </w:p>
+        </w:tc>
+      </w:tr>
+      <w:tr>
+        <w:tc>
+          <w:tcPr>
+            <w:tcW w:type="pct" w:w="2600"/>
+            <w:shd w:fill="FBFAF6" w:val="clear"/>
+            <w:tcMar>
+              <w:top w:type="dxa" w:w="50"/>
+              <w:left w:type="dxa" w:w="110"/>
+              <w:bottom w:type="dxa" w:w="50"/>
+              <w:right w:type="dxa" w:w="110"/>
+            </w:tcMar>
+          </w:tcPr>
+          <w:p>
+            <w:pPr>
+              <w:spacing w:before="28" w:after="28"/>
+            </w:pPr>
+            <w:r>
+              <w:rPr>
+                <w:sz w:val="15"/>
+                <w:szCs w:val="15"/>
+              </w:rPr>
+              <w:t xml:space="preserve">Gross margin</w:t>
+            </w:r>
+          </w:p>
+        </w:tc>
+        <w:tc>
+          <w:tcPr>
+            <w:tcW w:type="pct" w:w="2400"/>
+            <w:shd w:fill="FBFAF6" w:val="clear"/>
+            <w:tcMar>
+              <w:top w:type="dxa" w:w="50"/>
+              <w:left w:type="dxa" w:w="110"/>
+              <w:bottom w:type="dxa" w:w="50"/>
+              <w:right w:type="dxa" w:w="110"/>
+            </w:tcMar>
+          </w:tcPr>
+          <w:p>
+            <w:pPr>
+              <w:spacing w:before="28" w:after="28"/>
+            </w:pPr>
+            <w:r>
+              <w:rPr>
+                <w:sz w:val="15"/>
+                <w:szCs w:val="15"/>
+              </w:rPr>
+              <w:t xml:space="preserve">96,000</w:t>
+            </w:r>
+          </w:p>
+        </w:tc>
+      </w:tr>
+    </w:tbl>
+    <w:p/>
+    <w:tbl>
+      <w:tblPr>
+        <w:tblW w:type="pct" w:w="100%"/>
+        <w:tblLayout w:type="fixed"/>
+        <w:tblBorders>
+          <w:top w:val="single" w:color="FBFAF6" w:sz="4"/>
+          <w:left w:val="single" w:color="FBFAF6" w:sz="4"/>
+          <w:bottom w:val="single" w:color="FBFAF6" w:sz="4"/>
+          <w:right w:val="single" w:color="FBFAF6" w:sz="4"/>
+          <w:insideH w:val="single" w:color="FBFAF6" w:sz="4"/>
+          <w:insideV w:val="single" w:color="FBFAF6" w:sz="4"/>
+        </w:tblBorders>
+      </w:tblPr>
+      <w:tblGrid>
+        <w:gridCol w:w="9600"/>
+      </w:tblGrid>
+      <w:tr>
+        <w:tc>
+          <w:tcPr>
+            <w:tcW w:type="pct" w:w="5000"/>
+            <w:shd w:fill="FBFAF6" w:val="clear"/>
+            <w:tcMar>
+              <w:top w:type="dxa" w:w="40"/>
+              <w:left w:type="dxa" w:w="100"/>
+              <w:bottom w:type="dxa" w:w="40"/>
+              <w:right w:type="dxa" w:w="100"/>
+            </w:tcMar>
+          </w:tcPr>
+          <w:p>
+            <w:pPr>
+              <w:spacing w:before="18" w:after="6"/>
+            </w:pPr>
+            <w:r>
+              <w:rPr>
+                <w:b/>
+                <w:bCs/>
+                <w:color w:val="6B7280"/>
+                <w:sz w:val="14"/>
+                <w:szCs w:val="14"/>
+              </w:rPr>
+              <w:t xml:space="preserve">word list</w:t>
+            </w:r>
+          </w:p>
+          <w:p>
+            <w:pPr>
+              <w:spacing w:before="0" w:after="18"/>
+            </w:pPr>
+            <w:r>
+              <w:rPr>
+                <w:b/>
+                <w:bCs/>
+                <w:color w:val="353A7C"/>
+                <w:sz w:val="16"/>
+                <w:szCs w:val="16"/>
+              </w:rPr>
+              <w:t xml:space="preserve">Less: ending finished goods (T-0303)   ·   Total manufacturing costs   ·   Less: ending WIP (T-0304)   ·   Manufacturing overhead applied (7,700 MH × $30)   ·   job order costing   ·   Cost of goods sold (before year-end overhead adjustment)</w:t>
+            </w:r>
+          </w:p>
+        </w:tc>
+      </w:tr>
+    </w:tbl>
+    <w:p/>
+    <w:tbl>
+      <w:tblPr>
+        <w:tblW w:type="pct" w:w="100%"/>
+        <w:tblLayout w:type="fixed"/>
+        <w:tblBorders>
+          <w:top w:val="single" w:color="353A7C" w:sz="4"/>
+          <w:left w:val="single" w:color="353A7C" w:sz="4"/>
+          <w:bottom w:val="single" w:color="353A7C" w:sz="4"/>
+          <w:right w:val="single" w:color="353A7C" w:sz="4"/>
+          <w:insideH w:val="single" w:color="353A7C" w:sz="4"/>
+          <w:insideV w:val="single" w:color="353A7C" w:sz="4"/>
+        </w:tblBorders>
+      </w:tblPr>
+      <w:tblGrid>
+        <w:gridCol w:w="9600"/>
+      </w:tblGrid>
+      <w:tr>
+        <w:tc>
+          <w:tcPr>
+            <w:tcW w:type="pct" w:w="5000"/>
+            <w:shd w:fill="F2F4FB" w:val="clear"/>
+            <w:tcMar>
+              <w:top w:type="dxa" w:w="50"/>
+              <w:left w:type="dxa" w:w="110"/>
+              <w:bottom w:type="dxa" w:w="50"/>
+              <w:right w:type="dxa" w:w="110"/>
+            </w:tcMar>
+          </w:tcPr>
+          <w:p>
+            <w:pPr>
+              <w:spacing w:before="30" w:after="30"/>
+            </w:pPr>
+            <w:r>
+              <w:rPr>
+                <w:b/>
+                <w:bCs/>
+                <w:color w:val="353A7C"/>
+                <w:sz w:val="19"/>
+                <w:szCs w:val="19"/>
+              </w:rPr>
+              <w:t xml:space="preserve">Everything ties</w:t>
+            </w:r>
+          </w:p>
+        </w:tc>
+      </w:tr>
+    </w:tbl>
+    <w:p/>
     <w:p>
       <w:pPr>
-        <w:spacing w:before="44" w:after="10"/>
+        <w:spacing w:before="44" w:after="14"/>
       </w:pPr>
       <w:r>
         <w:rPr>
@@ -13103,7 +13784,234 @@
           <w:sz w:val="18"/>
           <w:szCs w:val="18"/>
         </w:rPr>
-        <w:t xml:space="preserve">Extended Example: schedule of cost of goods manufactured and cost of goods sold</w:t>
+        <w:t xml:space="preserve">Summary 4</w:t>
+      </w:r>
+      <w:r>
+        <w:rPr>
+          <w:color w:val="6B7280"/>
+          <w:sz w:val="16"/>
+          <w:szCs w:val="16"/>
+        </w:rPr>
+        <w:t xml:space="preserve">      gaps 30–32</w:t>
+      </w:r>
+    </w:p>
+    <w:p>
+      <w:pPr>
+        <w:spacing w:before="20" w:after="20" w:line="360" w:lineRule="auto"/>
+        <w:ind w:left="200"/>
+      </w:pPr>
+      <w:r>
+        <w:rPr>
+          <w:sz w:val="19"/>
+          <w:szCs w:val="19"/>
+        </w:rPr>
+        <w:t xml:space="preserve">Total debits = total </w:t>
+      </w:r>
+      <w:r>
+        <w:rPr>
+          <w:b/>
+          <w:bCs/>
+          <w:color w:val="8186EF"/>
+          <w:sz w:val="15"/>
+          <w:szCs w:val="15"/>
+        </w:rPr>
+        <w:t xml:space="preserve"> (30) </w:t>
+      </w:r>
+      <w:r>
+        <w:rPr>
+          <w:u w:val="single"/>
+          <w:sz w:val="19"/>
+          <w:szCs w:val="19"/>
+        </w:rPr>
+        <w:t xml:space="preserve">           </w:t>
+      </w:r>
+      <w:r>
+        <w:rPr>
+          <w:sz w:val="19"/>
+          <w:szCs w:val="19"/>
+        </w:rPr>
+        <w:t xml:space="preserve"> </w:t>
+      </w:r>
+      <w:r>
+        <w:rPr>
+          <w:sz w:val="19"/>
+          <w:szCs w:val="19"/>
+        </w:rPr>
+        <w:t xml:space="preserve"> = $2,235,000. </w:t>
+      </w:r>
+      <w:r>
+        <w:rPr>
+          <w:sz w:val="19"/>
+          <w:szCs w:val="19"/>
+        </w:rPr>
+        <w:t xml:space="preserve">Raw </w:t>
+      </w:r>
+      <w:r>
+        <w:rPr>
+          <w:b/>
+          <w:bCs/>
+          <w:color w:val="8186EF"/>
+          <w:sz w:val="15"/>
+          <w:szCs w:val="15"/>
+        </w:rPr>
+        <w:t xml:space="preserve"> (31) </w:t>
+      </w:r>
+      <w:r>
+        <w:rPr>
+          <w:u w:val="single"/>
+          <w:sz w:val="19"/>
+          <w:szCs w:val="19"/>
+        </w:rPr>
+        <w:t xml:space="preserve">           </w:t>
+      </w:r>
+      <w:r>
+        <w:rPr>
+          <w:sz w:val="19"/>
+          <w:szCs w:val="19"/>
+        </w:rPr>
+        <w:t xml:space="preserve"> </w:t>
+      </w:r>
+      <w:r>
+        <w:rPr>
+          <w:sz w:val="19"/>
+          <w:szCs w:val="19"/>
+        </w:rPr>
+        <w:t xml:space="preserve">: $120,000 + $300,000 − $270,000 = $150,000. </w:t>
+      </w:r>
+      <w:r>
+        <w:rPr>
+          <w:sz w:val="19"/>
+          <w:szCs w:val="19"/>
+        </w:rPr>
+        <w:t xml:space="preserve">Work in </w:t>
+      </w:r>
+      <w:r>
+        <w:rPr>
+          <w:b/>
+          <w:bCs/>
+          <w:color w:val="8186EF"/>
+          <w:sz w:val="15"/>
+          <w:szCs w:val="15"/>
+        </w:rPr>
+        <w:t xml:space="preserve"> (32) </w:t>
+      </w:r>
+      <w:r>
+        <w:rPr>
+          <w:u w:val="single"/>
+          <w:sz w:val="19"/>
+          <w:szCs w:val="19"/>
+        </w:rPr>
+        <w:t xml:space="preserve">           </w:t>
+      </w:r>
+      <w:r>
+        <w:rPr>
+          <w:sz w:val="19"/>
+          <w:szCs w:val="19"/>
+        </w:rPr>
+        <w:t xml:space="preserve"> </w:t>
+      </w:r>
+      <w:r>
+        <w:rPr>
+          <w:sz w:val="19"/>
+          <w:szCs w:val="19"/>
+        </w:rPr>
+        <w:t xml:space="preserve">: $64,000 + $631,000 − $490,000 = $205,000 = job T-0304. </w:t>
+      </w:r>
+      <w:r>
+        <w:rPr>
+          <w:sz w:val="19"/>
+          <w:szCs w:val="19"/>
+        </w:rPr>
+        <w:t xml:space="preserve">Finished goods: $90,000 + $490,000 − $234,000 = $346,000 = job T-0303. </w:t>
+      </w:r>
+    </w:p>
+    <w:tbl>
+      <w:tblPr>
+        <w:tblW w:type="pct" w:w="100%"/>
+        <w:tblLayout w:type="fixed"/>
+        <w:tblBorders>
+          <w:top w:val="single" w:color="FBFAF6" w:sz="4"/>
+          <w:left w:val="single" w:color="FBFAF6" w:sz="4"/>
+          <w:bottom w:val="single" w:color="FBFAF6" w:sz="4"/>
+          <w:right w:val="single" w:color="FBFAF6" w:sz="4"/>
+          <w:insideH w:val="single" w:color="FBFAF6" w:sz="4"/>
+          <w:insideV w:val="single" w:color="FBFAF6" w:sz="4"/>
+        </w:tblBorders>
+      </w:tblPr>
+      <w:tblGrid>
+        <w:gridCol w:w="9600"/>
+      </w:tblGrid>
+      <w:tr>
+        <w:tc>
+          <w:tcPr>
+            <w:tcW w:type="pct" w:w="5000"/>
+            <w:shd w:fill="FBFAF6" w:val="clear"/>
+            <w:tcMar>
+              <w:top w:type="dxa" w:w="40"/>
+              <w:left w:type="dxa" w:w="100"/>
+              <w:bottom w:type="dxa" w:w="40"/>
+              <w:right w:type="dxa" w:w="100"/>
+            </w:tcMar>
+          </w:tcPr>
+          <w:p>
+            <w:pPr>
+              <w:spacing w:before="18" w:after="6"/>
+            </w:pPr>
+            <w:r>
+              <w:rPr>
+                <w:b/>
+                <w:bCs/>
+                <w:color w:val="6B7280"/>
+                <w:sz w:val="14"/>
+                <w:szCs w:val="14"/>
+              </w:rPr>
+              <w:t xml:space="preserve">word list</w:t>
+            </w:r>
+          </w:p>
+          <w:p>
+            <w:pPr>
+              <w:spacing w:before="0" w:after="18"/>
+            </w:pPr>
+            <w:r>
+              <w:rPr>
+                <w:b/>
+                <w:bCs/>
+                <w:color w:val="353A7C"/>
+                <w:sz w:val="16"/>
+                <w:szCs w:val="16"/>
+              </w:rPr>
+              <w:t xml:space="preserve">process   ·   credits   ·   materials   ·   prepare</w:t>
+            </w:r>
+          </w:p>
+        </w:tc>
+      </w:tr>
+    </w:tbl>
+    <w:p/>
+    <w:p>
+      <w:pPr>
+        <w:pageBreakBefore w:val="true"/>
+        <w:spacing w:after="0"/>
+      </w:pPr>
+      <w:r>
+        <w:rPr>
+          <w:sz w:val="2"/>
+        </w:rPr>
+        <w:t xml:space="preserve"> </w:t>
+      </w:r>
+    </w:p>
+    <w:p>
+      <w:pPr>
+        <w:spacing w:before="44" w:after="10"/>
+      </w:pPr>
+      <w:r>
+        <w:rPr>
+          <w:b/>
+          <w:bCs/>
+          <w:color w:val="353A7C"/>
+          <w:sz w:val="18"/>
+          <w:szCs w:val="18"/>
+        </w:rPr>
+        <w:t xml:space="preserve">Extended Example: job cost sheets agree with the control accounts</w:t>
       </w:r>
     </w:p>
     <w:p>
@@ -13127,7 +14035,7 @@
       <w:r>
         <w:drawing>
           <wp:inline distT="0" distB="0" distL="0" distR="0">
-            <wp:extent cx="5734050" cy="2550150"/>
+            <wp:extent cx="5734050" cy="2640675"/>
             <wp:effectExtent t="0" r="0" b="0" l="0"/>
             <wp:docPr id="1" name="" descr="" title=""/>
             <wp:cNvGraphicFramePr>
@@ -13152,7 +14060,7 @@
                   <pic:spPr bwMode="auto">
                     <a:xfrm>
                       <a:off x="0" y="0"/>
-                      <a:ext cx="5734050" cy="2550150"/>
+                      <a:ext cx="5734050" cy="2640675"/>
                     </a:xfrm>
                     <a:prstGeom prst="rect">
                       <a:avLst/>
@@ -13220,7 +14128,7 @@
                 <w:sz w:val="16"/>
                 <w:szCs w:val="16"/>
               </w:rPr>
-              <w:t xml:space="preserve">labor time ticket   ·   Cost of goods manufactured   ·   Sales (T-0215 and T-0302)   ·   Add: beginning WIP (T-0302)</w:t>
+              <w:t xml:space="preserve">Work in process   ·   predetermined overhead rate</w:t>
             </w:r>
           </w:p>
         </w:tc>
@@ -13267,7 +14175,7 @@
                 <w:sz w:val="19"/>
                 <w:szCs w:val="19"/>
               </w:rPr>
-              <w:t xml:space="preserve">Everything ties</w:t>
+              <w:t xml:space="preserve">Exam view</w:t>
             </w:r>
           </w:p>
         </w:tc>
@@ -13286,7 +14194,7 @@
           <w:sz w:val="18"/>
           <w:szCs w:val="18"/>
         </w:rPr>
-        <w:t xml:space="preserve">Summary 4</w:t>
+        <w:t xml:space="preserve">Summary 5</w:t>
       </w:r>
       <w:r>
         <w:rPr>
@@ -13294,7 +14202,7 @@
           <w:sz w:val="16"/>
           <w:szCs w:val="16"/>
         </w:rPr>
-        <w:t xml:space="preserve">      gaps 35–37</w:t>
+        <w:t xml:space="preserve">      gaps 34–36</w:t>
       </w:r>
     </w:p>
     <w:p>
@@ -13307,7 +14215,7 @@
           <w:sz w:val="19"/>
           <w:szCs w:val="19"/>
         </w:rPr>
-        <w:t xml:space="preserve">Total debits = total </w:t>
+        <w:t xml:space="preserve">CMA </w:t>
       </w:r>
       <w:r>
         <w:rPr>
@@ -13317,7 +14225,7 @@
           <w:sz w:val="15"/>
           <w:szCs w:val="15"/>
         </w:rPr>
-        <w:t xml:space="preserve"> (35) </w:t>
+        <w:t xml:space="preserve"> (34) </w:t>
       </w:r>
       <w:r>
         <w:rPr>
@@ -13339,14 +14247,21 @@
           <w:sz w:val="19"/>
           <w:szCs w:val="19"/>
         </w:rPr>
-        <w:t xml:space="preserve"> = $2,235,000. </w:t>
-      </w:r>
-      <w:r>
-        <w:rPr>
-          <w:sz w:val="19"/>
-          <w:szCs w:val="19"/>
-        </w:rPr>
-        <w:t xml:space="preserve">Raw </w:t>
+        <w:t xml:space="preserve"> rarely ask for the entries. </w:t>
+      </w:r>
+      <w:r>
+        <w:rPr>
+          <w:sz w:val="19"/>
+          <w:szCs w:val="19"/>
+        </w:rPr>
+        <w:t xml:space="preserve">They give job data and ask for ending work in process, cost of goods manufactured or cost of goods sold. </w:t>
+      </w:r>
+      <w:r>
+        <w:rPr>
+          <w:sz w:val="19"/>
+          <w:szCs w:val="19"/>
+        </w:rPr>
+        <w:t xml:space="preserve">Build the job costs first; the </w:t>
       </w:r>
       <w:r>
         <w:rPr>
@@ -13356,7 +14271,7 @@
           <w:sz w:val="15"/>
           <w:szCs w:val="15"/>
         </w:rPr>
-        <w:t xml:space="preserve"> (36) </w:t>
+        <w:t xml:space="preserve"> (35) </w:t>
       </w:r>
       <w:r>
         <w:rPr>
@@ -13378,14 +14293,7 @@
           <w:sz w:val="19"/>
           <w:szCs w:val="19"/>
         </w:rPr>
-        <w:t xml:space="preserve">: $120,000 + $300,000 − $270,000 = $150,000. </w:t>
-      </w:r>
-      <w:r>
-        <w:rPr>
-          <w:sz w:val="19"/>
-          <w:szCs w:val="19"/>
-        </w:rPr>
-        <w:t xml:space="preserve">Work in </w:t>
+        <w:t xml:space="preserve"> follow from the job </w:t>
       </w:r>
       <w:r>
         <w:rPr>
@@ -13395,7 +14303,7 @@
           <w:sz w:val="15"/>
           <w:szCs w:val="15"/>
         </w:rPr>
-        <w:t xml:space="preserve"> (37) </w:t>
+        <w:t xml:space="preserve"> (36) </w:t>
       </w:r>
       <w:r>
         <w:rPr>
@@ -13417,14 +14325,7 @@
           <w:sz w:val="19"/>
           <w:szCs w:val="19"/>
         </w:rPr>
-        <w:t xml:space="preserve">: $64,000 + $631,000 − $490,000 = $205,000 = job T-0304. </w:t>
-      </w:r>
-      <w:r>
-        <w:rPr>
-          <w:sz w:val="19"/>
-          <w:szCs w:val="19"/>
-        </w:rPr>
-        <w:t xml:space="preserve">Finished goods: $90,000 + $490,000 − $234,000 = $346,000 = job T-0303. </w:t>
+        <w:t xml:space="preserve">. </w:t>
       </w:r>
     </w:p>
     <w:tbl>
@@ -13482,7 +14383,945 @@
                 <w:sz w:val="16"/>
                 <w:szCs w:val="16"/>
               </w:rPr>
-              <w:t xml:space="preserve">process   ·   credits   ·   materials   ·   prepare</w:t>
+              <w:t xml:space="preserve">applied   ·   balances   ·   questions   ·   sheets</w:t>
+            </w:r>
+          </w:p>
+        </w:tc>
+      </w:tr>
+    </w:tbl>
+    <w:p/>
+    <w:tbl>
+      <w:tblPr>
+        <w:tblW w:type="pct" w:w="100%"/>
+        <w:tblLayout w:type="fixed"/>
+        <w:tblBorders>
+          <w:top w:val="single" w:color="353A7C" w:sz="6"/>
+          <w:left w:val="single" w:color="353A7C" w:sz="6"/>
+          <w:bottom w:val="single" w:color="353A7C" w:sz="6"/>
+          <w:right w:val="single" w:color="353A7C" w:sz="6"/>
+          <w:insideH w:val="single" w:color="353A7C" w:sz="6"/>
+          <w:insideV w:val="single" w:color="353A7C" w:sz="6"/>
+        </w:tblBorders>
+      </w:tblPr>
+      <w:tblGrid>
+        <w:gridCol w:w="4661"/>
+        <w:gridCol w:w="4939"/>
+      </w:tblGrid>
+      <w:tr>
+        <w:tc>
+          <w:tcPr>
+            <w:tcW w:type="pct" w:w="5000"/>
+            <w:gridSpan w:val="2"/>
+            <w:shd w:fill="353A7C" w:val="clear"/>
+            <w:tcMar>
+              <w:top w:type="dxa" w:w="60"/>
+              <w:left w:type="dxa" w:w="120"/>
+              <w:bottom w:type="dxa" w:w="60"/>
+              <w:right w:type="dxa" w:w="120"/>
+            </w:tcMar>
+          </w:tcPr>
+          <w:p>
+            <w:pPr>
+              <w:spacing w:before="40" w:after="40"/>
+            </w:pPr>
+            <w:r>
+              <w:rPr>
+                <w:b/>
+                <w:bCs/>
+                <w:color w:val="FFFFFF"/>
+                <w:sz w:val="17"/>
+                <w:szCs w:val="17"/>
+              </w:rPr>
+              <w:t xml:space="preserve">Exam view</w:t>
+            </w:r>
+          </w:p>
+        </w:tc>
+      </w:tr>
+      <w:tr>
+        <w:tc>
+          <w:tcPr>
+            <w:tcW w:type="pct" w:w="2428"/>
+            <w:shd w:fill="353A7C" w:val="clear"/>
+            <w:tcMar>
+              <w:top w:type="dxa" w:w="50"/>
+              <w:left w:type="dxa" w:w="110"/>
+              <w:bottom w:type="dxa" w:w="50"/>
+              <w:right w:type="dxa" w:w="110"/>
+            </w:tcMar>
+          </w:tcPr>
+          <w:p>
+            <w:pPr>
+              <w:spacing w:before="30" w:after="30"/>
+            </w:pPr>
+            <w:r>
+              <w:rPr>
+                <w:b/>
+                <w:bCs/>
+                <w:color w:val="FFFFFF"/>
+                <w:sz w:val="15"/>
+                <w:szCs w:val="15"/>
+              </w:rPr>
+              <w:t xml:space="preserve">Tahini &amp; Spreads · April 2027 (whole USD)</w:t>
+            </w:r>
+          </w:p>
+        </w:tc>
+        <w:tc>
+          <w:tcPr>
+            <w:tcW w:type="pct" w:w="2572"/>
+            <w:shd w:fill="353A7C" w:val="clear"/>
+            <w:tcMar>
+              <w:top w:type="dxa" w:w="50"/>
+              <w:left w:type="dxa" w:w="110"/>
+              <w:bottom w:type="dxa" w:w="50"/>
+              <w:right w:type="dxa" w:w="110"/>
+            </w:tcMar>
+          </w:tcPr>
+          <w:p>
+            <w:pPr>
+              <w:spacing w:before="30" w:after="30"/>
+            </w:pPr>
+            <w:r>
+              <w:rPr>
+                <w:b/>
+                <w:bCs/>
+                <w:color w:val="FFFFFF"/>
+                <w:sz w:val="15"/>
+                <w:szCs w:val="15"/>
+              </w:rPr>
+              <w:t xml:space="preserve">Amount</w:t>
+            </w:r>
+          </w:p>
+        </w:tc>
+      </w:tr>
+      <w:tr>
+        <w:tc>
+          <w:tcPr>
+            <w:tcW w:type="pct" w:w="2428"/>
+            <w:tcMar>
+              <w:top w:type="dxa" w:w="50"/>
+              <w:left w:type="dxa" w:w="110"/>
+              <w:bottom w:type="dxa" w:w="50"/>
+              <w:right w:type="dxa" w:w="110"/>
+            </w:tcMar>
+          </w:tcPr>
+          <w:p>
+            <w:pPr>
+              <w:spacing w:before="28" w:after="28"/>
+            </w:pPr>
+            <w:r>
+              <w:rPr>
+                <w:sz w:val="15"/>
+                <w:szCs w:val="15"/>
+              </w:rPr>
+              <w:t xml:space="preserve"/>
+            </w:r>
+            <w:r>
+              <w:rPr>
+                <w:b/>
+                <w:bCs/>
+                <w:color w:val="8186EF"/>
+                <w:sz w:val="14"/>
+                <w:szCs w:val="14"/>
+              </w:rPr>
+              <w:t xml:space="preserve"> (37) </w:t>
+            </w:r>
+            <w:r>
+              <w:rPr>
+                <w:u w:val="single"/>
+                <w:sz w:val="15"/>
+                <w:szCs w:val="15"/>
+              </w:rPr>
+              <w:t xml:space="preserve">              </w:t>
+            </w:r>
+            <w:r>
+              <w:rPr>
+                <w:sz w:val="15"/>
+                <w:szCs w:val="15"/>
+              </w:rPr>
+              <w:t xml:space="preserve"> </w:t>
+            </w:r>
+            <w:r>
+              <w:rPr>
+                <w:sz w:val="15"/>
+                <w:szCs w:val="15"/>
+              </w:rPr>
+              <w:t xml:space="preserve">: job T-0304 (from March)</w:t>
+            </w:r>
+          </w:p>
+        </w:tc>
+        <w:tc>
+          <w:tcPr>
+            <w:tcW w:type="pct" w:w="2572"/>
+            <w:tcMar>
+              <w:top w:type="dxa" w:w="50"/>
+              <w:left w:type="dxa" w:w="110"/>
+              <w:bottom w:type="dxa" w:w="50"/>
+              <w:right w:type="dxa" w:w="110"/>
+            </w:tcMar>
+          </w:tcPr>
+          <w:p>
+            <w:pPr>
+              <w:spacing w:before="28" w:after="28"/>
+            </w:pPr>
+            <w:r>
+              <w:rPr>
+                <w:sz w:val="15"/>
+                <w:szCs w:val="15"/>
+              </w:rPr>
+              <w:t xml:space="preserve">205,000</w:t>
+            </w:r>
+          </w:p>
+        </w:tc>
+      </w:tr>
+      <w:tr>
+        <w:tc>
+          <w:tcPr>
+            <w:tcW w:type="pct" w:w="2428"/>
+            <w:shd w:fill="FBFAF6" w:val="clear"/>
+            <w:tcMar>
+              <w:top w:type="dxa" w:w="50"/>
+              <w:left w:type="dxa" w:w="110"/>
+              <w:bottom w:type="dxa" w:w="50"/>
+              <w:right w:type="dxa" w:w="110"/>
+            </w:tcMar>
+          </w:tcPr>
+          <w:p>
+            <w:pPr>
+              <w:spacing w:before="28" w:after="28"/>
+            </w:pPr>
+            <w:r>
+              <w:rPr>
+                <w:sz w:val="15"/>
+                <w:szCs w:val="15"/>
+              </w:rPr>
+              <w:t xml:space="preserve"/>
+            </w:r>
+            <w:r>
+              <w:rPr>
+                <w:b/>
+                <w:bCs/>
+                <w:color w:val="8186EF"/>
+                <w:sz w:val="14"/>
+                <w:szCs w:val="14"/>
+              </w:rPr>
+              <w:t xml:space="preserve"> (38) </w:t>
+            </w:r>
+            <w:r>
+              <w:rPr>
+                <w:u w:val="single"/>
+                <w:sz w:val="15"/>
+                <w:szCs w:val="15"/>
+              </w:rPr>
+              <w:t xml:space="preserve">              </w:t>
+            </w:r>
+            <w:r>
+              <w:rPr>
+                <w:sz w:val="15"/>
+                <w:szCs w:val="15"/>
+              </w:rPr>
+              <w:t xml:space="preserve"> </w:t>
+            </w:r>
+            <w:r>
+              <w:rPr>
+                <w:sz w:val="15"/>
+                <w:szCs w:val="15"/>
+              </w:rPr>
+              <w:t xml:space="preserve">: job T-0303 (from March)</w:t>
+            </w:r>
+          </w:p>
+        </w:tc>
+        <w:tc>
+          <w:tcPr>
+            <w:tcW w:type="pct" w:w="2572"/>
+            <w:shd w:fill="FBFAF6" w:val="clear"/>
+            <w:tcMar>
+              <w:top w:type="dxa" w:w="50"/>
+              <w:left w:type="dxa" w:w="110"/>
+              <w:bottom w:type="dxa" w:w="50"/>
+              <w:right w:type="dxa" w:w="110"/>
+            </w:tcMar>
+          </w:tcPr>
+          <w:p>
+            <w:pPr>
+              <w:spacing w:before="28" w:after="28"/>
+            </w:pPr>
+            <w:r>
+              <w:rPr>
+                <w:sz w:val="15"/>
+                <w:szCs w:val="15"/>
+              </w:rPr>
+              <w:t xml:space="preserve">346,000</w:t>
+            </w:r>
+          </w:p>
+        </w:tc>
+      </w:tr>
+      <w:tr>
+        <w:tc>
+          <w:tcPr>
+            <w:tcW w:type="pct" w:w="2428"/>
+            <w:tcMar>
+              <w:top w:type="dxa" w:w="50"/>
+              <w:left w:type="dxa" w:w="110"/>
+              <w:bottom w:type="dxa" w:w="50"/>
+              <w:right w:type="dxa" w:w="110"/>
+            </w:tcMar>
+          </w:tcPr>
+          <w:p>
+            <w:pPr>
+              <w:spacing w:before="28" w:after="28"/>
+            </w:pPr>
+            <w:r>
+              <w:rPr>
+                <w:sz w:val="15"/>
+                <w:szCs w:val="15"/>
+              </w:rPr>
+              <w:t xml:space="preserve"/>
+            </w:r>
+            <w:r>
+              <w:rPr>
+                <w:b/>
+                <w:bCs/>
+                <w:color w:val="8186EF"/>
+                <w:sz w:val="14"/>
+                <w:szCs w:val="14"/>
+              </w:rPr>
+              <w:t xml:space="preserve"> (39) </w:t>
+            </w:r>
+            <w:r>
+              <w:rPr>
+                <w:u w:val="single"/>
+                <w:sz w:val="15"/>
+                <w:szCs w:val="15"/>
+              </w:rPr>
+              <w:t xml:space="preserve">              </w:t>
+            </w:r>
+            <w:r>
+              <w:rPr>
+                <w:sz w:val="15"/>
+                <w:szCs w:val="15"/>
+              </w:rPr>
+              <w:t xml:space="preserve"> </w:t>
+            </w:r>
+            <w:r>
+              <w:rPr>
+                <w:sz w:val="15"/>
+                <w:szCs w:val="15"/>
+              </w:rPr>
+              <w:t xml:space="preserve">: DM 20,000, DL 30,000, 1,500 MH — completed</w:t>
+            </w:r>
+          </w:p>
+        </w:tc>
+        <w:tc>
+          <w:tcPr>
+            <w:tcW w:type="pct" w:w="2572"/>
+            <w:tcMar>
+              <w:top w:type="dxa" w:w="50"/>
+              <w:left w:type="dxa" w:w="110"/>
+              <w:bottom w:type="dxa" w:w="50"/>
+              <w:right w:type="dxa" w:w="110"/>
+            </w:tcMar>
+          </w:tcPr>
+          <w:p>
+            <w:pPr>
+              <w:spacing w:before="28" w:after="28"/>
+            </w:pPr>
+            <w:r>
+              <w:rPr>
+                <w:sz w:val="15"/>
+                <w:szCs w:val="15"/>
+              </w:rPr>
+              <w:t xml:space="preserve"> </w:t>
+            </w:r>
+          </w:p>
+        </w:tc>
+      </w:tr>
+      <w:tr>
+        <w:tc>
+          <w:tcPr>
+            <w:tcW w:type="pct" w:w="2428"/>
+            <w:shd w:fill="FBFAF6" w:val="clear"/>
+            <w:tcMar>
+              <w:top w:type="dxa" w:w="50"/>
+              <w:left w:type="dxa" w:w="110"/>
+              <w:bottom w:type="dxa" w:w="50"/>
+              <w:right w:type="dxa" w:w="110"/>
+            </w:tcMar>
+          </w:tcPr>
+          <w:p>
+            <w:pPr>
+              <w:spacing w:before="28" w:after="28"/>
+            </w:pPr>
+            <w:r>
+              <w:rPr>
+                <w:sz w:val="15"/>
+                <w:szCs w:val="15"/>
+              </w:rPr>
+              <w:t xml:space="preserve">Job T-0305 (new) in April: DM 160,000, DL 90,000, 5,000 MH — still in process</w:t>
+            </w:r>
+          </w:p>
+        </w:tc>
+        <w:tc>
+          <w:tcPr>
+            <w:tcW w:type="pct" w:w="2572"/>
+            <w:shd w:fill="FBFAF6" w:val="clear"/>
+            <w:tcMar>
+              <w:top w:type="dxa" w:w="50"/>
+              <w:left w:type="dxa" w:w="110"/>
+              <w:bottom w:type="dxa" w:w="50"/>
+              <w:right w:type="dxa" w:w="110"/>
+            </w:tcMar>
+          </w:tcPr>
+          <w:p>
+            <w:pPr>
+              <w:spacing w:before="28" w:after="28"/>
+            </w:pPr>
+            <w:r>
+              <w:rPr>
+                <w:sz w:val="15"/>
+                <w:szCs w:val="15"/>
+              </w:rPr>
+              <w:t xml:space="preserve"> </w:t>
+            </w:r>
+          </w:p>
+        </w:tc>
+      </w:tr>
+      <w:tr>
+        <w:tc>
+          <w:tcPr>
+            <w:tcW w:type="pct" w:w="2428"/>
+            <w:shd w:fill="FFFFFF" w:val="clear"/>
+            <w:tcMar>
+              <w:top w:type="dxa" w:w="50"/>
+              <w:left w:type="dxa" w:w="110"/>
+              <w:bottom w:type="dxa" w:w="50"/>
+              <w:right w:type="dxa" w:w="110"/>
+            </w:tcMar>
+          </w:tcPr>
+          <w:p>
+            <w:pPr>
+              <w:spacing w:before="46" w:after="46"/>
+            </w:pPr>
+            <w:r>
+              <w:rPr>
+                <w:b/>
+                <w:bCs/>
+                <w:color w:val="8186EF"/>
+                <w:sz w:val="14"/>
+                <w:szCs w:val="14"/>
+              </w:rPr>
+              <w:t xml:space="preserve">(40)</w:t>
+            </w:r>
+          </w:p>
+        </w:tc>
+        <w:tc>
+          <w:tcPr>
+            <w:tcW w:type="pct" w:w="2572"/>
+            <w:tcMar>
+              <w:top w:type="dxa" w:w="50"/>
+              <w:left w:type="dxa" w:w="110"/>
+              <w:bottom w:type="dxa" w:w="50"/>
+              <w:right w:type="dxa" w:w="110"/>
+            </w:tcMar>
+          </w:tcPr>
+          <w:p>
+            <w:pPr>
+              <w:spacing w:before="28" w:after="28"/>
+            </w:pPr>
+            <w:r>
+              <w:rPr>
+                <w:sz w:val="15"/>
+                <w:szCs w:val="15"/>
+              </w:rPr>
+              <w:t xml:space="preserve">470,000</w:t>
+            </w:r>
+          </w:p>
+        </w:tc>
+      </w:tr>
+      <w:tr>
+        <w:tc>
+          <w:tcPr>
+            <w:tcW w:type="pct" w:w="2428"/>
+            <w:shd w:fill="FBFAF6" w:val="clear"/>
+            <w:tcMar>
+              <w:top w:type="dxa" w:w="50"/>
+              <w:left w:type="dxa" w:w="110"/>
+              <w:bottom w:type="dxa" w:w="50"/>
+              <w:right w:type="dxa" w:w="110"/>
+            </w:tcMar>
+          </w:tcPr>
+          <w:p>
+            <w:pPr>
+              <w:spacing w:before="28" w:after="28"/>
+            </w:pPr>
+            <w:r>
+              <w:rPr>
+                <w:sz w:val="15"/>
+                <w:szCs w:val="15"/>
+              </w:rPr>
+              <w:t xml:space="preserve">Actual manufacturing overhead in April</w:t>
+            </w:r>
+          </w:p>
+        </w:tc>
+        <w:tc>
+          <w:tcPr>
+            <w:tcW w:type="pct" w:w="2572"/>
+            <w:shd w:fill="FBFAF6" w:val="clear"/>
+            <w:tcMar>
+              <w:top w:type="dxa" w:w="50"/>
+              <w:left w:type="dxa" w:w="110"/>
+              <w:bottom w:type="dxa" w:w="50"/>
+              <w:right w:type="dxa" w:w="110"/>
+            </w:tcMar>
+          </w:tcPr>
+          <w:p>
+            <w:pPr>
+              <w:spacing w:before="28" w:after="28"/>
+            </w:pPr>
+            <w:r>
+              <w:rPr>
+                <w:sz w:val="15"/>
+                <w:szCs w:val="15"/>
+              </w:rPr>
+              <w:t xml:space="preserve">245,000</w:t>
+            </w:r>
+          </w:p>
+        </w:tc>
+      </w:tr>
+      <w:tr>
+        <w:tc>
+          <w:tcPr>
+            <w:tcW w:type="pct" w:w="2428"/>
+            <w:tcMar>
+              <w:top w:type="dxa" w:w="50"/>
+              <w:left w:type="dxa" w:w="110"/>
+              <w:bottom w:type="dxa" w:w="50"/>
+              <w:right w:type="dxa" w:w="110"/>
+            </w:tcMar>
+          </w:tcPr>
+          <w:p>
+            <w:pPr>
+              <w:spacing w:before="28" w:after="28"/>
+            </w:pPr>
+            <w:r>
+              <w:rPr>
+                <w:sz w:val="15"/>
+                <w:szCs w:val="15"/>
+              </w:rPr>
+              <w:t xml:space="preserve">M1</w:t>
+            </w:r>
+          </w:p>
+        </w:tc>
+        <w:tc>
+          <w:tcPr>
+            <w:tcW w:type="pct" w:w="2572"/>
+            <w:tcMar>
+              <w:top w:type="dxa" w:w="50"/>
+              <w:left w:type="dxa" w:w="110"/>
+              <w:bottom w:type="dxa" w:w="50"/>
+              <w:right w:type="dxa" w:w="110"/>
+            </w:tcMar>
+          </w:tcPr>
+          <w:p>
+            <w:pPr>
+              <w:spacing w:before="28" w:after="28"/>
+            </w:pPr>
+            <w:r>
+              <w:rPr>
+                <w:sz w:val="15"/>
+                <w:szCs w:val="15"/>
+              </w:rPr>
+              <w:t xml:space="preserve">Tahini &amp; Spreads applies overhead at $30 per machine hour. Differences are closed at year-end.</w:t>
+            </w:r>
+          </w:p>
+        </w:tc>
+      </w:tr>
+    </w:tbl>
+    <w:p/>
+    <w:tbl>
+      <w:tblPr>
+        <w:tblW w:type="pct" w:w="100%"/>
+        <w:tblLayout w:type="fixed"/>
+        <w:tblBorders>
+          <w:top w:val="single" w:color="FBFAF6" w:sz="4"/>
+          <w:left w:val="single" w:color="FBFAF6" w:sz="4"/>
+          <w:bottom w:val="single" w:color="FBFAF6" w:sz="4"/>
+          <w:right w:val="single" w:color="FBFAF6" w:sz="4"/>
+          <w:insideH w:val="single" w:color="FBFAF6" w:sz="4"/>
+          <w:insideV w:val="single" w:color="FBFAF6" w:sz="4"/>
+        </w:tblBorders>
+      </w:tblPr>
+      <w:tblGrid>
+        <w:gridCol w:w="9600"/>
+      </w:tblGrid>
+      <w:tr>
+        <w:tc>
+          <w:tcPr>
+            <w:tcW w:type="pct" w:w="5000"/>
+            <w:shd w:fill="FBFAF6" w:val="clear"/>
+            <w:tcMar>
+              <w:top w:type="dxa" w:w="40"/>
+              <w:left w:type="dxa" w:w="100"/>
+              <w:bottom w:type="dxa" w:w="40"/>
+              <w:right w:type="dxa" w:w="100"/>
+            </w:tcMar>
+          </w:tcPr>
+          <w:p>
+            <w:pPr>
+              <w:spacing w:before="18" w:after="6"/>
+            </w:pPr>
+            <w:r>
+              <w:rPr>
+                <w:b/>
+                <w:bCs/>
+                <w:color w:val="6B7280"/>
+                <w:sz w:val="14"/>
+                <w:szCs w:val="14"/>
+              </w:rPr>
+              <w:t xml:space="preserve">word list</w:t>
+            </w:r>
+          </w:p>
+          <w:p>
+            <w:pPr>
+              <w:spacing w:before="0" w:after="18"/>
+            </w:pPr>
+            <w:r>
+              <w:rPr>
+                <w:b/>
+                <w:bCs/>
+                <w:color w:val="353A7C"/>
+                <w:sz w:val="16"/>
+                <w:szCs w:val="16"/>
+              </w:rPr>
+              <w:t xml:space="preserve">Opening WIP   ·   Job T-0304 in April   ·   work in process   ·   Job T-0303 sold to Barada Wholesale on account   ·   Opening finished goods</w:t>
+            </w:r>
+          </w:p>
+        </w:tc>
+      </w:tr>
+    </w:tbl>
+    <w:p/>
+    <w:p>
+      <w:pPr>
+        <w:pageBreakBefore w:val="true"/>
+        <w:spacing w:after="0"/>
+      </w:pPr>
+      <w:r>
+        <w:rPr>
+          <w:sz w:val="2"/>
+        </w:rPr>
+        <w:t xml:space="preserve"> </w:t>
+      </w:r>
+    </w:p>
+    <w:tbl>
+      <w:tblPr>
+        <w:tblW w:type="pct" w:w="100%"/>
+        <w:tblLayout w:type="fixed"/>
+        <w:tblBorders>
+          <w:top w:val="single" w:color="353A7C" w:sz="6"/>
+          <w:left w:val="single" w:color="353A7C" w:sz="6"/>
+          <w:bottom w:val="single" w:color="353A7C" w:sz="6"/>
+          <w:right w:val="single" w:color="353A7C" w:sz="6"/>
+          <w:insideH w:val="single" w:color="353A7C" w:sz="6"/>
+          <w:insideV w:val="single" w:color="353A7C" w:sz="6"/>
+        </w:tblBorders>
+      </w:tblPr>
+      <w:tblGrid>
+        <w:gridCol w:w="4992"/>
+        <w:gridCol w:w="4608"/>
+      </w:tblGrid>
+      <w:tr>
+        <w:tc>
+          <w:tcPr>
+            <w:tcW w:type="pct" w:w="5000"/>
+            <w:gridSpan w:val="2"/>
+            <w:shd w:fill="353A7C" w:val="clear"/>
+            <w:tcMar>
+              <w:top w:type="dxa" w:w="60"/>
+              <w:left w:type="dxa" w:w="120"/>
+              <w:bottom w:type="dxa" w:w="60"/>
+              <w:right w:type="dxa" w:w="120"/>
+            </w:tcMar>
+          </w:tcPr>
+          <w:p>
+            <w:pPr>
+              <w:spacing w:before="40" w:after="40"/>
+            </w:pPr>
+            <w:r>
+              <w:rPr>
+                <w:b/>
+                <w:bCs/>
+                <w:color w:val="FFFFFF"/>
+                <w:sz w:val="17"/>
+                <w:szCs w:val="17"/>
+              </w:rPr>
+              <w:t xml:space="preserve">Item — Answer</w:t>
+            </w:r>
+          </w:p>
+        </w:tc>
+      </w:tr>
+      <w:tr>
+        <w:tc>
+          <w:tcPr>
+            <w:tcW w:type="pct" w:w="2600"/>
+            <w:shd w:fill="353A7C" w:val="clear"/>
+            <w:tcMar>
+              <w:top w:type="dxa" w:w="50"/>
+              <w:left w:type="dxa" w:w="110"/>
+              <w:bottom w:type="dxa" w:w="50"/>
+              <w:right w:type="dxa" w:w="110"/>
+            </w:tcMar>
+          </w:tcPr>
+          <w:p>
+            <w:pPr>
+              <w:spacing w:before="30" w:after="30"/>
+            </w:pPr>
+            <w:r>
+              <w:rPr>
+                <w:b/>
+                <w:bCs/>
+                <w:color w:val="FFFFFF"/>
+                <w:sz w:val="15"/>
+                <w:szCs w:val="15"/>
+              </w:rPr>
+              <w:t xml:space="preserve">Item</w:t>
+            </w:r>
+          </w:p>
+        </w:tc>
+        <w:tc>
+          <w:tcPr>
+            <w:tcW w:type="pct" w:w="2400"/>
+            <w:shd w:fill="353A7C" w:val="clear"/>
+            <w:tcMar>
+              <w:top w:type="dxa" w:w="50"/>
+              <w:left w:type="dxa" w:w="110"/>
+              <w:bottom w:type="dxa" w:w="50"/>
+              <w:right w:type="dxa" w:w="110"/>
+            </w:tcMar>
+          </w:tcPr>
+          <w:p>
+            <w:pPr>
+              <w:spacing w:before="30" w:after="30"/>
+            </w:pPr>
+            <w:r>
+              <w:rPr>
+                <w:b/>
+                <w:bCs/>
+                <w:color w:val="FFFFFF"/>
+                <w:sz w:val="15"/>
+                <w:szCs w:val="15"/>
+              </w:rPr>
+              <w:t xml:space="preserve">Answer</w:t>
+            </w:r>
+          </w:p>
+        </w:tc>
+      </w:tr>
+      <w:tr>
+        <w:tc>
+          <w:tcPr>
+            <w:tcW w:type="pct" w:w="2600"/>
+            <w:tcMar>
+              <w:top w:type="dxa" w:w="50"/>
+              <w:left w:type="dxa" w:w="110"/>
+              <w:bottom w:type="dxa" w:w="50"/>
+              <w:right w:type="dxa" w:w="110"/>
+            </w:tcMar>
+          </w:tcPr>
+          <w:p>
+            <w:pPr>
+              <w:spacing w:before="28" w:after="28"/>
+            </w:pPr>
+            <w:r>
+              <w:rPr>
+                <w:sz w:val="15"/>
+                <w:szCs w:val="15"/>
+              </w:rPr>
+              <w:t xml:space="preserve">Overhead applied</w:t>
+            </w:r>
+          </w:p>
+        </w:tc>
+        <w:tc>
+          <w:tcPr>
+            <w:tcW w:type="pct" w:w="2400"/>
+            <w:tcMar>
+              <w:top w:type="dxa" w:w="50"/>
+              <w:left w:type="dxa" w:w="110"/>
+              <w:bottom w:type="dxa" w:w="50"/>
+              <w:right w:type="dxa" w:w="110"/>
+            </w:tcMar>
+          </w:tcPr>
+          <w:p>
+            <w:pPr>
+              <w:spacing w:before="28" w:after="28"/>
+            </w:pPr>
+            <w:r>
+              <w:rPr>
+                <w:sz w:val="15"/>
+                <w:szCs w:val="15"/>
+              </w:rPr>
+              <w:t xml:space="preserve">75,000</w:t>
+            </w:r>
+          </w:p>
+        </w:tc>
+      </w:tr>
+      <w:tr>
+        <w:tc>
+          <w:tcPr>
+            <w:tcW w:type="pct" w:w="2600"/>
+            <w:shd w:fill="FBFAF6" w:val="clear"/>
+            <w:tcMar>
+              <w:top w:type="dxa" w:w="50"/>
+              <w:left w:type="dxa" w:w="110"/>
+              <w:bottom w:type="dxa" w:w="50"/>
+              <w:right w:type="dxa" w:w="110"/>
+            </w:tcMar>
+          </w:tcPr>
+          <w:p>
+            <w:pPr>
+              <w:spacing w:before="28" w:after="28"/>
+            </w:pPr>
+            <w:r>
+              <w:rPr>
+                <w:sz w:val="15"/>
+                <w:szCs w:val="15"/>
+              </w:rPr>
+              <w:t xml:space="preserve">Job cost at March 31</w:t>
+            </w:r>
+          </w:p>
+        </w:tc>
+        <w:tc>
+          <w:tcPr>
+            <w:tcW w:type="pct" w:w="2400"/>
+            <w:shd w:fill="FBFAF6" w:val="clear"/>
+            <w:tcMar>
+              <w:top w:type="dxa" w:w="50"/>
+              <w:left w:type="dxa" w:w="110"/>
+              <w:bottom w:type="dxa" w:w="50"/>
+              <w:right w:type="dxa" w:w="110"/>
+            </w:tcMar>
+          </w:tcPr>
+          <w:p>
+            <w:pPr>
+              <w:spacing w:before="28" w:after="28"/>
+            </w:pPr>
+            <w:r>
+              <w:rPr>
+                <w:sz w:val="15"/>
+                <w:szCs w:val="15"/>
+              </w:rPr>
+              <w:t xml:space="preserve">205,000</w:t>
+            </w:r>
+          </w:p>
+        </w:tc>
+      </w:tr>
+      <w:tr>
+        <w:tc>
+          <w:tcPr>
+            <w:tcW w:type="pct" w:w="2600"/>
+            <w:tcMar>
+              <w:top w:type="dxa" w:w="50"/>
+              <w:left w:type="dxa" w:w="110"/>
+              <w:bottom w:type="dxa" w:w="50"/>
+              <w:right w:type="dxa" w:w="110"/>
+            </w:tcMar>
+          </w:tcPr>
+          <w:p>
+            <w:pPr>
+              <w:spacing w:before="28" w:after="28"/>
+            </w:pPr>
+            <w:r>
+              <w:rPr>
+                <w:sz w:val="15"/>
+                <w:szCs w:val="15"/>
+              </w:rPr>
+              <w:t xml:space="preserve">Where is the job on March 31?</w:t>
+            </w:r>
+          </w:p>
+        </w:tc>
+        <w:tc>
+          <w:tcPr>
+            <w:tcW w:type="pct" w:w="2400"/>
+            <w:shd w:fill="FFFFFF" w:val="clear"/>
+            <w:tcMar>
+              <w:top w:type="dxa" w:w="50"/>
+              <w:left w:type="dxa" w:w="110"/>
+              <w:bottom w:type="dxa" w:w="50"/>
+              <w:right w:type="dxa" w:w="110"/>
+            </w:tcMar>
+          </w:tcPr>
+          <w:p>
+            <w:pPr>
+              <w:spacing w:before="46" w:after="46"/>
+            </w:pPr>
+            <w:r>
+              <w:rPr>
+                <w:b/>
+                <w:bCs/>
+                <w:color w:val="8186EF"/>
+                <w:sz w:val="14"/>
+                <w:szCs w:val="14"/>
+              </w:rPr>
+              <w:t xml:space="preserve">(41)</w:t>
+            </w:r>
+          </w:p>
+        </w:tc>
+      </w:tr>
+    </w:tbl>
+    <w:p/>
+    <w:tbl>
+      <w:tblPr>
+        <w:tblW w:type="pct" w:w="100%"/>
+        <w:tblLayout w:type="fixed"/>
+        <w:tblBorders>
+          <w:top w:val="single" w:color="FBFAF6" w:sz="4"/>
+          <w:left w:val="single" w:color="FBFAF6" w:sz="4"/>
+          <w:bottom w:val="single" w:color="FBFAF6" w:sz="4"/>
+          <w:right w:val="single" w:color="FBFAF6" w:sz="4"/>
+          <w:insideH w:val="single" w:color="FBFAF6" w:sz="4"/>
+          <w:insideV w:val="single" w:color="FBFAF6" w:sz="4"/>
+        </w:tblBorders>
+      </w:tblPr>
+      <w:tblGrid>
+        <w:gridCol w:w="9600"/>
+      </w:tblGrid>
+      <w:tr>
+        <w:tc>
+          <w:tcPr>
+            <w:tcW w:type="pct" w:w="5000"/>
+            <w:shd w:fill="FBFAF6" w:val="clear"/>
+            <w:tcMar>
+              <w:top w:type="dxa" w:w="40"/>
+              <w:left w:type="dxa" w:w="100"/>
+              <w:bottom w:type="dxa" w:w="40"/>
+              <w:right w:type="dxa" w:w="100"/>
+            </w:tcMar>
+          </w:tcPr>
+          <w:p>
+            <w:pPr>
+              <w:spacing w:before="18" w:after="6"/>
+            </w:pPr>
+            <w:r>
+              <w:rPr>
+                <w:b/>
+                <w:bCs/>
+                <w:color w:val="6B7280"/>
+                <w:sz w:val="14"/>
+                <w:szCs w:val="14"/>
+              </w:rPr>
+              <w:t xml:space="preserve">word list</w:t>
+            </w:r>
+          </w:p>
+          <w:p>
+            <w:pPr>
+              <w:spacing w:before="0" w:after="18"/>
+            </w:pPr>
+            <w:r>
+              <w:rPr>
+                <w:b/>
+                <w:bCs/>
+                <w:color w:val="353A7C"/>
+                <w:sz w:val="16"/>
+                <w:szCs w:val="16"/>
+              </w:rPr>
+              <w:t xml:space="preserve">Work-in-Process Inventory (T-0302 20,000; T-0303 80,000; T-0304 50,000)   ·   Work in process (the job is still open)</w:t>
             </w:r>
           </w:p>
         </w:tc>
@@ -13501,7 +15340,7 @@
           <w:sz w:val="18"/>
           <w:szCs w:val="18"/>
         </w:rPr>
-        <w:t xml:space="preserve">Extended Example: job cost sheets agree with the control accounts</w:t>
+        <w:t xml:space="preserve">April item — Category</w:t>
       </w:r>
     </w:p>
     <w:p>
@@ -13514,7 +15353,7 @@
           <w:sz w:val="15"/>
           <w:szCs w:val="15"/>
         </w:rPr>
-        <w:t xml:space="preserve">The bars are drawn to scale.</w:t>
+        <w:t xml:space="preserve">Every item belongs to exactly one group.</w:t>
       </w:r>
     </w:p>
     <w:p>
@@ -13525,7 +15364,7 @@
       <w:r>
         <w:drawing>
           <wp:inline distT="0" distB="0" distL="0" distR="0">
-            <wp:extent cx="5734050" cy="1644775"/>
+            <wp:extent cx="5734050" cy="1803200"/>
             <wp:effectExtent t="0" r="0" b="0" l="0"/>
             <wp:docPr id="1" name="" descr="" title=""/>
             <wp:cNvGraphicFramePr>
@@ -13550,7 +15389,7 @@
                   <pic:spPr bwMode="auto">
                     <a:xfrm>
                       <a:off x="0" y="0"/>
-                      <a:ext cx="5734050" cy="1644775"/>
+                      <a:ext cx="5734050" cy="1803200"/>
                     </a:xfrm>
                     <a:prstGeom prst="rect">
                       <a:avLst/>
@@ -13618,1200 +15457,7 @@
                 <w:sz w:val="16"/>
                 <w:szCs w:val="16"/>
               </w:rPr>
-              <w:t xml:space="preserve">Work in process   ·   predetermined overhead rate</w:t>
-            </w:r>
-          </w:p>
-        </w:tc>
-      </w:tr>
-    </w:tbl>
-    <w:p/>
-    <w:tbl>
-      <w:tblPr>
-        <w:tblW w:type="pct" w:w="100%"/>
-        <w:tblLayout w:type="fixed"/>
-        <w:tblBorders>
-          <w:top w:val="single" w:color="353A7C" w:sz="4"/>
-          <w:left w:val="single" w:color="353A7C" w:sz="4"/>
-          <w:bottom w:val="single" w:color="353A7C" w:sz="4"/>
-          <w:right w:val="single" w:color="353A7C" w:sz="4"/>
-          <w:insideH w:val="single" w:color="353A7C" w:sz="4"/>
-          <w:insideV w:val="single" w:color="353A7C" w:sz="4"/>
-        </w:tblBorders>
-      </w:tblPr>
-      <w:tblGrid>
-        <w:gridCol w:w="9600"/>
-      </w:tblGrid>
-      <w:tr>
-        <w:tc>
-          <w:tcPr>
-            <w:tcW w:type="pct" w:w="5000"/>
-            <w:shd w:fill="F2F4FB" w:val="clear"/>
-            <w:tcMar>
-              <w:top w:type="dxa" w:w="50"/>
-              <w:left w:type="dxa" w:w="110"/>
-              <w:bottom w:type="dxa" w:w="50"/>
-              <w:right w:type="dxa" w:w="110"/>
-            </w:tcMar>
-          </w:tcPr>
-          <w:p>
-            <w:pPr>
-              <w:spacing w:before="30" w:after="30"/>
-            </w:pPr>
-            <w:r>
-              <w:rPr>
-                <w:b/>
-                <w:bCs/>
-                <w:color w:val="353A7C"/>
-                <w:sz w:val="19"/>
-                <w:szCs w:val="19"/>
-              </w:rPr>
-              <w:t xml:space="preserve">Exam view</w:t>
-            </w:r>
-          </w:p>
-        </w:tc>
-      </w:tr>
-    </w:tbl>
-    <w:p/>
-    <w:p>
-      <w:pPr>
-        <w:pageBreakBefore w:val="true"/>
-        <w:spacing w:after="0"/>
-      </w:pPr>
-      <w:r>
-        <w:rPr>
-          <w:sz w:val="2"/>
-        </w:rPr>
-        <w:t xml:space="preserve"> </w:t>
-      </w:r>
-    </w:p>
-    <w:p>
-      <w:pPr>
-        <w:spacing w:before="44" w:after="14"/>
-      </w:pPr>
-      <w:r>
-        <w:rPr>
-          <w:b/>
-          <w:bCs/>
-          <w:color w:val="353A7C"/>
-          <w:sz w:val="18"/>
-          <w:szCs w:val="18"/>
-        </w:rPr>
-        <w:t xml:space="preserve">Summary 5</w:t>
-      </w:r>
-      <w:r>
-        <w:rPr>
-          <w:color w:val="6B7280"/>
-          <w:sz w:val="16"/>
-          <w:szCs w:val="16"/>
-        </w:rPr>
-        <w:t xml:space="preserve">      gaps 39–41</w:t>
-      </w:r>
-    </w:p>
-    <w:p>
-      <w:pPr>
-        <w:spacing w:before="20" w:after="20" w:line="360" w:lineRule="auto"/>
-        <w:ind w:left="200"/>
-      </w:pPr>
-      <w:r>
-        <w:rPr>
-          <w:sz w:val="19"/>
-          <w:szCs w:val="19"/>
-        </w:rPr>
-        <w:t xml:space="preserve">CMA </w:t>
-      </w:r>
-      <w:r>
-        <w:rPr>
-          <w:b/>
-          <w:bCs/>
-          <w:color w:val="8186EF"/>
-          <w:sz w:val="15"/>
-          <w:szCs w:val="15"/>
-        </w:rPr>
-        <w:t xml:space="preserve"> (39) </w:t>
-      </w:r>
-      <w:r>
-        <w:rPr>
-          <w:u w:val="single"/>
-          <w:sz w:val="19"/>
-          <w:szCs w:val="19"/>
-        </w:rPr>
-        <w:t xml:space="preserve">           </w:t>
-      </w:r>
-      <w:r>
-        <w:rPr>
-          <w:sz w:val="19"/>
-          <w:szCs w:val="19"/>
-        </w:rPr>
-        <w:t xml:space="preserve"> </w:t>
-      </w:r>
-      <w:r>
-        <w:rPr>
-          <w:sz w:val="19"/>
-          <w:szCs w:val="19"/>
-        </w:rPr>
-        <w:t xml:space="preserve"> rarely ask for the entries. </w:t>
-      </w:r>
-      <w:r>
-        <w:rPr>
-          <w:sz w:val="19"/>
-          <w:szCs w:val="19"/>
-        </w:rPr>
-        <w:t xml:space="preserve">They give job data and ask for ending work in process, cost of goods </w:t>
-      </w:r>
-      <w:r>
-        <w:rPr>
-          <w:b/>
-          <w:bCs/>
-          <w:color w:val="8186EF"/>
-          <w:sz w:val="15"/>
-          <w:szCs w:val="15"/>
-        </w:rPr>
-        <w:t xml:space="preserve"> (40) </w:t>
-      </w:r>
-      <w:r>
-        <w:rPr>
-          <w:u w:val="single"/>
-          <w:sz w:val="19"/>
-          <w:szCs w:val="19"/>
-        </w:rPr>
-        <w:t xml:space="preserve">              </w:t>
-      </w:r>
-      <w:r>
-        <w:rPr>
-          <w:sz w:val="19"/>
-          <w:szCs w:val="19"/>
-        </w:rPr>
-        <w:t xml:space="preserve"> </w:t>
-      </w:r>
-      <w:r>
-        <w:rPr>
-          <w:sz w:val="19"/>
-          <w:szCs w:val="19"/>
-        </w:rPr>
-        <w:t xml:space="preserve"> or cost of goods sold. </w:t>
-      </w:r>
-      <w:r>
-        <w:rPr>
-          <w:sz w:val="19"/>
-          <w:szCs w:val="19"/>
-        </w:rPr>
-        <w:t xml:space="preserve">Build the job costs first; the </w:t>
-      </w:r>
-      <w:r>
-        <w:rPr>
-          <w:b/>
-          <w:bCs/>
-          <w:color w:val="8186EF"/>
-          <w:sz w:val="15"/>
-          <w:szCs w:val="15"/>
-        </w:rPr>
-        <w:t xml:space="preserve"> (41) </w:t>
-      </w:r>
-      <w:r>
-        <w:rPr>
-          <w:u w:val="single"/>
-          <w:sz w:val="19"/>
-          <w:szCs w:val="19"/>
-        </w:rPr>
-        <w:t xml:space="preserve">           </w:t>
-      </w:r>
-      <w:r>
-        <w:rPr>
-          <w:sz w:val="19"/>
-          <w:szCs w:val="19"/>
-        </w:rPr>
-        <w:t xml:space="preserve"> </w:t>
-      </w:r>
-      <w:r>
-        <w:rPr>
-          <w:sz w:val="19"/>
-          <w:szCs w:val="19"/>
-        </w:rPr>
-        <w:t xml:space="preserve"> follow from the job sheets. </w:t>
-      </w:r>
-    </w:p>
-    <w:tbl>
-      <w:tblPr>
-        <w:tblW w:type="pct" w:w="100%"/>
-        <w:tblLayout w:type="fixed"/>
-        <w:tblBorders>
-          <w:top w:val="single" w:color="FBFAF6" w:sz="4"/>
-          <w:left w:val="single" w:color="FBFAF6" w:sz="4"/>
-          <w:bottom w:val="single" w:color="FBFAF6" w:sz="4"/>
-          <w:right w:val="single" w:color="FBFAF6" w:sz="4"/>
-          <w:insideH w:val="single" w:color="FBFAF6" w:sz="4"/>
-          <w:insideV w:val="single" w:color="FBFAF6" w:sz="4"/>
-        </w:tblBorders>
-      </w:tblPr>
-      <w:tblGrid>
-        <w:gridCol w:w="9600"/>
-      </w:tblGrid>
-      <w:tr>
-        <w:tc>
-          <w:tcPr>
-            <w:tcW w:type="pct" w:w="5000"/>
-            <w:shd w:fill="FBFAF6" w:val="clear"/>
-            <w:tcMar>
-              <w:top w:type="dxa" w:w="40"/>
-              <w:left w:type="dxa" w:w="100"/>
-              <w:bottom w:type="dxa" w:w="40"/>
-              <w:right w:type="dxa" w:w="100"/>
-            </w:tcMar>
-          </w:tcPr>
-          <w:p>
-            <w:pPr>
-              <w:spacing w:before="18" w:after="6"/>
-            </w:pPr>
-            <w:r>
-              <w:rPr>
-                <w:b/>
-                <w:bCs/>
-                <w:color w:val="6B7280"/>
-                <w:sz w:val="14"/>
-                <w:szCs w:val="14"/>
-              </w:rPr>
-              <w:t xml:space="preserve">word list</w:t>
-            </w:r>
-          </w:p>
-          <w:p>
-            <w:pPr>
-              <w:spacing w:before="0" w:after="18"/>
-            </w:pPr>
-            <w:r>
-              <w:rPr>
-                <w:b/>
-                <w:bCs/>
-                <w:color w:val="353A7C"/>
-                <w:sz w:val="16"/>
-                <w:szCs w:val="16"/>
-              </w:rPr>
-              <w:t xml:space="preserve">adjustment   ·   manufactured   ·   questions   ·   balances</w:t>
-            </w:r>
-          </w:p>
-        </w:tc>
-      </w:tr>
-    </w:tbl>
-    <w:p/>
-    <w:tbl>
-      <w:tblPr>
-        <w:tblW w:type="pct" w:w="100%"/>
-        <w:tblLayout w:type="fixed"/>
-        <w:tblBorders>
-          <w:top w:val="single" w:color="353A7C" w:sz="6"/>
-          <w:left w:val="single" w:color="353A7C" w:sz="6"/>
-          <w:bottom w:val="single" w:color="353A7C" w:sz="6"/>
-          <w:right w:val="single" w:color="353A7C" w:sz="6"/>
-          <w:insideH w:val="single" w:color="353A7C" w:sz="6"/>
-          <w:insideV w:val="single" w:color="353A7C" w:sz="6"/>
-        </w:tblBorders>
-      </w:tblPr>
-      <w:tblGrid>
-        <w:gridCol w:w="4661"/>
-        <w:gridCol w:w="4939"/>
-      </w:tblGrid>
-      <w:tr>
-        <w:tc>
-          <w:tcPr>
-            <w:tcW w:type="pct" w:w="5000"/>
-            <w:gridSpan w:val="2"/>
-            <w:shd w:fill="353A7C" w:val="clear"/>
-            <w:tcMar>
-              <w:top w:type="dxa" w:w="60"/>
-              <w:left w:type="dxa" w:w="120"/>
-              <w:bottom w:type="dxa" w:w="60"/>
-              <w:right w:type="dxa" w:w="120"/>
-            </w:tcMar>
-          </w:tcPr>
-          <w:p>
-            <w:pPr>
-              <w:spacing w:before="40" w:after="40"/>
-            </w:pPr>
-            <w:r>
-              <w:rPr>
-                <w:b/>
-                <w:bCs/>
-                <w:color w:val="FFFFFF"/>
-                <w:sz w:val="17"/>
-                <w:szCs w:val="17"/>
-              </w:rPr>
-              <w:t xml:space="preserve">Exam view</w:t>
-            </w:r>
-          </w:p>
-        </w:tc>
-      </w:tr>
-      <w:tr>
-        <w:tc>
-          <w:tcPr>
-            <w:tcW w:type="pct" w:w="2428"/>
-            <w:shd w:fill="353A7C" w:val="clear"/>
-            <w:tcMar>
-              <w:top w:type="dxa" w:w="50"/>
-              <w:left w:type="dxa" w:w="110"/>
-              <w:bottom w:type="dxa" w:w="50"/>
-              <w:right w:type="dxa" w:w="110"/>
-            </w:tcMar>
-          </w:tcPr>
-          <w:p>
-            <w:pPr>
-              <w:spacing w:before="30" w:after="30"/>
-            </w:pPr>
-            <w:r>
-              <w:rPr>
-                <w:b/>
-                <w:bCs/>
-                <w:color w:val="FFFFFF"/>
-                <w:sz w:val="15"/>
-                <w:szCs w:val="15"/>
-              </w:rPr>
-              <w:t xml:space="preserve">Tahini &amp; Spreads · April 2027 (whole USD)</w:t>
-            </w:r>
-          </w:p>
-        </w:tc>
-        <w:tc>
-          <w:tcPr>
-            <w:tcW w:type="pct" w:w="2572"/>
-            <w:shd w:fill="353A7C" w:val="clear"/>
-            <w:tcMar>
-              <w:top w:type="dxa" w:w="50"/>
-              <w:left w:type="dxa" w:w="110"/>
-              <w:bottom w:type="dxa" w:w="50"/>
-              <w:right w:type="dxa" w:w="110"/>
-            </w:tcMar>
-          </w:tcPr>
-          <w:p>
-            <w:pPr>
-              <w:spacing w:before="30" w:after="30"/>
-            </w:pPr>
-            <w:r>
-              <w:rPr>
-                <w:b/>
-                <w:bCs/>
-                <w:color w:val="FFFFFF"/>
-                <w:sz w:val="15"/>
-                <w:szCs w:val="15"/>
-              </w:rPr>
-              <w:t xml:space="preserve">Amount</w:t>
-            </w:r>
-          </w:p>
-        </w:tc>
-      </w:tr>
-      <w:tr>
-        <w:tc>
-          <w:tcPr>
-            <w:tcW w:type="pct" w:w="2428"/>
-            <w:tcMar>
-              <w:top w:type="dxa" w:w="50"/>
-              <w:left w:type="dxa" w:w="110"/>
-              <w:bottom w:type="dxa" w:w="50"/>
-              <w:right w:type="dxa" w:w="110"/>
-            </w:tcMar>
-          </w:tcPr>
-          <w:p>
-            <w:pPr>
-              <w:spacing w:before="28" w:after="28"/>
-            </w:pPr>
-            <w:r>
-              <w:rPr>
-                <w:sz w:val="15"/>
-                <w:szCs w:val="15"/>
-              </w:rPr>
-              <w:t xml:space="preserve"/>
-            </w:r>
-            <w:r>
-              <w:rPr>
-                <w:b/>
-                <w:bCs/>
-                <w:color w:val="8186EF"/>
-                <w:sz w:val="14"/>
-                <w:szCs w:val="14"/>
-              </w:rPr>
-              <w:t xml:space="preserve"> (42) </w:t>
-            </w:r>
-            <w:r>
-              <w:rPr>
-                <w:u w:val="single"/>
-                <w:sz w:val="15"/>
-                <w:szCs w:val="15"/>
-              </w:rPr>
-              <w:t xml:space="preserve">              </w:t>
-            </w:r>
-            <w:r>
-              <w:rPr>
-                <w:sz w:val="15"/>
-                <w:szCs w:val="15"/>
-              </w:rPr>
-              <w:t xml:space="preserve"> </w:t>
-            </w:r>
-            <w:r>
-              <w:rPr>
-                <w:sz w:val="15"/>
-                <w:szCs w:val="15"/>
-              </w:rPr>
-              <w:t xml:space="preserve">: job T-0304 (from March)</w:t>
-            </w:r>
-          </w:p>
-        </w:tc>
-        <w:tc>
-          <w:tcPr>
-            <w:tcW w:type="pct" w:w="2572"/>
-            <w:tcMar>
-              <w:top w:type="dxa" w:w="50"/>
-              <w:left w:type="dxa" w:w="110"/>
-              <w:bottom w:type="dxa" w:w="50"/>
-              <w:right w:type="dxa" w:w="110"/>
-            </w:tcMar>
-          </w:tcPr>
-          <w:p>
-            <w:pPr>
-              <w:spacing w:before="28" w:after="28"/>
-            </w:pPr>
-            <w:r>
-              <w:rPr>
-                <w:sz w:val="15"/>
-                <w:szCs w:val="15"/>
-              </w:rPr>
-              <w:t xml:space="preserve">205,000</w:t>
-            </w:r>
-          </w:p>
-        </w:tc>
-      </w:tr>
-      <w:tr>
-        <w:tc>
-          <w:tcPr>
-            <w:tcW w:type="pct" w:w="2428"/>
-            <w:shd w:fill="FBFAF6" w:val="clear"/>
-            <w:tcMar>
-              <w:top w:type="dxa" w:w="50"/>
-              <w:left w:type="dxa" w:w="110"/>
-              <w:bottom w:type="dxa" w:w="50"/>
-              <w:right w:type="dxa" w:w="110"/>
-            </w:tcMar>
-          </w:tcPr>
-          <w:p>
-            <w:pPr>
-              <w:spacing w:before="28" w:after="28"/>
-            </w:pPr>
-            <w:r>
-              <w:rPr>
-                <w:sz w:val="15"/>
-                <w:szCs w:val="15"/>
-              </w:rPr>
-              <w:t xml:space="preserve"/>
-            </w:r>
-            <w:r>
-              <w:rPr>
-                <w:b/>
-                <w:bCs/>
-                <w:color w:val="8186EF"/>
-                <w:sz w:val="14"/>
-                <w:szCs w:val="14"/>
-              </w:rPr>
-              <w:t xml:space="preserve"> (43) </w:t>
-            </w:r>
-            <w:r>
-              <w:rPr>
-                <w:u w:val="single"/>
-                <w:sz w:val="15"/>
-                <w:szCs w:val="15"/>
-              </w:rPr>
-              <w:t xml:space="preserve">              </w:t>
-            </w:r>
-            <w:r>
-              <w:rPr>
-                <w:sz w:val="15"/>
-                <w:szCs w:val="15"/>
-              </w:rPr>
-              <w:t xml:space="preserve"> </w:t>
-            </w:r>
-            <w:r>
-              <w:rPr>
-                <w:sz w:val="15"/>
-                <w:szCs w:val="15"/>
-              </w:rPr>
-              <w:t xml:space="preserve">: job T-0303 (from March)</w:t>
-            </w:r>
-          </w:p>
-        </w:tc>
-        <w:tc>
-          <w:tcPr>
-            <w:tcW w:type="pct" w:w="2572"/>
-            <w:shd w:fill="FBFAF6" w:val="clear"/>
-            <w:tcMar>
-              <w:top w:type="dxa" w:w="50"/>
-              <w:left w:type="dxa" w:w="110"/>
-              <w:bottom w:type="dxa" w:w="50"/>
-              <w:right w:type="dxa" w:w="110"/>
-            </w:tcMar>
-          </w:tcPr>
-          <w:p>
-            <w:pPr>
-              <w:spacing w:before="28" w:after="28"/>
-            </w:pPr>
-            <w:r>
-              <w:rPr>
-                <w:sz w:val="15"/>
-                <w:szCs w:val="15"/>
-              </w:rPr>
-              <w:t xml:space="preserve">346,000</w:t>
-            </w:r>
-          </w:p>
-        </w:tc>
-      </w:tr>
-      <w:tr>
-        <w:tc>
-          <w:tcPr>
-            <w:tcW w:type="pct" w:w="2428"/>
-            <w:tcMar>
-              <w:top w:type="dxa" w:w="50"/>
-              <w:left w:type="dxa" w:w="110"/>
-              <w:bottom w:type="dxa" w:w="50"/>
-              <w:right w:type="dxa" w:w="110"/>
-            </w:tcMar>
-          </w:tcPr>
-          <w:p>
-            <w:pPr>
-              <w:spacing w:before="28" w:after="28"/>
-            </w:pPr>
-            <w:r>
-              <w:rPr>
-                <w:sz w:val="15"/>
-                <w:szCs w:val="15"/>
-              </w:rPr>
-              <w:t xml:space="preserve"/>
-            </w:r>
-            <w:r>
-              <w:rPr>
-                <w:b/>
-                <w:bCs/>
-                <w:color w:val="8186EF"/>
-                <w:sz w:val="14"/>
-                <w:szCs w:val="14"/>
-              </w:rPr>
-              <w:t xml:space="preserve"> (44) </w:t>
-            </w:r>
-            <w:r>
-              <w:rPr>
-                <w:u w:val="single"/>
-                <w:sz w:val="15"/>
-                <w:szCs w:val="15"/>
-              </w:rPr>
-              <w:t xml:space="preserve">              </w:t>
-            </w:r>
-            <w:r>
-              <w:rPr>
-                <w:sz w:val="15"/>
-                <w:szCs w:val="15"/>
-              </w:rPr>
-              <w:t xml:space="preserve"> </w:t>
-            </w:r>
-            <w:r>
-              <w:rPr>
-                <w:sz w:val="15"/>
-                <w:szCs w:val="15"/>
-              </w:rPr>
-              <w:t xml:space="preserve">: DM 20,000, DL 30,000, 1,500 MH — completed</w:t>
-            </w:r>
-          </w:p>
-        </w:tc>
-        <w:tc>
-          <w:tcPr>
-            <w:tcW w:type="pct" w:w="2572"/>
-            <w:tcMar>
-              <w:top w:type="dxa" w:w="50"/>
-              <w:left w:type="dxa" w:w="110"/>
-              <w:bottom w:type="dxa" w:w="50"/>
-              <w:right w:type="dxa" w:w="110"/>
-            </w:tcMar>
-          </w:tcPr>
-          <w:p>
-            <w:pPr>
-              <w:spacing w:before="28" w:after="28"/>
-            </w:pPr>
-            <w:r>
-              <w:rPr>
-                <w:sz w:val="15"/>
-                <w:szCs w:val="15"/>
-              </w:rPr>
-              <w:t xml:space="preserve"> </w:t>
-            </w:r>
-          </w:p>
-        </w:tc>
-      </w:tr>
-      <w:tr>
-        <w:tc>
-          <w:tcPr>
-            <w:tcW w:type="pct" w:w="2428"/>
-            <w:shd w:fill="FBFAF6" w:val="clear"/>
-            <w:tcMar>
-              <w:top w:type="dxa" w:w="50"/>
-              <w:left w:type="dxa" w:w="110"/>
-              <w:bottom w:type="dxa" w:w="50"/>
-              <w:right w:type="dxa" w:w="110"/>
-            </w:tcMar>
-          </w:tcPr>
-          <w:p>
-            <w:pPr>
-              <w:spacing w:before="28" w:after="28"/>
-            </w:pPr>
-            <w:r>
-              <w:rPr>
-                <w:sz w:val="15"/>
-                <w:szCs w:val="15"/>
-              </w:rPr>
-              <w:t xml:space="preserve">Job T-0305 (new) in April: DM 160,000, DL 90,000, 5,000 MH — still in process</w:t>
-            </w:r>
-          </w:p>
-        </w:tc>
-        <w:tc>
-          <w:tcPr>
-            <w:tcW w:type="pct" w:w="2572"/>
-            <w:shd w:fill="FBFAF6" w:val="clear"/>
-            <w:tcMar>
-              <w:top w:type="dxa" w:w="50"/>
-              <w:left w:type="dxa" w:w="110"/>
-              <w:bottom w:type="dxa" w:w="50"/>
-              <w:right w:type="dxa" w:w="110"/>
-            </w:tcMar>
-          </w:tcPr>
-          <w:p>
-            <w:pPr>
-              <w:spacing w:before="28" w:after="28"/>
-            </w:pPr>
-            <w:r>
-              <w:rPr>
-                <w:sz w:val="15"/>
-                <w:szCs w:val="15"/>
-              </w:rPr>
-              <w:t xml:space="preserve"> </w:t>
-            </w:r>
-          </w:p>
-        </w:tc>
-      </w:tr>
-      <w:tr>
-        <w:tc>
-          <w:tcPr>
-            <w:tcW w:type="pct" w:w="2428"/>
-            <w:shd w:fill="FFFFFF" w:val="clear"/>
-            <w:tcMar>
-              <w:top w:type="dxa" w:w="50"/>
-              <w:left w:type="dxa" w:w="110"/>
-              <w:bottom w:type="dxa" w:w="50"/>
-              <w:right w:type="dxa" w:w="110"/>
-            </w:tcMar>
-          </w:tcPr>
-          <w:p>
-            <w:pPr>
-              <w:spacing w:before="46" w:after="46"/>
-            </w:pPr>
-            <w:r>
-              <w:rPr>
-                <w:b/>
-                <w:bCs/>
-                <w:color w:val="8186EF"/>
-                <w:sz w:val="14"/>
-                <w:szCs w:val="14"/>
-              </w:rPr>
-              <w:t xml:space="preserve">(45)</w:t>
-            </w:r>
-          </w:p>
-        </w:tc>
-        <w:tc>
-          <w:tcPr>
-            <w:tcW w:type="pct" w:w="2572"/>
-            <w:tcMar>
-              <w:top w:type="dxa" w:w="50"/>
-              <w:left w:type="dxa" w:w="110"/>
-              <w:bottom w:type="dxa" w:w="50"/>
-              <w:right w:type="dxa" w:w="110"/>
-            </w:tcMar>
-          </w:tcPr>
-          <w:p>
-            <w:pPr>
-              <w:spacing w:before="28" w:after="28"/>
-            </w:pPr>
-            <w:r>
-              <w:rPr>
-                <w:sz w:val="15"/>
-                <w:szCs w:val="15"/>
-              </w:rPr>
-              <w:t xml:space="preserve">470,000</w:t>
-            </w:r>
-          </w:p>
-        </w:tc>
-      </w:tr>
-      <w:tr>
-        <w:tc>
-          <w:tcPr>
-            <w:tcW w:type="pct" w:w="2428"/>
-            <w:shd w:fill="FBFAF6" w:val="clear"/>
-            <w:tcMar>
-              <w:top w:type="dxa" w:w="50"/>
-              <w:left w:type="dxa" w:w="110"/>
-              <w:bottom w:type="dxa" w:w="50"/>
-              <w:right w:type="dxa" w:w="110"/>
-            </w:tcMar>
-          </w:tcPr>
-          <w:p>
-            <w:pPr>
-              <w:spacing w:before="28" w:after="28"/>
-            </w:pPr>
-            <w:r>
-              <w:rPr>
-                <w:sz w:val="15"/>
-                <w:szCs w:val="15"/>
-              </w:rPr>
-              <w:t xml:space="preserve">Actual manufacturing overhead in April</w:t>
-            </w:r>
-          </w:p>
-        </w:tc>
-        <w:tc>
-          <w:tcPr>
-            <w:tcW w:type="pct" w:w="2572"/>
-            <w:shd w:fill="FBFAF6" w:val="clear"/>
-            <w:tcMar>
-              <w:top w:type="dxa" w:w="50"/>
-              <w:left w:type="dxa" w:w="110"/>
-              <w:bottom w:type="dxa" w:w="50"/>
-              <w:right w:type="dxa" w:w="110"/>
-            </w:tcMar>
-          </w:tcPr>
-          <w:p>
-            <w:pPr>
-              <w:spacing w:before="28" w:after="28"/>
-            </w:pPr>
-            <w:r>
-              <w:rPr>
-                <w:sz w:val="15"/>
-                <w:szCs w:val="15"/>
-              </w:rPr>
-              <w:t xml:space="preserve">245,000</w:t>
-            </w:r>
-          </w:p>
-        </w:tc>
-      </w:tr>
-      <w:tr>
-        <w:tc>
-          <w:tcPr>
-            <w:tcW w:type="pct" w:w="2428"/>
-            <w:tcMar>
-              <w:top w:type="dxa" w:w="50"/>
-              <w:left w:type="dxa" w:w="110"/>
-              <w:bottom w:type="dxa" w:w="50"/>
-              <w:right w:type="dxa" w:w="110"/>
-            </w:tcMar>
-          </w:tcPr>
-          <w:p>
-            <w:pPr>
-              <w:spacing w:before="28" w:after="28"/>
-            </w:pPr>
-            <w:r>
-              <w:rPr>
-                <w:sz w:val="15"/>
-                <w:szCs w:val="15"/>
-              </w:rPr>
-              <w:t xml:space="preserve">M1</w:t>
-            </w:r>
-          </w:p>
-        </w:tc>
-        <w:tc>
-          <w:tcPr>
-            <w:tcW w:type="pct" w:w="2572"/>
-            <w:tcMar>
-              <w:top w:type="dxa" w:w="50"/>
-              <w:left w:type="dxa" w:w="110"/>
-              <w:bottom w:type="dxa" w:w="50"/>
-              <w:right w:type="dxa" w:w="110"/>
-            </w:tcMar>
-          </w:tcPr>
-          <w:p>
-            <w:pPr>
-              <w:spacing w:before="28" w:after="28"/>
-            </w:pPr>
-            <w:r>
-              <w:rPr>
-                <w:sz w:val="15"/>
-                <w:szCs w:val="15"/>
-              </w:rPr>
-              <w:t xml:space="preserve">Tahini &amp; Spreads applies overhead at $30 per machine hour. Differences are closed at year-end.</w:t>
-            </w:r>
-          </w:p>
-        </w:tc>
-      </w:tr>
-    </w:tbl>
-    <w:p/>
-    <w:tbl>
-      <w:tblPr>
-        <w:tblW w:type="pct" w:w="100%"/>
-        <w:tblLayout w:type="fixed"/>
-        <w:tblBorders>
-          <w:top w:val="single" w:color="FBFAF6" w:sz="4"/>
-          <w:left w:val="single" w:color="FBFAF6" w:sz="4"/>
-          <w:bottom w:val="single" w:color="FBFAF6" w:sz="4"/>
-          <w:right w:val="single" w:color="FBFAF6" w:sz="4"/>
-          <w:insideH w:val="single" w:color="FBFAF6" w:sz="4"/>
-          <w:insideV w:val="single" w:color="FBFAF6" w:sz="4"/>
-        </w:tblBorders>
-      </w:tblPr>
-      <w:tblGrid>
-        <w:gridCol w:w="9600"/>
-      </w:tblGrid>
-      <w:tr>
-        <w:tc>
-          <w:tcPr>
-            <w:tcW w:type="pct" w:w="5000"/>
-            <w:shd w:fill="FBFAF6" w:val="clear"/>
-            <w:tcMar>
-              <w:top w:type="dxa" w:w="40"/>
-              <w:left w:type="dxa" w:w="100"/>
-              <w:bottom w:type="dxa" w:w="40"/>
-              <w:right w:type="dxa" w:w="100"/>
-            </w:tcMar>
-          </w:tcPr>
-          <w:p>
-            <w:pPr>
-              <w:spacing w:before="18" w:after="6"/>
-            </w:pPr>
-            <w:r>
-              <w:rPr>
-                <w:b/>
-                <w:bCs/>
-                <w:color w:val="6B7280"/>
-                <w:sz w:val="14"/>
-                <w:szCs w:val="14"/>
-              </w:rPr>
-              <w:t xml:space="preserve">word list</w:t>
-            </w:r>
-          </w:p>
-          <w:p>
-            <w:pPr>
-              <w:spacing w:before="0" w:after="18"/>
-            </w:pPr>
-            <w:r>
-              <w:rPr>
-                <w:b/>
-                <w:bCs/>
-                <w:color w:val="353A7C"/>
-                <w:sz w:val="16"/>
-                <w:szCs w:val="16"/>
-              </w:rPr>
-              <w:t xml:space="preserve">Opening WIP   ·   Job T-0304 in April   ·   Where is the job on March 31?   ·   Job T-0303 sold to Barada Wholesale on account   ·   Opening finished goods</w:t>
-            </w:r>
-          </w:p>
-        </w:tc>
-      </w:tr>
-    </w:tbl>
-    <w:p/>
-    <w:tbl>
-      <w:tblPr>
-        <w:tblW w:type="pct" w:w="100%"/>
-        <w:tblLayout w:type="fixed"/>
-        <w:tblBorders>
-          <w:top w:val="single" w:color="353A7C" w:sz="6"/>
-          <w:left w:val="single" w:color="353A7C" w:sz="6"/>
-          <w:bottom w:val="single" w:color="353A7C" w:sz="6"/>
-          <w:right w:val="single" w:color="353A7C" w:sz="6"/>
-          <w:insideH w:val="single" w:color="353A7C" w:sz="6"/>
-          <w:insideV w:val="single" w:color="353A7C" w:sz="6"/>
-        </w:tblBorders>
-      </w:tblPr>
-      <w:tblGrid>
-        <w:gridCol w:w="4992"/>
-        <w:gridCol w:w="4608"/>
-      </w:tblGrid>
-      <w:tr>
-        <w:tc>
-          <w:tcPr>
-            <w:tcW w:type="pct" w:w="5000"/>
-            <w:gridSpan w:val="2"/>
-            <w:shd w:fill="353A7C" w:val="clear"/>
-            <w:tcMar>
-              <w:top w:type="dxa" w:w="60"/>
-              <w:left w:type="dxa" w:w="120"/>
-              <w:bottom w:type="dxa" w:w="60"/>
-              <w:right w:type="dxa" w:w="120"/>
-            </w:tcMar>
-          </w:tcPr>
-          <w:p>
-            <w:pPr>
-              <w:spacing w:before="40" w:after="40"/>
-            </w:pPr>
-            <w:r>
-              <w:rPr>
-                <w:b/>
-                <w:bCs/>
-                <w:color w:val="FFFFFF"/>
-                <w:sz w:val="17"/>
-                <w:szCs w:val="17"/>
-              </w:rPr>
-              <w:t xml:space="preserve">Item — Answer</w:t>
-            </w:r>
-          </w:p>
-        </w:tc>
-      </w:tr>
-      <w:tr>
-        <w:tc>
-          <w:tcPr>
-            <w:tcW w:type="pct" w:w="2600"/>
-            <w:shd w:fill="353A7C" w:val="clear"/>
-            <w:tcMar>
-              <w:top w:type="dxa" w:w="50"/>
-              <w:left w:type="dxa" w:w="110"/>
-              <w:bottom w:type="dxa" w:w="50"/>
-              <w:right w:type="dxa" w:w="110"/>
-            </w:tcMar>
-          </w:tcPr>
-          <w:p>
-            <w:pPr>
-              <w:spacing w:before="30" w:after="30"/>
-            </w:pPr>
-            <w:r>
-              <w:rPr>
-                <w:b/>
-                <w:bCs/>
-                <w:color w:val="FFFFFF"/>
-                <w:sz w:val="15"/>
-                <w:szCs w:val="15"/>
-              </w:rPr>
-              <w:t xml:space="preserve">Item</w:t>
-            </w:r>
-          </w:p>
-        </w:tc>
-        <w:tc>
-          <w:tcPr>
-            <w:tcW w:type="pct" w:w="2400"/>
-            <w:shd w:fill="353A7C" w:val="clear"/>
-            <w:tcMar>
-              <w:top w:type="dxa" w:w="50"/>
-              <w:left w:type="dxa" w:w="110"/>
-              <w:bottom w:type="dxa" w:w="50"/>
-              <w:right w:type="dxa" w:w="110"/>
-            </w:tcMar>
-          </w:tcPr>
-          <w:p>
-            <w:pPr>
-              <w:spacing w:before="30" w:after="30"/>
-            </w:pPr>
-            <w:r>
-              <w:rPr>
-                <w:b/>
-                <w:bCs/>
-                <w:color w:val="FFFFFF"/>
-                <w:sz w:val="15"/>
-                <w:szCs w:val="15"/>
-              </w:rPr>
-              <w:t xml:space="preserve">Answer</w:t>
-            </w:r>
-          </w:p>
-        </w:tc>
-      </w:tr>
-      <w:tr>
-        <w:tc>
-          <w:tcPr>
-            <w:tcW w:type="pct" w:w="2600"/>
-            <w:tcMar>
-              <w:top w:type="dxa" w:w="50"/>
-              <w:left w:type="dxa" w:w="110"/>
-              <w:bottom w:type="dxa" w:w="50"/>
-              <w:right w:type="dxa" w:w="110"/>
-            </w:tcMar>
-          </w:tcPr>
-          <w:p>
-            <w:pPr>
-              <w:spacing w:before="28" w:after="28"/>
-            </w:pPr>
-            <w:r>
-              <w:rPr>
-                <w:sz w:val="15"/>
-                <w:szCs w:val="15"/>
-              </w:rPr>
-              <w:t xml:space="preserve">Overhead applied</w:t>
-            </w:r>
-          </w:p>
-        </w:tc>
-        <w:tc>
-          <w:tcPr>
-            <w:tcW w:type="pct" w:w="2400"/>
-            <w:tcMar>
-              <w:top w:type="dxa" w:w="50"/>
-              <w:left w:type="dxa" w:w="110"/>
-              <w:bottom w:type="dxa" w:w="50"/>
-              <w:right w:type="dxa" w:w="110"/>
-            </w:tcMar>
-          </w:tcPr>
-          <w:p>
-            <w:pPr>
-              <w:spacing w:before="28" w:after="28"/>
-            </w:pPr>
-            <w:r>
-              <w:rPr>
-                <w:sz w:val="15"/>
-                <w:szCs w:val="15"/>
-              </w:rPr>
-              <w:t xml:space="preserve">75,000</w:t>
-            </w:r>
-          </w:p>
-        </w:tc>
-      </w:tr>
-      <w:tr>
-        <w:tc>
-          <w:tcPr>
-            <w:tcW w:type="pct" w:w="2600"/>
-            <w:shd w:fill="FBFAF6" w:val="clear"/>
-            <w:tcMar>
-              <w:top w:type="dxa" w:w="50"/>
-              <w:left w:type="dxa" w:w="110"/>
-              <w:bottom w:type="dxa" w:w="50"/>
-              <w:right w:type="dxa" w:w="110"/>
-            </w:tcMar>
-          </w:tcPr>
-          <w:p>
-            <w:pPr>
-              <w:spacing w:before="28" w:after="28"/>
-            </w:pPr>
-            <w:r>
-              <w:rPr>
-                <w:sz w:val="15"/>
-                <w:szCs w:val="15"/>
-              </w:rPr>
-              <w:t xml:space="preserve">Job cost at March 31</w:t>
-            </w:r>
-          </w:p>
-        </w:tc>
-        <w:tc>
-          <w:tcPr>
-            <w:tcW w:type="pct" w:w="2400"/>
-            <w:shd w:fill="FBFAF6" w:val="clear"/>
-            <w:tcMar>
-              <w:top w:type="dxa" w:w="50"/>
-              <w:left w:type="dxa" w:w="110"/>
-              <w:bottom w:type="dxa" w:w="50"/>
-              <w:right w:type="dxa" w:w="110"/>
-            </w:tcMar>
-          </w:tcPr>
-          <w:p>
-            <w:pPr>
-              <w:spacing w:before="28" w:after="28"/>
-            </w:pPr>
-            <w:r>
-              <w:rPr>
-                <w:sz w:val="15"/>
-                <w:szCs w:val="15"/>
-              </w:rPr>
-              <w:t xml:space="preserve">205,000</w:t>
-            </w:r>
-          </w:p>
-        </w:tc>
-      </w:tr>
-      <w:tr>
-        <w:tc>
-          <w:tcPr>
-            <w:tcW w:type="pct" w:w="2600"/>
-            <w:tcMar>
-              <w:top w:type="dxa" w:w="50"/>
-              <w:left w:type="dxa" w:w="110"/>
-              <w:bottom w:type="dxa" w:w="50"/>
-              <w:right w:type="dxa" w:w="110"/>
-            </w:tcMar>
-          </w:tcPr>
-          <w:p>
-            <w:pPr>
-              <w:spacing w:before="28" w:after="28"/>
-            </w:pPr>
-            <w:r>
-              <w:rPr>
-                <w:sz w:val="15"/>
-                <w:szCs w:val="15"/>
-              </w:rPr>
-              <w:t xml:space="preserve">Where is the job on March 31?</w:t>
-            </w:r>
-          </w:p>
-        </w:tc>
-        <w:tc>
-          <w:tcPr>
-            <w:tcW w:type="pct" w:w="2400"/>
-            <w:shd w:fill="FFFFFF" w:val="clear"/>
-            <w:tcMar>
-              <w:top w:type="dxa" w:w="50"/>
-              <w:left w:type="dxa" w:w="110"/>
-              <w:bottom w:type="dxa" w:w="50"/>
-              <w:right w:type="dxa" w:w="110"/>
-            </w:tcMar>
-          </w:tcPr>
-          <w:p>
-            <w:pPr>
-              <w:spacing w:before="46" w:after="46"/>
-            </w:pPr>
-            <w:r>
-              <w:rPr>
-                <w:b/>
-                <w:bCs/>
-                <w:color w:val="8186EF"/>
-                <w:sz w:val="14"/>
-                <w:szCs w:val="14"/>
-              </w:rPr>
-              <w:t xml:space="preserve">(46)</w:t>
-            </w:r>
-          </w:p>
-        </w:tc>
-      </w:tr>
-    </w:tbl>
-    <w:p/>
-    <w:tbl>
-      <w:tblPr>
-        <w:tblW w:type="pct" w:w="100%"/>
-        <w:tblLayout w:type="fixed"/>
-        <w:tblBorders>
-          <w:top w:val="single" w:color="FBFAF6" w:sz="4"/>
-          <w:left w:val="single" w:color="FBFAF6" w:sz="4"/>
-          <w:bottom w:val="single" w:color="FBFAF6" w:sz="4"/>
-          <w:right w:val="single" w:color="FBFAF6" w:sz="4"/>
-          <w:insideH w:val="single" w:color="FBFAF6" w:sz="4"/>
-          <w:insideV w:val="single" w:color="FBFAF6" w:sz="4"/>
-        </w:tblBorders>
-      </w:tblPr>
-      <w:tblGrid>
-        <w:gridCol w:w="9600"/>
-      </w:tblGrid>
-      <w:tr>
-        <w:tc>
-          <w:tcPr>
-            <w:tcW w:type="pct" w:w="5000"/>
-            <w:shd w:fill="FBFAF6" w:val="clear"/>
-            <w:tcMar>
-              <w:top w:type="dxa" w:w="40"/>
-              <w:left w:type="dxa" w:w="100"/>
-              <w:bottom w:type="dxa" w:w="40"/>
-              <w:right w:type="dxa" w:w="100"/>
-            </w:tcMar>
-          </w:tcPr>
-          <w:p>
-            <w:pPr>
-              <w:spacing w:before="18" w:after="6"/>
-            </w:pPr>
-            <w:r>
-              <w:rPr>
-                <w:b/>
-                <w:bCs/>
-                <w:color w:val="6B7280"/>
-                <w:sz w:val="14"/>
-                <w:szCs w:val="14"/>
-              </w:rPr>
-              <w:t xml:space="preserve">word list</w:t>
-            </w:r>
-          </w:p>
-          <w:p>
-            <w:pPr>
-              <w:spacing w:before="0" w:after="18"/>
-            </w:pPr>
-            <w:r>
-              <w:rPr>
-                <w:b/>
-                <w:bCs/>
-                <w:color w:val="353A7C"/>
-                <w:sz w:val="16"/>
-                <w:szCs w:val="16"/>
-              </w:rPr>
-              <w:t xml:space="preserve">Tahini &amp; Spreads · April 2027 (whole USD)   ·   Work in process (the job is still open)</w:t>
+              <w:t xml:space="preserve">Indirect materials   ·   predetermined overhead rate   ·   Overhead applied to T-0305</w:t>
             </w:r>
           </w:p>
         </w:tc>
@@ -14830,7 +15476,7 @@
           <w:sz w:val="18"/>
           <w:szCs w:val="18"/>
         </w:rPr>
-        <w:t xml:space="preserve">April item — Category</w:t>
+        <w:t xml:space="preserve">The English this section uses, and its Arabic</w:t>
       </w:r>
     </w:p>
     <w:p>
@@ -14843,7 +15489,7 @@
           <w:sz w:val="15"/>
           <w:szCs w:val="15"/>
         </w:rPr>
-        <w:t xml:space="preserve">Every item belongs to exactly one group.</w:t>
+        <w:t xml:space="preserve">Each term sits against what it means.</w:t>
       </w:r>
     </w:p>
     <w:p>
@@ -14854,7 +15500,7 @@
       <w:r>
         <w:drawing>
           <wp:inline distT="0" distB="0" distL="0" distR="0">
-            <wp:extent cx="5734050" cy="1803200"/>
+            <wp:extent cx="5734050" cy="2912300"/>
             <wp:effectExtent t="0" r="0" b="0" l="0"/>
             <wp:docPr id="1" name="" descr="" title=""/>
             <wp:cNvGraphicFramePr>
@@ -14879,7 +15525,7 @@
                   <pic:spPr bwMode="auto">
                     <a:xfrm>
                       <a:off x="0" y="0"/>
-                      <a:ext cx="5734050" cy="1803200"/>
+                      <a:ext cx="5734050" cy="2912300"/>
                     </a:xfrm>
                     <a:prstGeom prst="rect">
                       <a:avLst/>
@@ -14947,7 +15593,7 @@
                 <w:sz w:val="16"/>
                 <w:szCs w:val="16"/>
               </w:rPr>
-              <w:t xml:space="preserve">Indirect materials   ·   predetermined overhead rate   ·   Overhead applied to T-0305</w:t>
+              <w:t xml:space="preserve">manufacturing overhead   ·   control account</w:t>
             </w:r>
           </w:p>
         </w:tc>
@@ -14966,142 +15612,6 @@
         <w:t xml:space="preserve"> </w:t>
       </w:r>
     </w:p>
-    <w:p>
-      <w:pPr>
-        <w:spacing w:before="44" w:after="10"/>
-      </w:pPr>
-      <w:r>
-        <w:rPr>
-          <w:b/>
-          <w:bCs/>
-          <w:color w:val="353A7C"/>
-          <w:sz w:val="18"/>
-          <w:szCs w:val="18"/>
-        </w:rPr>
-        <w:t xml:space="preserve">The English this section uses, and its Arabic</w:t>
-      </w:r>
-    </w:p>
-    <w:p>
-      <w:pPr>
-        <w:spacing w:before="0" w:after="12"/>
-      </w:pPr>
-      <w:r>
-        <w:rPr>
-          <w:color w:val="6B7280"/>
-          <w:sz w:val="15"/>
-          <w:szCs w:val="15"/>
-        </w:rPr>
-        <w:t xml:space="preserve">Each term sits against what it means.</w:t>
-      </w:r>
-    </w:p>
-    <w:p>
-      <w:pPr>
-        <w:spacing w:after="40" w:before="90"/>
-        <w:jc w:val="center"/>
-      </w:pPr>
-      <w:r>
-        <w:drawing>
-          <wp:inline distT="0" distB="0" distL="0" distR="0">
-            <wp:extent cx="5734050" cy="2912300"/>
-            <wp:effectExtent t="0" r="0" b="0" l="0"/>
-            <wp:docPr id="1" name="" descr="" title=""/>
-            <wp:cNvGraphicFramePr>
-              <a:graphicFrameLocks xmlns:a="http://schemas.openxmlformats.org/drawingml/2006/main" noChangeAspect="1"/>
-            </wp:cNvGraphicFramePr>
-            <a:graphic xmlns:a="http://schemas.openxmlformats.org/drawingml/2006/main">
-              <a:graphicData uri="http://schemas.openxmlformats.org/drawingml/2006/picture">
-                <pic:pic xmlns:pic="http://schemas.openxmlformats.org/drawingml/2006/picture">
-                  <pic:nvPicPr>
-                    <pic:cNvPr id="0" name="" descr=""/>
-                    <pic:cNvPicPr>
-                      <a:picLocks noChangeAspect="1" noChangeArrowheads="1"/>
-                    </pic:cNvPicPr>
-                  </pic:nvPicPr>
-                  <pic:blipFill>
-                    <a:blip r:embed="rId111" cstate="none"/>
-                    <a:srcRect/>
-                    <a:stretch>
-                      <a:fillRect/>
-                    </a:stretch>
-                  </pic:blipFill>
-                  <pic:spPr bwMode="auto">
-                    <a:xfrm>
-                      <a:off x="0" y="0"/>
-                      <a:ext cx="5734050" cy="2912300"/>
-                    </a:xfrm>
-                    <a:prstGeom prst="rect">
-                      <a:avLst/>
-                    </a:prstGeom>
-                  </pic:spPr>
-                </pic:pic>
-              </a:graphicData>
-            </a:graphic>
-          </wp:inline>
-        </w:drawing>
-      </w:r>
-    </w:p>
-    <w:tbl>
-      <w:tblPr>
-        <w:tblW w:type="pct" w:w="100%"/>
-        <w:tblLayout w:type="fixed"/>
-        <w:tblBorders>
-          <w:top w:val="single" w:color="FBFAF6" w:sz="4"/>
-          <w:left w:val="single" w:color="FBFAF6" w:sz="4"/>
-          <w:bottom w:val="single" w:color="FBFAF6" w:sz="4"/>
-          <w:right w:val="single" w:color="FBFAF6" w:sz="4"/>
-          <w:insideH w:val="single" w:color="FBFAF6" w:sz="4"/>
-          <w:insideV w:val="single" w:color="FBFAF6" w:sz="4"/>
-        </w:tblBorders>
-      </w:tblPr>
-      <w:tblGrid>
-        <w:gridCol w:w="9600"/>
-      </w:tblGrid>
-      <w:tr>
-        <w:tc>
-          <w:tcPr>
-            <w:tcW w:type="pct" w:w="5000"/>
-            <w:shd w:fill="FBFAF6" w:val="clear"/>
-            <w:tcMar>
-              <w:top w:type="dxa" w:w="40"/>
-              <w:left w:type="dxa" w:w="100"/>
-              <w:bottom w:type="dxa" w:w="40"/>
-              <w:right w:type="dxa" w:w="100"/>
-            </w:tcMar>
-          </w:tcPr>
-          <w:p>
-            <w:pPr>
-              <w:spacing w:before="18" w:after="6"/>
-            </w:pPr>
-            <w:r>
-              <w:rPr>
-                <w:b/>
-                <w:bCs/>
-                <w:color w:val="6B7280"/>
-                <w:sz w:val="14"/>
-                <w:szCs w:val="14"/>
-              </w:rPr>
-              <w:t xml:space="preserve">word list</w:t>
-            </w:r>
-          </w:p>
-          <w:p>
-            <w:pPr>
-              <w:spacing w:before="0" w:after="18"/>
-            </w:pPr>
-            <w:r>
-              <w:rPr>
-                <w:b/>
-                <w:bCs/>
-                <w:color w:val="353A7C"/>
-                <w:sz w:val="16"/>
-                <w:szCs w:val="16"/>
-              </w:rPr>
-              <w:t xml:space="preserve">applied overhead   ·   work in process   ·   control account</w:t>
-            </w:r>
-          </w:p>
-        </w:tc>
-      </w:tr>
-    </w:tbl>
-    <w:p/>
     <w:tbl>
       <w:tblPr>
         <w:tblW w:type="pct" w:w="100%"/>
@@ -15582,14 +16092,14 @@
                 <w:sz w:val="16"/>
                 <w:szCs w:val="16"/>
               </w:rPr>
-              <w:t xml:space="preserve">26  </w:t>
-            </w:r>
-            <w:r>
-              <w:rPr>
-                <w:sz w:val="16"/>
-                <w:szCs w:val="16"/>
-              </w:rPr>
-              <w:t xml:space="preserve">Manufacturing Overhead Applied</w:t>
+              <w:t xml:space="preserve">23  </w:t>
+            </w:r>
+            <w:r>
+              <w:rPr>
+                <w:sz w:val="16"/>
+                <w:szCs w:val="16"/>
+              </w:rPr>
+              <w:t xml:space="preserve">closes</w:t>
             </w:r>
           </w:p>
         </w:tc>
@@ -15650,14 +16160,14 @@
                 <w:sz w:val="16"/>
                 <w:szCs w:val="16"/>
               </w:rPr>
-              <w:t xml:space="preserve">27  </w:t>
-            </w:r>
-            <w:r>
-              <w:rPr>
-                <w:sz w:val="16"/>
-                <w:szCs w:val="16"/>
-              </w:rPr>
-              <w:t xml:space="preserve">Accounts Receivable</w:t>
+              <w:t xml:space="preserve">24  </w:t>
+            </w:r>
+            <w:r>
+              <w:rPr>
+                <w:sz w:val="16"/>
+                <w:szCs w:val="16"/>
+              </w:rPr>
+              <w:t xml:space="preserve">Finished</w:t>
             </w:r>
           </w:p>
         </w:tc>
@@ -15718,14 +16228,14 @@
                 <w:sz w:val="16"/>
                 <w:szCs w:val="16"/>
               </w:rPr>
-              <w:t xml:space="preserve">28  </w:t>
-            </w:r>
-            <w:r>
-              <w:rPr>
-                <w:sz w:val="16"/>
-                <w:szCs w:val="16"/>
-              </w:rPr>
-              <w:t xml:space="preserve">Sales Revenue</w:t>
+              <w:t xml:space="preserve">25  </w:t>
+            </w:r>
+            <w:r>
+              <w:rPr>
+                <w:sz w:val="16"/>
+                <w:szCs w:val="16"/>
+              </w:rPr>
+              <w:t xml:space="preserve">Manufacturing overhead applied (7,700 MH × $30)</w:t>
             </w:r>
           </w:p>
         </w:tc>
@@ -15786,14 +16296,14 @@
                 <w:sz w:val="16"/>
                 <w:szCs w:val="16"/>
               </w:rPr>
-              <w:t xml:space="preserve">29  </w:t>
-            </w:r>
-            <w:r>
-              <w:rPr>
-                <w:sz w:val="16"/>
-                <w:szCs w:val="16"/>
-              </w:rPr>
-              <w:t xml:space="preserve">Finished Goods Inventory</w:t>
+              <w:t xml:space="preserve">26  </w:t>
+            </w:r>
+            <w:r>
+              <w:rPr>
+                <w:sz w:val="16"/>
+                <w:szCs w:val="16"/>
+              </w:rPr>
+              <w:t xml:space="preserve">Total manufacturing costs</w:t>
             </w:r>
           </w:p>
         </w:tc>
@@ -15854,14 +16364,14 @@
                 <w:sz w:val="16"/>
                 <w:szCs w:val="16"/>
               </w:rPr>
-              <w:t xml:space="preserve">30  </w:t>
-            </w:r>
-            <w:r>
-              <w:rPr>
-                <w:sz w:val="16"/>
-                <w:szCs w:val="16"/>
-              </w:rPr>
-              <w:t xml:space="preserve">Materials</w:t>
+              <w:t xml:space="preserve">27  </w:t>
+            </w:r>
+            <w:r>
+              <w:rPr>
+                <w:sz w:val="16"/>
+                <w:szCs w:val="16"/>
+              </w:rPr>
+              <w:t xml:space="preserve">Less: ending WIP (T-0304)</w:t>
             </w:r>
           </w:p>
         </w:tc>
@@ -15896,7 +16406,7 @@
                 <w:sz w:val="16"/>
                 <w:szCs w:val="16"/>
               </w:rPr>
-              <w:t xml:space="preserve">journal</w:t>
+              <w:t xml:space="preserve">T-accounts</w:t>
             </w:r>
           </w:p>
         </w:tc>
@@ -15922,14 +16432,14 @@
                 <w:sz w:val="16"/>
                 <w:szCs w:val="16"/>
               </w:rPr>
-              <w:t xml:space="preserve">31  </w:t>
-            </w:r>
-            <w:r>
-              <w:rPr>
-                <w:sz w:val="16"/>
-                <w:szCs w:val="16"/>
-              </w:rPr>
-              <w:t xml:space="preserve">adjustment</w:t>
+              <w:t xml:space="preserve">28  </w:t>
+            </w:r>
+            <w:r>
+              <w:rPr>
+                <w:sz w:val="16"/>
+                <w:szCs w:val="16"/>
+              </w:rPr>
+              <w:t xml:space="preserve">Less: ending finished goods (T-0303)</w:t>
             </w:r>
           </w:p>
         </w:tc>
@@ -15964,7 +16474,7 @@
                 <w:sz w:val="16"/>
                 <w:szCs w:val="16"/>
               </w:rPr>
-              <w:t xml:space="preserve">T-accounts</w:t>
+              <w:t xml:space="preserve">numbers</w:t>
             </w:r>
           </w:p>
         </w:tc>
@@ -15990,14 +16500,14 @@
                 <w:sz w:val="16"/>
                 <w:szCs w:val="16"/>
               </w:rPr>
-              <w:t xml:space="preserve">32  </w:t>
-            </w:r>
-            <w:r>
-              <w:rPr>
-                <w:sz w:val="16"/>
-                <w:szCs w:val="16"/>
-              </w:rPr>
-              <w:t xml:space="preserve">Add: beginning WIP (T-0302)</w:t>
+              <w:t xml:space="preserve">29  </w:t>
+            </w:r>
+            <w:r>
+              <w:rPr>
+                <w:sz w:val="16"/>
+                <w:szCs w:val="16"/>
+              </w:rPr>
+              <w:t xml:space="preserve">Cost of goods sold (before year-end overhead adjustment)</w:t>
             </w:r>
           </w:p>
         </w:tc>
@@ -16032,7 +16542,7 @@
                 <w:sz w:val="16"/>
                 <w:szCs w:val="16"/>
               </w:rPr>
-              <w:t xml:space="preserve">numbers</w:t>
+              <w:t xml:space="preserve">division</w:t>
             </w:r>
           </w:p>
         </w:tc>
@@ -16058,14 +16568,14 @@
                 <w:sz w:val="16"/>
                 <w:szCs w:val="16"/>
               </w:rPr>
-              <w:t xml:space="preserve">33  </w:t>
-            </w:r>
-            <w:r>
-              <w:rPr>
-                <w:sz w:val="16"/>
-                <w:szCs w:val="16"/>
-              </w:rPr>
-              <w:t xml:space="preserve">Cost of goods manufactured</w:t>
+              <w:t xml:space="preserve">30  </w:t>
+            </w:r>
+            <w:r>
+              <w:rPr>
+                <w:sz w:val="16"/>
+                <w:szCs w:val="16"/>
+              </w:rPr>
+              <w:t xml:space="preserve">credits</w:t>
             </w:r>
           </w:p>
         </w:tc>
@@ -16100,7 +16610,7 @@
                 <w:sz w:val="16"/>
                 <w:szCs w:val="16"/>
               </w:rPr>
-              <w:t xml:space="preserve">division</w:t>
+              <w:t xml:space="preserve">private-label</w:t>
             </w:r>
           </w:p>
         </w:tc>
@@ -16126,14 +16636,14 @@
                 <w:sz w:val="16"/>
                 <w:szCs w:val="16"/>
               </w:rPr>
-              <w:t xml:space="preserve">34  </w:t>
-            </w:r>
-            <w:r>
-              <w:rPr>
-                <w:sz w:val="16"/>
-                <w:szCs w:val="16"/>
-              </w:rPr>
-              <w:t xml:space="preserve">Sales (T-0215 and T-0302)</w:t>
+              <w:t xml:space="preserve">31  </w:t>
+            </w:r>
+            <w:r>
+              <w:rPr>
+                <w:sz w:val="16"/>
+                <w:szCs w:val="16"/>
+              </w:rPr>
+              <w:t xml:space="preserve">materials</w:t>
             </w:r>
           </w:p>
         </w:tc>
@@ -16168,7 +16678,7 @@
                 <w:sz w:val="16"/>
                 <w:szCs w:val="16"/>
               </w:rPr>
-              <w:t xml:space="preserve">private-label</w:t>
+              <w:t xml:space="preserve">events</w:t>
             </w:r>
           </w:p>
         </w:tc>
@@ -16194,14 +16704,14 @@
                 <w:sz w:val="16"/>
                 <w:szCs w:val="16"/>
               </w:rPr>
-              <w:t xml:space="preserve">35  </w:t>
-            </w:r>
-            <w:r>
-              <w:rPr>
-                <w:sz w:val="16"/>
-                <w:szCs w:val="16"/>
-              </w:rPr>
-              <w:t xml:space="preserve">credits</w:t>
+              <w:t xml:space="preserve">32  </w:t>
+            </w:r>
+            <w:r>
+              <w:rPr>
+                <w:sz w:val="16"/>
+                <w:szCs w:val="16"/>
+              </w:rPr>
+              <w:t xml:space="preserve">process</w:t>
             </w:r>
           </w:p>
         </w:tc>
@@ -16236,7 +16746,7 @@
                 <w:sz w:val="16"/>
                 <w:szCs w:val="16"/>
               </w:rPr>
-              <w:t xml:space="preserve">department</w:t>
+              <w:t xml:space="preserve">purchased</w:t>
             </w:r>
           </w:p>
         </w:tc>
@@ -16262,14 +16772,14 @@
                 <w:sz w:val="16"/>
                 <w:szCs w:val="16"/>
               </w:rPr>
-              <w:t xml:space="preserve">36  </w:t>
-            </w:r>
-            <w:r>
-              <w:rPr>
-                <w:sz w:val="16"/>
-                <w:szCs w:val="16"/>
-              </w:rPr>
-              <w:t xml:space="preserve">materials</w:t>
+              <w:t xml:space="preserve">33  </w:t>
+            </w:r>
+            <w:r>
+              <w:rPr>
+                <w:sz w:val="16"/>
+                <w:szCs w:val="16"/>
+              </w:rPr>
+              <w:t xml:space="preserve">Work in process</w:t>
             </w:r>
           </w:p>
         </w:tc>
@@ -16304,7 +16814,7 @@
                 <w:sz w:val="16"/>
                 <w:szCs w:val="16"/>
               </w:rPr>
-              <w:t xml:space="preserve">depreciation</w:t>
+              <w:t xml:space="preserve">utilities</w:t>
             </w:r>
           </w:p>
         </w:tc>
@@ -16330,14 +16840,14 @@
                 <w:sz w:val="16"/>
                 <w:szCs w:val="16"/>
               </w:rPr>
-              <w:t xml:space="preserve">37  </w:t>
-            </w:r>
-            <w:r>
-              <w:rPr>
-                <w:sz w:val="16"/>
-                <w:szCs w:val="16"/>
-              </w:rPr>
-              <w:t xml:space="preserve">process</w:t>
+              <w:t xml:space="preserve">34  </w:t>
+            </w:r>
+            <w:r>
+              <w:rPr>
+                <w:sz w:val="16"/>
+                <w:szCs w:val="16"/>
+              </w:rPr>
+              <w:t xml:space="preserve">questions</w:t>
             </w:r>
           </w:p>
         </w:tc>
@@ -16372,7 +16882,7 @@
                 <w:sz w:val="16"/>
                 <w:szCs w:val="16"/>
               </w:rPr>
-              <w:t xml:space="preserve">indirect</w:t>
+              <w:t xml:space="preserve">predetermined</w:t>
             </w:r>
           </w:p>
         </w:tc>
@@ -16398,14 +16908,14 @@
                 <w:sz w:val="16"/>
                 <w:szCs w:val="16"/>
               </w:rPr>
-              <w:t xml:space="preserve">38  </w:t>
-            </w:r>
-            <w:r>
-              <w:rPr>
-                <w:sz w:val="16"/>
-                <w:szCs w:val="16"/>
-              </w:rPr>
-              <w:t xml:space="preserve">Work in process</w:t>
+              <w:t xml:space="preserve">35  </w:t>
+            </w:r>
+            <w:r>
+              <w:rPr>
+                <w:sz w:val="16"/>
+                <w:szCs w:val="16"/>
+              </w:rPr>
+              <w:t xml:space="preserve">balances</w:t>
             </w:r>
           </w:p>
         </w:tc>
@@ -16440,7 +16950,7 @@
                 <w:sz w:val="16"/>
                 <w:szCs w:val="16"/>
               </w:rPr>
-              <w:t xml:space="preserve">predetermined</w:t>
+              <w:t xml:space="preserve">Record</w:t>
             </w:r>
           </w:p>
         </w:tc>
@@ -16466,14 +16976,14 @@
                 <w:sz w:val="16"/>
                 <w:szCs w:val="16"/>
               </w:rPr>
-              <w:t xml:space="preserve">39  </w:t>
-            </w:r>
-            <w:r>
-              <w:rPr>
-                <w:sz w:val="16"/>
-                <w:szCs w:val="16"/>
-              </w:rPr>
-              <w:t xml:space="preserve">questions</w:t>
+              <w:t xml:space="preserve">36  </w:t>
+            </w:r>
+            <w:r>
+              <w:rPr>
+                <w:sz w:val="16"/>
+                <w:szCs w:val="16"/>
+              </w:rPr>
+              <w:t xml:space="preserve">sheets</w:t>
             </w:r>
           </w:p>
         </w:tc>
@@ -16534,14 +17044,14 @@
                 <w:sz w:val="16"/>
                 <w:szCs w:val="16"/>
               </w:rPr>
-              <w:t xml:space="preserve">40  </w:t>
-            </w:r>
-            <w:r>
-              <w:rPr>
-                <w:sz w:val="16"/>
-                <w:szCs w:val="16"/>
-              </w:rPr>
-              <w:t xml:space="preserve">manufactured</w:t>
+              <w:t xml:space="preserve">37  </w:t>
+            </w:r>
+            <w:r>
+              <w:rPr>
+                <w:sz w:val="16"/>
+                <w:szCs w:val="16"/>
+              </w:rPr>
+              <w:t xml:space="preserve">Opening WIP</w:t>
             </w:r>
           </w:p>
         </w:tc>
@@ -16602,14 +17112,14 @@
                 <w:sz w:val="16"/>
                 <w:szCs w:val="16"/>
               </w:rPr>
-              <w:t xml:space="preserve">41  </w:t>
-            </w:r>
-            <w:r>
-              <w:rPr>
-                <w:sz w:val="16"/>
-                <w:szCs w:val="16"/>
-              </w:rPr>
-              <w:t xml:space="preserve">balances</w:t>
+              <w:t xml:space="preserve">38  </w:t>
+            </w:r>
+            <w:r>
+              <w:rPr>
+                <w:sz w:val="16"/>
+                <w:szCs w:val="16"/>
+              </w:rPr>
+              <w:t xml:space="preserve">Opening finished goods</w:t>
             </w:r>
           </w:p>
         </w:tc>
@@ -16644,7 +17154,7 @@
                 <w:sz w:val="16"/>
                 <w:szCs w:val="16"/>
               </w:rPr>
-              <w:t xml:space="preserve">applied</w:t>
+              <w:t xml:space="preserve">underapplied</w:t>
             </w:r>
           </w:p>
         </w:tc>
@@ -16670,14 +17180,14 @@
                 <w:sz w:val="16"/>
                 <w:szCs w:val="16"/>
               </w:rPr>
-              <w:t xml:space="preserve">42  </w:t>
-            </w:r>
-            <w:r>
-              <w:rPr>
-                <w:sz w:val="16"/>
-                <w:szCs w:val="16"/>
-              </w:rPr>
-              <w:t xml:space="preserve">Opening WIP</w:t>
+              <w:t xml:space="preserve">39  </w:t>
+            </w:r>
+            <w:r>
+              <w:rPr>
+                <w:sz w:val="16"/>
+                <w:szCs w:val="16"/>
+              </w:rPr>
+              <w:t xml:space="preserve">Job T-0304 in April</w:t>
             </w:r>
           </w:p>
         </w:tc>
@@ -16712,7 +17222,7 @@
                 <w:sz w:val="16"/>
                 <w:szCs w:val="16"/>
               </w:rPr>
-              <w:t xml:space="preserve">opening</w:t>
+              <w:t xml:space="preserve">Accounts Payable</w:t>
             </w:r>
           </w:p>
         </w:tc>
@@ -16738,14 +17248,14 @@
                 <w:sz w:val="16"/>
                 <w:szCs w:val="16"/>
               </w:rPr>
-              <w:t xml:space="preserve">43  </w:t>
-            </w:r>
-            <w:r>
-              <w:rPr>
-                <w:sz w:val="16"/>
-                <w:szCs w:val="16"/>
-              </w:rPr>
-              <w:t xml:space="preserve">Opening finished goods</w:t>
+              <w:t xml:space="preserve">40  </w:t>
+            </w:r>
+            <w:r>
+              <w:rPr>
+                <w:sz w:val="16"/>
+                <w:szCs w:val="16"/>
+              </w:rPr>
+              <w:t xml:space="preserve">Job T-0303 sold to Barada Wholesale on account</w:t>
             </w:r>
           </w:p>
         </w:tc>
@@ -16780,7 +17290,7 @@
                 <w:sz w:val="16"/>
                 <w:szCs w:val="16"/>
               </w:rPr>
-              <w:t xml:space="preserve">manufactured</w:t>
+              <w:t xml:space="preserve">Manufacturing Overhead Control</w:t>
             </w:r>
           </w:p>
         </w:tc>
@@ -16806,14 +17316,14 @@
                 <w:sz w:val="16"/>
                 <w:szCs w:val="16"/>
               </w:rPr>
-              <w:t xml:space="preserve">44  </w:t>
-            </w:r>
-            <w:r>
-              <w:rPr>
-                <w:sz w:val="16"/>
-                <w:szCs w:val="16"/>
-              </w:rPr>
-              <w:t xml:space="preserve">Job T-0304 in April</w:t>
+              <w:t xml:space="preserve">41  </w:t>
+            </w:r>
+            <w:r>
+              <w:rPr>
+                <w:sz w:val="16"/>
+                <w:szCs w:val="16"/>
+              </w:rPr>
+              <w:t xml:space="preserve">Work in process (the job is still open)</w:t>
             </w:r>
           </w:p>
         </w:tc>
@@ -16848,7 +17358,7 @@
                 <w:sz w:val="16"/>
                 <w:szCs w:val="16"/>
               </w:rPr>
-              <w:t xml:space="preserve">Actual</w:t>
+              <w:t xml:space="preserve">Wages Payable</w:t>
             </w:r>
           </w:p>
         </w:tc>
@@ -16874,14 +17384,14 @@
                 <w:sz w:val="16"/>
                 <w:szCs w:val="16"/>
               </w:rPr>
-              <w:t xml:space="preserve">45  </w:t>
-            </w:r>
-            <w:r>
-              <w:rPr>
-                <w:sz w:val="16"/>
-                <w:szCs w:val="16"/>
-              </w:rPr>
-              <w:t xml:space="preserve">Job T-0303 sold to Barada Wholesale on account</w:t>
+              <w:t xml:space="preserve">42  </w:t>
+            </w:r>
+            <w:r>
+              <w:rPr>
+                <w:sz w:val="16"/>
+                <w:szCs w:val="16"/>
+              </w:rPr>
+              <w:t xml:space="preserve">Overhead applied to T-0305</w:t>
             </w:r>
           </w:p>
         </w:tc>
@@ -16916,7 +17426,7 @@
                 <w:sz w:val="16"/>
                 <w:szCs w:val="16"/>
               </w:rPr>
-              <w:t xml:space="preserve">credits</w:t>
+              <w:t xml:space="preserve">Accumulated Depreciation</w:t>
             </w:r>
           </w:p>
         </w:tc>
@@ -16942,14 +17452,14 @@
                 <w:sz w:val="16"/>
                 <w:szCs w:val="16"/>
               </w:rPr>
-              <w:t xml:space="preserve">46  </w:t>
-            </w:r>
-            <w:r>
-              <w:rPr>
-                <w:sz w:val="16"/>
-                <w:szCs w:val="16"/>
-              </w:rPr>
-              <w:t xml:space="preserve">Work in process (the job is still open)</w:t>
+              <w:t xml:space="preserve">43  </w:t>
+            </w:r>
+            <w:r>
+              <w:rPr>
+                <w:sz w:val="16"/>
+                <w:szCs w:val="16"/>
+              </w:rPr>
+              <w:t xml:space="preserve">Indirect materials</w:t>
             </w:r>
           </w:p>
         </w:tc>
@@ -16984,7 +17494,7 @@
                 <w:sz w:val="16"/>
                 <w:szCs w:val="16"/>
               </w:rPr>
-              <w:t xml:space="preserve">Raw Materials Inventory</w:t>
+              <w:t xml:space="preserve">Finished Goods Inventory</w:t>
             </w:r>
           </w:p>
         </w:tc>
@@ -17010,218 +17520,14 @@
                 <w:sz w:val="16"/>
                 <w:szCs w:val="16"/>
               </w:rPr>
-              <w:t xml:space="preserve">47  </w:t>
-            </w:r>
-            <w:r>
-              <w:rPr>
-                <w:sz w:val="16"/>
-                <w:szCs w:val="16"/>
-              </w:rPr>
-              <w:t xml:space="preserve">Overhead applied to T-0305</w:t>
-            </w:r>
-          </w:p>
-        </w:tc>
-      </w:tr>
-      <w:tr>
-        <w:tc>
-          <w:tcPr>
-            <w:tcW w:type="pct" w:w="2500"/>
-            <w:tcMar>
-              <w:top w:type="dxa" w:w="20"/>
-              <w:left w:type="dxa" w:w="80"/>
-              <w:bottom w:type="dxa" w:w="20"/>
-              <w:right w:type="dxa" w:w="80"/>
-            </w:tcMar>
-          </w:tcPr>
-          <w:p>
-            <w:pPr>
-              <w:spacing w:before="12" w:after="12"/>
-            </w:pPr>
-            <w:r>
-              <w:rPr>
-                <w:b/>
-                <w:bCs/>
-                <w:color w:val="8186EF"/>
-                <w:sz w:val="16"/>
-                <w:szCs w:val="16"/>
-              </w:rPr>
-              <w:t xml:space="preserve">23  </w:t>
-            </w:r>
-            <w:r>
-              <w:rPr>
-                <w:sz w:val="16"/>
-                <w:szCs w:val="16"/>
-              </w:rPr>
-              <w:t xml:space="preserve">Accounts Payable</w:t>
-            </w:r>
-          </w:p>
-        </w:tc>
-        <w:tc>
-          <w:tcPr>
-            <w:tcW w:type="pct" w:w="2500"/>
-            <w:tcMar>
-              <w:top w:type="dxa" w:w="20"/>
-              <w:left w:type="dxa" w:w="80"/>
-              <w:bottom w:type="dxa" w:w="20"/>
-              <w:right w:type="dxa" w:w="80"/>
-            </w:tcMar>
-          </w:tcPr>
-          <w:p>
-            <w:pPr>
-              <w:spacing w:before="12" w:after="12"/>
-            </w:pPr>
-            <w:r>
-              <w:rPr>
-                <w:b/>
-                <w:bCs/>
-                <w:color w:val="8186EF"/>
-                <w:sz w:val="16"/>
-                <w:szCs w:val="16"/>
-              </w:rPr>
-              <w:t xml:space="preserve">48  </w:t>
-            </w:r>
-            <w:r>
-              <w:rPr>
-                <w:sz w:val="16"/>
-                <w:szCs w:val="16"/>
-              </w:rPr>
-              <w:t xml:space="preserve">Indirect materials</w:t>
-            </w:r>
-          </w:p>
-        </w:tc>
-      </w:tr>
-      <w:tr>
-        <w:tc>
-          <w:tcPr>
-            <w:tcW w:type="pct" w:w="2500"/>
-            <w:tcMar>
-              <w:top w:type="dxa" w:w="20"/>
-              <w:left w:type="dxa" w:w="80"/>
-              <w:bottom w:type="dxa" w:w="20"/>
-              <w:right w:type="dxa" w:w="80"/>
-            </w:tcMar>
-          </w:tcPr>
-          <w:p>
-            <w:pPr>
-              <w:spacing w:before="12" w:after="12"/>
-            </w:pPr>
-            <w:r>
-              <w:rPr>
-                <w:b/>
-                <w:bCs/>
-                <w:color w:val="8186EF"/>
-                <w:sz w:val="16"/>
-                <w:szCs w:val="16"/>
-              </w:rPr>
-              <w:t xml:space="preserve">24  </w:t>
-            </w:r>
-            <w:r>
-              <w:rPr>
-                <w:sz w:val="16"/>
-                <w:szCs w:val="16"/>
-              </w:rPr>
-              <w:t xml:space="preserve">Manufacturing Overhead Control</w:t>
-            </w:r>
-          </w:p>
-        </w:tc>
-        <w:tc>
-          <w:tcPr>
-            <w:tcW w:type="pct" w:w="2500"/>
-            <w:tcMar>
-              <w:top w:type="dxa" w:w="20"/>
-              <w:left w:type="dxa" w:w="80"/>
-              <w:bottom w:type="dxa" w:w="20"/>
-              <w:right w:type="dxa" w:w="80"/>
-            </w:tcMar>
-          </w:tcPr>
-          <w:p>
-            <w:pPr>
-              <w:spacing w:before="12" w:after="12"/>
-            </w:pPr>
-            <w:r>
-              <w:rPr>
-                <w:b/>
-                <w:bCs/>
-                <w:color w:val="8186EF"/>
-                <w:sz w:val="16"/>
-                <w:szCs w:val="16"/>
-              </w:rPr>
-              <w:t xml:space="preserve">49  </w:t>
-            </w:r>
-            <w:r>
-              <w:rPr>
-                <w:sz w:val="16"/>
-                <w:szCs w:val="16"/>
-              </w:rPr>
-              <w:t xml:space="preserve">work in process</w:t>
-            </w:r>
-          </w:p>
-        </w:tc>
-      </w:tr>
-      <w:tr>
-        <w:tc>
-          <w:tcPr>
-            <w:tcW w:type="pct" w:w="2500"/>
-            <w:tcMar>
-              <w:top w:type="dxa" w:w="20"/>
-              <w:left w:type="dxa" w:w="80"/>
-              <w:bottom w:type="dxa" w:w="20"/>
-              <w:right w:type="dxa" w:w="80"/>
-            </w:tcMar>
-          </w:tcPr>
-          <w:p>
-            <w:pPr>
-              <w:spacing w:before="12" w:after="12"/>
-            </w:pPr>
-            <w:r>
-              <w:rPr>
-                <w:b/>
-                <w:bCs/>
-                <w:color w:val="8186EF"/>
-                <w:sz w:val="16"/>
-                <w:szCs w:val="16"/>
-              </w:rPr>
-              <w:t xml:space="preserve">25  </w:t>
-            </w:r>
-            <w:r>
-              <w:rPr>
-                <w:sz w:val="16"/>
-                <w:szCs w:val="16"/>
-              </w:rPr>
-              <w:t xml:space="preserve">Service Department Charges</w:t>
-            </w:r>
-          </w:p>
-        </w:tc>
-        <w:tc>
-          <w:tcPr>
-            <w:tcW w:type="pct" w:w="2500"/>
-            <w:tcMar>
-              <w:top w:type="dxa" w:w="20"/>
-              <w:left w:type="dxa" w:w="80"/>
-              <w:bottom w:type="dxa" w:w="20"/>
-              <w:right w:type="dxa" w:w="80"/>
-            </w:tcMar>
-          </w:tcPr>
-          <w:p>
-            <w:pPr>
-              <w:spacing w:before="12" w:after="12"/>
-            </w:pPr>
-            <w:r>
-              <w:rPr>
-                <w:b/>
-                <w:bCs/>
-                <w:color w:val="8186EF"/>
-                <w:sz w:val="16"/>
-                <w:szCs w:val="16"/>
-              </w:rPr>
-              <w:t xml:space="preserve">50  </w:t>
-            </w:r>
-            <w:r>
-              <w:rPr>
-                <w:sz w:val="16"/>
-                <w:szCs w:val="16"/>
-              </w:rPr>
-              <w:t xml:space="preserve">applied overhead</w:t>
+              <w:t xml:space="preserve">44  </w:t>
+            </w:r>
+            <w:r>
+              <w:rPr>
+                <w:sz w:val="16"/>
+                <w:szCs w:val="16"/>
+              </w:rPr>
+              <w:t xml:space="preserve">control account</w:t>
             </w:r>
           </w:p>
         </w:tc>
@@ -17826,7 +18132,7 @@
               <w:sz w:val="16"/>
               <w:szCs w:val="16"/>
             </w:rPr>
-            <w:t xml:space="preserve"> of 5</w:t>
+            <w:t xml:space="preserve"> of 6</w:t>
           </w:r>
         </w:p>
       </w:tc>
